--- a/public/resumes/word/HenriqueMascarin_DesenvolvedorMobile.docx
+++ b/public/resumes/word/HenriqueMascarin_DesenvolvedorMobile.docx
@@ -785,6 +785,8 @@
     <w:p>
       <w:pPr>
         <w:pStyle w:val="Normal"/>
+        <w:suppressLineNumbers w:val="0"/>
+        <w:bidi w:val="0"/>
         <w:spacing w:before="80" w:beforeAutospacing="off" w:after="0" w:afterAutospacing="off" w:line="276" w:lineRule="auto"/>
         <w:ind w:left="-822" w:right="-844"/>
         <w:jc w:val="both"/>
@@ -832,16 +834,6 @@
           <w:szCs w:val="22"/>
           <w:lang w:val="pt-BR"/>
         </w:rPr>
-        <w:t xml:space="preserve"> Pleno,</w:t>
-      </w:r>
-      <w:r>
-        <w:rPr>
-          <w:rFonts w:ascii="Arial" w:hAnsi="Arial" w:eastAsia="Arial" w:cs="Arial"/>
-          <w:noProof w:val="0"/>
-          <w:sz w:val="22"/>
-          <w:szCs w:val="22"/>
-          <w:lang w:val="pt-BR"/>
-        </w:rPr>
         <w:t xml:space="preserve"> </w:t>
       </w:r>
       <w:r>
@@ -852,6 +844,76 @@
           <w:szCs w:val="22"/>
           <w:lang w:val="pt-BR"/>
         </w:rPr>
+        <w:t>Pleno</w:t>
+      </w:r>
+      <w:r>
+        <w:rPr>
+          <w:rFonts w:ascii="Arial" w:hAnsi="Arial" w:eastAsia="Arial" w:cs="Arial"/>
+          <w:noProof w:val="0"/>
+          <w:sz w:val="22"/>
+          <w:szCs w:val="22"/>
+          <w:lang w:val="pt-BR"/>
+        </w:rPr>
+        <w:t xml:space="preserve"> (</w:t>
+      </w:r>
+      <w:r>
+        <w:rPr>
+          <w:rFonts w:ascii="Arial" w:hAnsi="Arial" w:eastAsia="Arial" w:cs="Arial"/>
+          <w:noProof w:val="0"/>
+          <w:sz w:val="22"/>
+          <w:szCs w:val="22"/>
+          <w:lang w:val="pt-BR"/>
+        </w:rPr>
+        <w:t>f</w:t>
+      </w:r>
+      <w:r>
+        <w:rPr>
+          <w:rFonts w:ascii="Arial" w:hAnsi="Arial" w:eastAsia="Arial" w:cs="Arial"/>
+          <w:noProof w:val="0"/>
+          <w:sz w:val="22"/>
+          <w:szCs w:val="22"/>
+          <w:lang w:val="pt-BR"/>
+        </w:rPr>
+        <w:t>oco em</w:t>
+      </w:r>
+      <w:r>
+        <w:rPr>
+          <w:rFonts w:ascii="Arial" w:hAnsi="Arial" w:eastAsia="Arial" w:cs="Arial"/>
+          <w:noProof w:val="0"/>
+          <w:sz w:val="22"/>
+          <w:szCs w:val="22"/>
+          <w:lang w:val="pt-BR"/>
+        </w:rPr>
+        <w:t xml:space="preserve"> mobile)</w:t>
+      </w:r>
+      <w:r>
+        <w:rPr>
+          <w:rFonts w:ascii="Arial" w:hAnsi="Arial" w:eastAsia="Arial" w:cs="Arial"/>
+          <w:noProof w:val="0"/>
+          <w:sz w:val="22"/>
+          <w:szCs w:val="22"/>
+          <w:lang w:val="pt-BR"/>
+        </w:rPr>
+        <w:t>,</w:t>
+      </w:r>
+      <w:r>
+        <w:rPr>
+          <w:rFonts w:ascii="Arial" w:hAnsi="Arial" w:eastAsia="Arial" w:cs="Arial"/>
+          <w:noProof w:val="0"/>
+          <w:sz w:val="22"/>
+          <w:szCs w:val="22"/>
+          <w:lang w:val="pt-BR"/>
+        </w:rPr>
+        <w:t xml:space="preserve"> </w:t>
+      </w:r>
+      <w:r>
+        <w:rPr>
+          <w:rFonts w:ascii="Arial" w:hAnsi="Arial" w:eastAsia="Arial" w:cs="Arial"/>
+          <w:noProof w:val="0"/>
+          <w:sz w:val="22"/>
+          <w:szCs w:val="22"/>
+          <w:lang w:val="pt-BR"/>
+        </w:rPr>
         <w:t>especializado em</w:t>
       </w:r>
       <w:r>
@@ -912,6 +974,16 @@
           <w:szCs w:val="22"/>
           <w:lang w:val="pt-BR"/>
         </w:rPr>
+        <w:t xml:space="preserve"> Expo,</w:t>
+      </w:r>
+      <w:r>
+        <w:rPr>
+          <w:rFonts w:ascii="Arial" w:hAnsi="Arial" w:eastAsia="Arial" w:cs="Arial"/>
+          <w:noProof w:val="0"/>
+          <w:sz w:val="22"/>
+          <w:szCs w:val="22"/>
+          <w:lang w:val="pt-BR"/>
+        </w:rPr>
         <w:t xml:space="preserve"> </w:t>
       </w:r>
       <w:r>
@@ -942,17 +1014,47 @@
           <w:szCs w:val="22"/>
           <w:lang w:val="pt-BR"/>
         </w:rPr>
-        <w:t xml:space="preserve"> e</w:t>
-      </w:r>
-      <w:r>
-        <w:rPr>
-          <w:rFonts w:ascii="Arial" w:hAnsi="Arial" w:eastAsia="Arial" w:cs="Arial"/>
-          <w:noProof w:val="0"/>
-          <w:sz w:val="22"/>
-          <w:szCs w:val="22"/>
-          <w:lang w:val="pt-BR"/>
-        </w:rPr>
-        <w:t xml:space="preserve"> Vue.js. </w:t>
+        <w:t>,</w:t>
+      </w:r>
+      <w:r>
+        <w:rPr>
+          <w:rFonts w:ascii="Arial" w:hAnsi="Arial" w:eastAsia="Arial" w:cs="Arial"/>
+          <w:noProof w:val="0"/>
+          <w:sz w:val="22"/>
+          <w:szCs w:val="22"/>
+          <w:lang w:val="pt-BR"/>
+        </w:rPr>
+        <w:t xml:space="preserve"> Vue.js</w:t>
+      </w:r>
+      <w:r>
+        <w:rPr>
+          <w:rFonts w:ascii="Arial" w:hAnsi="Arial" w:eastAsia="Arial" w:cs="Arial"/>
+          <w:noProof w:val="0"/>
+          <w:sz w:val="22"/>
+          <w:szCs w:val="22"/>
+          <w:lang w:val="pt-BR"/>
+        </w:rPr>
+        <w:t xml:space="preserve"> e </w:t>
+      </w:r>
+      <w:r>
+        <w:rPr>
+          <w:rFonts w:ascii="Arial" w:hAnsi="Arial" w:eastAsia="Arial" w:cs="Arial"/>
+          <w:noProof w:val="0"/>
+          <w:sz w:val="22"/>
+          <w:szCs w:val="22"/>
+          <w:lang w:val="pt-BR"/>
+        </w:rPr>
+        <w:t>Figma</w:t>
+      </w:r>
+      <w:r>
+        <w:rPr>
+          <w:rFonts w:ascii="Arial" w:hAnsi="Arial" w:eastAsia="Arial" w:cs="Arial"/>
+          <w:noProof w:val="0"/>
+          <w:sz w:val="22"/>
+          <w:szCs w:val="22"/>
+          <w:lang w:val="pt-BR"/>
+        </w:rPr>
+        <w:t xml:space="preserve">. </w:t>
       </w:r>
       <w:r>
         <w:rPr>
@@ -1156,7 +1258,7 @@
         <w:pStyle w:val="Heading2"/>
         <w:keepNext w:val="0"/>
         <w:keepLines w:val="0"/>
-        <w:spacing w:before="80" w:beforeAutospacing="off" w:after="0" w:afterAutospacing="off" w:line="276" w:lineRule="auto"/>
+        <w:spacing w:before="80" w:beforeAutospacing="off"/>
         <w:ind w:left="-822" w:right="-567"/>
         <w:rPr>
           <w:rFonts w:ascii="Arial" w:hAnsi="Arial" w:eastAsia="Arial" w:cs="Arial"/>
@@ -1164,31 +1266,13 @@
           <w:bCs w:val="0"/>
           <w:i w:val="1"/>
           <w:iCs w:val="1"/>
-          <w:strike w:val="0"/>
-          <w:dstrike w:val="0"/>
-          <w:noProof w:val="0"/>
-          <w:color w:val="000000" w:themeColor="text1" w:themeTint="FF" w:themeShade="FF"/>
-          <w:sz w:val="20"/>
-          <w:szCs w:val="20"/>
-          <w:u w:val="none"/>
-          <w:lang w:val="pt-BR"/>
-        </w:rPr>
-      </w:pPr>
-      <w:r>
-        <w:rPr>
-          <w:rFonts w:ascii="Arial" w:hAnsi="Arial" w:eastAsia="Arial" w:cs="Arial"/>
-          <w:b w:val="1"/>
-          <w:bCs w:val="1"/>
-          <w:i w:val="0"/>
-          <w:iCs w:val="0"/>
           <w:noProof w:val="0"/>
           <w:color w:val="000000" w:themeColor="text1" w:themeTint="FF" w:themeShade="FF"/>
           <w:sz w:val="24"/>
           <w:szCs w:val="24"/>
           <w:lang w:val="pt-BR"/>
         </w:rPr>
-        <w:t>SGBr</w:t>
-      </w:r>
+      </w:pPr>
       <w:r>
         <w:rPr>
           <w:rFonts w:ascii="Arial" w:hAnsi="Arial" w:eastAsia="Arial" w:cs="Arial"/>
@@ -1202,14 +1286,7 @@
           <w:szCs w:val="24"/>
           <w:lang w:val="pt-BR"/>
         </w:rPr>
-        <w:t>® Sistemas</w:t>
-      </w:r>
-      <w:r>
-        <w:rPr>
-          <w:noProof w:val="0"/>
-          <w:lang w:val="pt-BR"/>
-        </w:rPr>
-        <w:t xml:space="preserve"> </w:t>
+        <w:t xml:space="preserve">Henrique </w:t>
       </w:r>
       <w:r>
         <w:rPr>
@@ -1224,19 +1301,16 @@
           <w:szCs w:val="24"/>
           <w:lang w:val="pt-BR"/>
         </w:rPr>
-        <w:t>–</w:t>
-      </w:r>
-      <w:r>
-        <w:rPr>
-          <w:rFonts w:ascii="Arial" w:hAnsi="Arial" w:eastAsia="Arial" w:cs="Arial"/>
-          <w:b w:val="1"/>
-          <w:bCs w:val="1"/>
-          <w:i w:val="0"/>
-          <w:iCs w:val="0"/>
-          <w:noProof w:val="0"/>
-          <w:color w:val="000000" w:themeColor="text1" w:themeTint="FF" w:themeShade="FF"/>
-          <w:sz w:val="26"/>
-          <w:szCs w:val="26"/>
+        <w:t>Mascarin</w:t>
+      </w:r>
+      <w:r>
+        <w:rPr>
+          <w:rFonts w:ascii="Arial" w:hAnsi="Arial" w:eastAsia="Arial" w:cs="Arial"/>
+          <w:b w:val="1"/>
+          <w:bCs w:val="1"/>
+          <w:i w:val="0"/>
+          <w:iCs w:val="0"/>
+          <w:noProof w:val="0"/>
           <w:lang w:val="pt-BR"/>
         </w:rPr>
         <w:t xml:space="preserve"> </w:t>
@@ -1254,7 +1328,7 @@
           <w:szCs w:val="24"/>
           <w:lang w:val="pt-BR"/>
         </w:rPr>
-        <w:t>Desenvolvedor Front-</w:t>
+        <w:t>–</w:t>
       </w:r>
       <w:r>
         <w:rPr>
@@ -1264,12 +1338,24 @@
           <w:i w:val="1"/>
           <w:iCs w:val="1"/>
           <w:noProof w:val="0"/>
+          <w:lang w:val="pt-BR"/>
+        </w:rPr>
+        <w:t xml:space="preserve"> </w:t>
+      </w:r>
+      <w:r>
+        <w:rPr>
+          <w:rFonts w:ascii="Arial" w:hAnsi="Arial" w:eastAsia="Arial" w:cs="Arial"/>
+          <w:b w:val="1"/>
+          <w:bCs w:val="1"/>
+          <w:i w:val="1"/>
+          <w:iCs w:val="1"/>
+          <w:noProof w:val="0"/>
           <w:color w:val="000000" w:themeColor="text1" w:themeTint="FF" w:themeShade="FF"/>
           <w:sz w:val="24"/>
           <w:szCs w:val="24"/>
           <w:lang w:val="pt-BR"/>
         </w:rPr>
-        <w:t>end</w:t>
+        <w:t>Fundador e Desenvolvedor Mobile</w:t>
       </w:r>
       <w:r>
         <w:rPr>
@@ -1280,18 +1366,32 @@
           <w:iCs w:val="1"/>
           <w:noProof w:val="0"/>
           <w:color w:val="000000" w:themeColor="text1" w:themeTint="FF" w:themeShade="FF"/>
-          <w:sz w:val="26"/>
-          <w:szCs w:val="26"/>
-          <w:lang w:val="pt-BR"/>
-        </w:rPr>
-        <w:t xml:space="preserve"> </w:t>
-      </w:r>
-      <w:r>
-        <w:rPr>
-          <w:rFonts w:ascii="Arial" w:hAnsi="Arial" w:eastAsia="Arial" w:cs="Arial"/>
+          <w:sz w:val="24"/>
+          <w:szCs w:val="24"/>
+          <w:lang w:val="pt-BR"/>
+        </w:rPr>
+        <w:t xml:space="preserve"> Pleno</w:t>
+      </w:r>
+      <w:r>
+        <w:rPr>
+          <w:rFonts w:ascii="Arial" w:hAnsi="Arial" w:eastAsia="Arial" w:cs="Arial"/>
+          <w:b w:val="1"/>
+          <w:bCs w:val="1"/>
           <w:i w:val="1"/>
           <w:iCs w:val="1"/>
           <w:noProof w:val="0"/>
+          <w:lang w:val="pt-BR"/>
+        </w:rPr>
+        <w:t xml:space="preserve"> </w:t>
+      </w:r>
+      <w:r>
+        <w:rPr>
+          <w:rFonts w:ascii="Arial" w:hAnsi="Arial" w:eastAsia="Arial" w:cs="Arial"/>
+          <w:b w:val="0"/>
+          <w:bCs w:val="0"/>
+          <w:i w:val="1"/>
+          <w:iCs w:val="1"/>
+          <w:noProof w:val="0"/>
           <w:color w:val="000000" w:themeColor="text1" w:themeTint="FF" w:themeShade="FF"/>
           <w:sz w:val="24"/>
           <w:szCs w:val="24"/>
@@ -1302,6 +1402,8 @@
       <w:r>
         <w:rPr>
           <w:rFonts w:ascii="Arial" w:hAnsi="Arial" w:eastAsia="Arial" w:cs="Arial"/>
+          <w:b w:val="0"/>
+          <w:bCs w:val="0"/>
           <w:i w:val="1"/>
           <w:iCs w:val="1"/>
           <w:noProof w:val="0"/>
@@ -1310,11 +1412,13 @@
           <w:szCs w:val="24"/>
           <w:lang w:val="pt-BR"/>
         </w:rPr>
-        <w:t>julho</w:t>
-      </w:r>
-      <w:r>
-        <w:rPr>
-          <w:rFonts w:ascii="Arial" w:hAnsi="Arial" w:eastAsia="Arial" w:cs="Arial"/>
+        <w:t>abril/2023</w:t>
+      </w:r>
+      <w:r>
+        <w:rPr>
+          <w:rFonts w:ascii="Arial" w:hAnsi="Arial" w:eastAsia="Arial" w:cs="Arial"/>
+          <w:b w:val="0"/>
+          <w:bCs w:val="0"/>
           <w:i w:val="1"/>
           <w:iCs w:val="1"/>
           <w:noProof w:val="0"/>
@@ -1323,11 +1427,13 @@
           <w:szCs w:val="24"/>
           <w:lang w:val="pt-BR"/>
         </w:rPr>
-        <w:t>/202</w:t>
-      </w:r>
-      <w:r>
-        <w:rPr>
-          <w:rFonts w:ascii="Arial" w:hAnsi="Arial" w:eastAsia="Arial" w:cs="Arial"/>
+        <w:t xml:space="preserve"> - </w:t>
+      </w:r>
+      <w:r>
+        <w:rPr>
+          <w:rFonts w:ascii="Arial" w:hAnsi="Arial" w:eastAsia="Arial" w:cs="Arial"/>
+          <w:b w:val="0"/>
+          <w:bCs w:val="0"/>
           <w:i w:val="1"/>
           <w:iCs w:val="1"/>
           <w:noProof w:val="0"/>
@@ -1336,2245 +1442,15 @@
           <w:szCs w:val="24"/>
           <w:lang w:val="pt-BR"/>
         </w:rPr>
-        <w:t>3</w:t>
-      </w:r>
-      <w:r>
-        <w:rPr>
-          <w:rFonts w:ascii="Arial" w:hAnsi="Arial" w:eastAsia="Arial" w:cs="Arial"/>
+        <w:t>presente</w:t>
+      </w:r>
+      <w:r>
+        <w:rPr>
+          <w:rFonts w:ascii="Arial" w:hAnsi="Arial" w:eastAsia="Arial" w:cs="Arial"/>
+          <w:b w:val="0"/>
+          <w:bCs w:val="0"/>
           <w:i w:val="1"/>
           <w:iCs w:val="1"/>
-          <w:noProof w:val="0"/>
-          <w:color w:val="000000" w:themeColor="text1" w:themeTint="FF" w:themeShade="FF"/>
-          <w:sz w:val="24"/>
-          <w:szCs w:val="24"/>
-          <w:lang w:val="pt-BR"/>
-        </w:rPr>
-        <w:t xml:space="preserve"> - </w:t>
-      </w:r>
-      <w:r>
-        <w:rPr>
-          <w:rFonts w:ascii="Arial" w:hAnsi="Arial" w:eastAsia="Arial" w:cs="Arial"/>
-          <w:i w:val="1"/>
-          <w:iCs w:val="1"/>
-          <w:noProof w:val="0"/>
-          <w:color w:val="000000" w:themeColor="text1" w:themeTint="FF" w:themeShade="FF"/>
-          <w:sz w:val="24"/>
-          <w:szCs w:val="24"/>
-          <w:lang w:val="pt-BR"/>
-        </w:rPr>
-        <w:t>p</w:t>
-      </w:r>
-      <w:r>
-        <w:rPr>
-          <w:rFonts w:ascii="Arial" w:hAnsi="Arial" w:eastAsia="Arial" w:cs="Arial"/>
-          <w:i w:val="1"/>
-          <w:iCs w:val="1"/>
-          <w:noProof w:val="0"/>
-          <w:color w:val="000000" w:themeColor="text1" w:themeTint="FF" w:themeShade="FF"/>
-          <w:sz w:val="24"/>
-          <w:szCs w:val="24"/>
-          <w:lang w:val="pt-BR"/>
-        </w:rPr>
-        <w:t>resente</w:t>
-      </w:r>
-      <w:r>
-        <w:rPr>
-          <w:rFonts w:ascii="Arial" w:hAnsi="Arial" w:eastAsia="Arial" w:cs="Arial"/>
-          <w:i w:val="1"/>
-          <w:iCs w:val="1"/>
-          <w:noProof w:val="0"/>
-          <w:color w:val="000000" w:themeColor="text1" w:themeTint="FF" w:themeShade="FF"/>
-          <w:sz w:val="24"/>
-          <w:szCs w:val="24"/>
-          <w:lang w:val="pt-BR"/>
-        </w:rPr>
-        <w:t>)</w:t>
-      </w:r>
-    </w:p>
-    <w:p>
-      <w:pPr>
-        <w:keepNext w:val="0"/>
-        <w:keepLines w:val="0"/>
-        <w:spacing w:before="80" w:beforeAutospacing="off" w:after="0" w:afterAutospacing="off" w:line="276" w:lineRule="auto"/>
-        <w:ind w:left="-822" w:right="-844"/>
-        <w:jc w:val="both"/>
-        <w:rPr>
-          <w:rFonts w:ascii="Arial" w:hAnsi="Arial" w:eastAsia="Arial" w:cs="Arial"/>
-          <w:noProof w:val="0"/>
-          <w:sz w:val="22"/>
-          <w:szCs w:val="22"/>
-          <w:lang w:val="pt-BR"/>
-        </w:rPr>
-      </w:pPr>
-      <w:r>
-        <w:rPr>
-          <w:rFonts w:ascii="Arial" w:hAnsi="Arial" w:eastAsia="Arial" w:cs="Arial"/>
-          <w:noProof w:val="0"/>
-          <w:sz w:val="22"/>
-          <w:szCs w:val="22"/>
-          <w:lang w:val="pt-BR"/>
-        </w:rPr>
-        <w:t>Atuo no desenvolvimento do sistema SG Master Web, plataforma de gestão empresarial com milhares de clientes ativos.</w:t>
-      </w:r>
-    </w:p>
-    <w:p>
-      <w:pPr>
-        <w:pStyle w:val="Normal"/>
-        <w:keepNext w:val="0"/>
-        <w:keepLines w:val="0"/>
-        <w:spacing w:before="80" w:beforeAutospacing="off" w:after="0" w:afterAutospacing="off" w:line="276" w:lineRule="auto"/>
-        <w:ind w:left="-822" w:right="-844"/>
-        <w:jc w:val="both"/>
-        <w:rPr>
-          <w:rFonts w:ascii="Arial" w:hAnsi="Arial" w:eastAsia="Arial" w:cs="Arial"/>
-          <w:noProof w:val="0"/>
-          <w:sz w:val="21"/>
-          <w:szCs w:val="21"/>
-          <w:lang w:val="pt-BR"/>
-        </w:rPr>
-      </w:pPr>
-      <w:r>
-        <w:rPr>
-          <w:rFonts w:ascii="Arial" w:hAnsi="Arial" w:eastAsia="Arial" w:cs="Arial"/>
-          <w:b w:val="0"/>
-          <w:bCs w:val="0"/>
-          <w:i w:val="0"/>
-          <w:iCs w:val="0"/>
-          <w:strike w:val="0"/>
-          <w:dstrike w:val="0"/>
-          <w:noProof w:val="0"/>
-          <w:color w:val="000000" w:themeColor="text1" w:themeTint="FF" w:themeShade="FF"/>
-          <w:sz w:val="21"/>
-          <w:szCs w:val="21"/>
-          <w:u w:val="none"/>
-          <w:lang w:val="pt-BR"/>
-        </w:rPr>
-        <w:t xml:space="preserve">• </w:t>
-      </w:r>
-      <w:r>
-        <w:rPr>
-          <w:rFonts w:ascii="Arial" w:hAnsi="Arial" w:eastAsia="Arial" w:cs="Arial"/>
-          <w:b w:val="0"/>
-          <w:bCs w:val="0"/>
-          <w:i w:val="0"/>
-          <w:iCs w:val="0"/>
-          <w:strike w:val="0"/>
-          <w:dstrike w:val="0"/>
-          <w:noProof w:val="0"/>
-          <w:color w:val="000000" w:themeColor="text1" w:themeTint="FF" w:themeShade="FF"/>
-          <w:sz w:val="21"/>
-          <w:szCs w:val="21"/>
-          <w:u w:val="none"/>
-          <w:lang w:val="pt-BR"/>
-        </w:rPr>
-        <w:t>Otimizei o gerenciamento de usuários em 100</w:t>
-      </w:r>
-      <w:r>
-        <w:rPr>
-          <w:rFonts w:ascii="Arial" w:hAnsi="Arial" w:eastAsia="Arial" w:cs="Arial"/>
-          <w:b w:val="0"/>
-          <w:bCs w:val="0"/>
-          <w:i w:val="0"/>
-          <w:iCs w:val="0"/>
-          <w:strike w:val="0"/>
-          <w:dstrike w:val="0"/>
-          <w:noProof w:val="0"/>
-          <w:color w:val="000000" w:themeColor="text1" w:themeTint="FF" w:themeShade="FF"/>
-          <w:sz w:val="21"/>
-          <w:szCs w:val="21"/>
-          <w:u w:val="none"/>
-          <w:lang w:val="pt-BR"/>
-        </w:rPr>
-        <w:t>%</w:t>
-      </w:r>
-      <w:r>
-        <w:rPr>
-          <w:rFonts w:ascii="Arial" w:hAnsi="Arial" w:eastAsia="Arial" w:cs="Arial"/>
-          <w:b w:val="0"/>
-          <w:bCs w:val="0"/>
-          <w:i w:val="0"/>
-          <w:iCs w:val="0"/>
-          <w:strike w:val="0"/>
-          <w:dstrike w:val="0"/>
-          <w:noProof w:val="0"/>
-          <w:color w:val="000000" w:themeColor="text1" w:themeTint="FF" w:themeShade="FF"/>
-          <w:sz w:val="21"/>
-          <w:szCs w:val="21"/>
-          <w:u w:val="none"/>
-          <w:lang w:val="pt-BR"/>
-        </w:rPr>
-        <w:t xml:space="preserve"> do sistema</w:t>
-      </w:r>
-      <w:r>
-        <w:rPr>
-          <w:rFonts w:ascii="Arial" w:hAnsi="Arial" w:eastAsia="Arial" w:cs="Arial"/>
-          <w:b w:val="0"/>
-          <w:bCs w:val="0"/>
-          <w:i w:val="0"/>
-          <w:iCs w:val="0"/>
-          <w:strike w:val="0"/>
-          <w:dstrike w:val="0"/>
-          <w:noProof w:val="0"/>
-          <w:color w:val="000000" w:themeColor="text1" w:themeTint="FF" w:themeShade="FF"/>
-          <w:sz w:val="21"/>
-          <w:szCs w:val="21"/>
-          <w:u w:val="none"/>
-          <w:lang w:val="pt-BR"/>
-        </w:rPr>
-        <w:t>, implement</w:t>
-      </w:r>
-      <w:r>
-        <w:rPr>
-          <w:rFonts w:ascii="Arial" w:hAnsi="Arial" w:eastAsia="Arial" w:cs="Arial"/>
-          <w:b w:val="0"/>
-          <w:bCs w:val="0"/>
-          <w:i w:val="0"/>
-          <w:iCs w:val="0"/>
-          <w:strike w:val="0"/>
-          <w:dstrike w:val="0"/>
-          <w:noProof w:val="0"/>
-          <w:color w:val="000000" w:themeColor="text1" w:themeTint="FF" w:themeShade="FF"/>
-          <w:sz w:val="21"/>
-          <w:szCs w:val="21"/>
-          <w:u w:val="none"/>
-          <w:lang w:val="pt-BR"/>
-        </w:rPr>
-        <w:t xml:space="preserve">ando controle de permissões por tabela, o que viabilizou atribuições específicas por função e eliminou riscos de acesso indevido. </w:t>
-      </w:r>
-      <w:r>
-        <w:rPr>
-          <w:rFonts w:ascii="Arial" w:hAnsi="Arial" w:eastAsia="Arial" w:cs="Arial"/>
-          <w:b w:val="0"/>
-          <w:bCs w:val="0"/>
-          <w:i w:val="0"/>
-          <w:iCs w:val="0"/>
-          <w:strike w:val="0"/>
-          <w:dstrike w:val="0"/>
-          <w:noProof w:val="0"/>
-          <w:color w:val="000000" w:themeColor="text1" w:themeTint="FF" w:themeShade="FF"/>
-          <w:sz w:val="21"/>
-          <w:szCs w:val="21"/>
-          <w:u w:val="none"/>
-          <w:lang w:val="pt-BR"/>
-        </w:rPr>
-        <w:t>Exemplo: um usuário pode ter permissão para cadastrar uma venda, enquanto outro não.</w:t>
-      </w:r>
-    </w:p>
-    <w:p>
-      <w:pPr>
-        <w:pStyle w:val="Normal"/>
-        <w:keepNext w:val="0"/>
-        <w:keepLines w:val="0"/>
-        <w:spacing w:before="80" w:beforeAutospacing="off" w:after="0" w:afterAutospacing="off" w:line="276" w:lineRule="auto"/>
-        <w:ind w:left="-822" w:right="-844"/>
-        <w:jc w:val="both"/>
-        <w:rPr>
-          <w:rFonts w:ascii="Arial" w:hAnsi="Arial" w:eastAsia="Arial" w:cs="Arial"/>
-          <w:b w:val="0"/>
-          <w:bCs w:val="0"/>
-          <w:i w:val="0"/>
-          <w:iCs w:val="0"/>
-          <w:strike w:val="0"/>
-          <w:dstrike w:val="0"/>
-          <w:noProof w:val="0"/>
-          <w:color w:val="000000" w:themeColor="text1" w:themeTint="FF" w:themeShade="FF"/>
-          <w:sz w:val="21"/>
-          <w:szCs w:val="21"/>
-          <w:u w:val="none"/>
-          <w:lang w:val="pt-BR"/>
-        </w:rPr>
-      </w:pPr>
-      <w:r>
-        <w:rPr>
-          <w:rFonts w:ascii="Arial" w:hAnsi="Arial" w:eastAsia="Arial" w:cs="Arial"/>
-          <w:b w:val="0"/>
-          <w:bCs w:val="0"/>
-          <w:i w:val="0"/>
-          <w:iCs w:val="0"/>
-          <w:strike w:val="0"/>
-          <w:dstrike w:val="0"/>
-          <w:noProof w:val="0"/>
-          <w:color w:val="000000" w:themeColor="text1" w:themeTint="FF" w:themeShade="FF"/>
-          <w:sz w:val="21"/>
-          <w:szCs w:val="21"/>
-          <w:u w:val="none"/>
-          <w:lang w:val="pt-BR"/>
-        </w:rPr>
-        <w:t xml:space="preserve">•  </w:t>
-      </w:r>
-      <w:r>
-        <w:rPr>
-          <w:rFonts w:ascii="Arial" w:hAnsi="Arial" w:eastAsia="Arial" w:cs="Arial"/>
-          <w:b w:val="0"/>
-          <w:bCs w:val="0"/>
-          <w:i w:val="0"/>
-          <w:iCs w:val="0"/>
-          <w:strike w:val="0"/>
-          <w:dstrike w:val="0"/>
-          <w:noProof w:val="0"/>
-          <w:color w:val="000000" w:themeColor="text1" w:themeTint="FF" w:themeShade="FF"/>
-          <w:sz w:val="21"/>
-          <w:szCs w:val="21"/>
-          <w:u w:val="none"/>
-          <w:lang w:val="pt-BR"/>
-        </w:rPr>
-        <w:t>Facilitei a configuração das credenciadoras em 100%, com o gerenciamento de taxas nas bandeiras das credenciadoras. Em seguida, refatorei o fluxo de vendas para escolher essas credenciadoras e, após pagar a venda, as parcelas são registradas no financeiro da página de conciliação de cartão, sendo assim, podendo cancelar, conciliar e visualizar a parcela.</w:t>
-      </w:r>
-    </w:p>
-    <w:p>
-      <w:pPr>
-        <w:pStyle w:val="Normal"/>
-        <w:keepNext w:val="0"/>
-        <w:keepLines w:val="0"/>
-        <w:spacing w:before="80" w:beforeAutospacing="off" w:after="0" w:afterAutospacing="off" w:line="276" w:lineRule="auto"/>
-        <w:ind w:left="-822" w:right="-844"/>
-        <w:jc w:val="both"/>
-        <w:rPr>
-          <w:rFonts w:ascii="Arial" w:hAnsi="Arial" w:eastAsia="Arial" w:cs="Arial"/>
-          <w:b w:val="0"/>
-          <w:bCs w:val="0"/>
-          <w:i w:val="0"/>
-          <w:iCs w:val="0"/>
-          <w:strike w:val="0"/>
-          <w:dstrike w:val="0"/>
-          <w:noProof w:val="0"/>
-          <w:color w:val="000000" w:themeColor="text1" w:themeTint="FF" w:themeShade="FF"/>
-          <w:sz w:val="21"/>
-          <w:szCs w:val="21"/>
-          <w:u w:val="none"/>
-          <w:lang w:val="pt-BR"/>
-        </w:rPr>
-      </w:pPr>
-      <w:r>
-        <w:rPr>
-          <w:rFonts w:ascii="Arial" w:hAnsi="Arial" w:eastAsia="Arial" w:cs="Arial"/>
-          <w:b w:val="0"/>
-          <w:bCs w:val="0"/>
-          <w:i w:val="0"/>
-          <w:iCs w:val="0"/>
-          <w:strike w:val="0"/>
-          <w:dstrike w:val="0"/>
-          <w:noProof w:val="0"/>
-          <w:color w:val="000000" w:themeColor="text1" w:themeTint="FF" w:themeShade="FF"/>
-          <w:sz w:val="21"/>
-          <w:szCs w:val="21"/>
-          <w:u w:val="none"/>
-          <w:lang w:val="pt-BR"/>
-        </w:rPr>
-        <w:t>•</w:t>
-      </w:r>
-      <w:r>
-        <w:rPr>
-          <w:rFonts w:ascii="Arial" w:hAnsi="Arial" w:eastAsia="Arial" w:cs="Arial"/>
-          <w:b w:val="0"/>
-          <w:bCs w:val="0"/>
-          <w:i w:val="0"/>
-          <w:iCs w:val="0"/>
-          <w:strike w:val="0"/>
-          <w:dstrike w:val="0"/>
-          <w:noProof w:val="0"/>
-          <w:color w:val="000000" w:themeColor="text1" w:themeTint="FF" w:themeShade="FF"/>
-          <w:sz w:val="21"/>
-          <w:szCs w:val="21"/>
-          <w:u w:val="none"/>
-          <w:lang w:val="pt-BR"/>
-        </w:rPr>
-        <w:t xml:space="preserve">  </w:t>
-      </w:r>
-      <w:r>
-        <w:rPr>
-          <w:rFonts w:ascii="Arial" w:hAnsi="Arial" w:eastAsia="Arial" w:cs="Arial"/>
-          <w:b w:val="0"/>
-          <w:bCs w:val="0"/>
-          <w:i w:val="0"/>
-          <w:iCs w:val="0"/>
-          <w:strike w:val="0"/>
-          <w:dstrike w:val="0"/>
-          <w:noProof w:val="0"/>
-          <w:color w:val="000000" w:themeColor="text1" w:themeTint="FF" w:themeShade="FF"/>
-          <w:sz w:val="21"/>
-          <w:szCs w:val="21"/>
-          <w:u w:val="none"/>
-          <w:lang w:val="pt-BR"/>
-        </w:rPr>
-        <w:t>Aprovação dos stakeholders sobre o design de front-</w:t>
-      </w:r>
-      <w:r>
-        <w:rPr>
-          <w:rFonts w:ascii="Arial" w:hAnsi="Arial" w:eastAsia="Arial" w:cs="Arial"/>
-          <w:b w:val="0"/>
-          <w:bCs w:val="0"/>
-          <w:i w:val="0"/>
-          <w:iCs w:val="0"/>
-          <w:strike w:val="0"/>
-          <w:dstrike w:val="0"/>
-          <w:noProof w:val="0"/>
-          <w:color w:val="000000" w:themeColor="text1" w:themeTint="FF" w:themeShade="FF"/>
-          <w:sz w:val="21"/>
-          <w:szCs w:val="21"/>
-          <w:u w:val="none"/>
-          <w:lang w:val="pt-BR"/>
-        </w:rPr>
-        <w:t>end</w:t>
-      </w:r>
-      <w:r>
-        <w:rPr>
-          <w:rFonts w:ascii="Arial" w:hAnsi="Arial" w:eastAsia="Arial" w:cs="Arial"/>
-          <w:b w:val="0"/>
-          <w:bCs w:val="0"/>
-          <w:i w:val="0"/>
-          <w:iCs w:val="0"/>
-          <w:strike w:val="0"/>
-          <w:dstrike w:val="0"/>
-          <w:noProof w:val="0"/>
-          <w:color w:val="000000" w:themeColor="text1" w:themeTint="FF" w:themeShade="FF"/>
-          <w:sz w:val="21"/>
-          <w:szCs w:val="21"/>
-          <w:u w:val="none"/>
-          <w:lang w:val="pt-BR"/>
-        </w:rPr>
-        <w:t xml:space="preserve"> do sistema, com customizações significativas em CSS para componentes do Quasar.</w:t>
-      </w:r>
-    </w:p>
-    <w:p>
-      <w:pPr>
-        <w:pStyle w:val="Normal"/>
-        <w:keepNext w:val="0"/>
-        <w:keepLines w:val="0"/>
-        <w:spacing w:before="80" w:beforeAutospacing="off" w:after="0" w:afterAutospacing="off" w:line="276" w:lineRule="auto"/>
-        <w:ind w:left="-822" w:right="-844"/>
-        <w:jc w:val="both"/>
-        <w:rPr>
-          <w:rFonts w:ascii="Arial" w:hAnsi="Arial" w:eastAsia="Arial" w:cs="Arial"/>
-          <w:b w:val="0"/>
-          <w:bCs w:val="0"/>
-          <w:i w:val="0"/>
-          <w:iCs w:val="0"/>
-          <w:strike w:val="0"/>
-          <w:dstrike w:val="0"/>
-          <w:noProof w:val="0"/>
-          <w:color w:val="000000" w:themeColor="text1" w:themeTint="FF" w:themeShade="FF"/>
-          <w:sz w:val="21"/>
-          <w:szCs w:val="21"/>
-          <w:u w:val="none"/>
-          <w:lang w:val="pt-BR"/>
-        </w:rPr>
-      </w:pPr>
-      <w:r>
-        <w:rPr>
-          <w:rFonts w:ascii="Arial" w:hAnsi="Arial" w:eastAsia="Arial" w:cs="Arial"/>
-          <w:b w:val="0"/>
-          <w:bCs w:val="0"/>
-          <w:i w:val="0"/>
-          <w:iCs w:val="0"/>
-          <w:strike w:val="0"/>
-          <w:dstrike w:val="0"/>
-          <w:noProof w:val="0"/>
-          <w:color w:val="000000" w:themeColor="text1" w:themeTint="FF" w:themeShade="FF"/>
-          <w:sz w:val="21"/>
-          <w:szCs w:val="21"/>
-          <w:u w:val="none"/>
-          <w:lang w:val="pt-BR"/>
-        </w:rPr>
-        <w:t>•  Eliminei gargalos críticos em tabelas grandes (+100 itens), com aumento de 100% no desempenho, graças à implementação de scroll virtual.</w:t>
-      </w:r>
-    </w:p>
-    <w:p>
-      <w:pPr>
-        <w:pStyle w:val="Normal"/>
-        <w:keepNext w:val="0"/>
-        <w:keepLines w:val="0"/>
-        <w:spacing w:before="80" w:beforeAutospacing="off" w:after="0" w:afterAutospacing="off" w:line="276" w:lineRule="auto"/>
-        <w:ind w:left="-822" w:right="-844"/>
-        <w:jc w:val="both"/>
-        <w:rPr>
-          <w:rFonts w:ascii="Arial" w:hAnsi="Arial" w:eastAsia="Arial" w:cs="Arial"/>
-          <w:b w:val="0"/>
-          <w:bCs w:val="0"/>
-          <w:i w:val="0"/>
-          <w:iCs w:val="0"/>
-          <w:strike w:val="0"/>
-          <w:dstrike w:val="0"/>
-          <w:noProof w:val="0"/>
-          <w:color w:val="000000" w:themeColor="text1" w:themeTint="FF" w:themeShade="FF"/>
-          <w:sz w:val="21"/>
-          <w:szCs w:val="21"/>
-          <w:u w:val="none"/>
-          <w:lang w:val="pt-BR"/>
-        </w:rPr>
-      </w:pPr>
-      <w:r>
-        <w:rPr>
-          <w:rFonts w:ascii="Arial" w:hAnsi="Arial" w:eastAsia="Arial" w:cs="Arial"/>
-          <w:b w:val="0"/>
-          <w:bCs w:val="0"/>
-          <w:i w:val="0"/>
-          <w:iCs w:val="0"/>
-          <w:strike w:val="0"/>
-          <w:dstrike w:val="0"/>
-          <w:noProof w:val="0"/>
-          <w:color w:val="000000" w:themeColor="text1" w:themeTint="FF" w:themeShade="FF"/>
-          <w:sz w:val="21"/>
-          <w:szCs w:val="21"/>
-          <w:u w:val="none"/>
-          <w:lang w:val="pt-BR"/>
-        </w:rPr>
-        <w:t xml:space="preserve">•  </w:t>
-      </w:r>
-      <w:r>
-        <w:rPr>
-          <w:rFonts w:ascii="Arial" w:hAnsi="Arial" w:eastAsia="Arial" w:cs="Arial"/>
-          <w:b w:val="0"/>
-          <w:bCs w:val="0"/>
-          <w:i w:val="0"/>
-          <w:iCs w:val="0"/>
-          <w:strike w:val="0"/>
-          <w:dstrike w:val="0"/>
-          <w:noProof w:val="0"/>
-          <w:color w:val="000000" w:themeColor="text1" w:themeTint="FF" w:themeShade="FF"/>
-          <w:sz w:val="21"/>
-          <w:szCs w:val="21"/>
-          <w:u w:val="none"/>
-          <w:lang w:val="pt-BR"/>
-        </w:rPr>
-        <w:t>Deixei os clientes satisfeitos após implementar o envio de e-mail das notas fiscais. Adicionei um bloco novo de configurações para envio de e-mail em cada módulo de venda, onde podem ser configurados os dados de envio SMTP, a automação de envio ao emitir e o rodapé a partir de um editor WYSIWYG.</w:t>
-      </w:r>
-    </w:p>
-    <w:p>
-      <w:pPr>
-        <w:pStyle w:val="Normal"/>
-        <w:keepNext w:val="0"/>
-        <w:keepLines w:val="0"/>
-        <w:spacing w:before="80" w:beforeAutospacing="off" w:after="80" w:afterAutospacing="off" w:line="276" w:lineRule="auto"/>
-        <w:ind w:left="-822" w:right="-844"/>
-        <w:jc w:val="both"/>
-        <w:rPr>
-          <w:rFonts w:ascii="Arial" w:hAnsi="Arial" w:eastAsia="Arial" w:cs="Arial"/>
-          <w:b w:val="0"/>
-          <w:bCs w:val="0"/>
-          <w:i w:val="0"/>
-          <w:iCs w:val="0"/>
-          <w:strike w:val="0"/>
-          <w:dstrike w:val="0"/>
-          <w:noProof w:val="0"/>
-          <w:color w:val="000000" w:themeColor="text1" w:themeTint="FF" w:themeShade="FF"/>
-          <w:sz w:val="21"/>
-          <w:szCs w:val="21"/>
-          <w:u w:val="none"/>
-          <w:lang w:val="pt-BR"/>
-        </w:rPr>
-      </w:pPr>
-      <w:r>
-        <w:rPr>
-          <w:rFonts w:ascii="Arial" w:hAnsi="Arial" w:eastAsia="Arial" w:cs="Arial"/>
-          <w:b w:val="0"/>
-          <w:bCs w:val="0"/>
-          <w:i w:val="0"/>
-          <w:iCs w:val="0"/>
-          <w:strike w:val="0"/>
-          <w:dstrike w:val="0"/>
-          <w:noProof w:val="0"/>
-          <w:color w:val="000000" w:themeColor="text1" w:themeTint="FF" w:themeShade="FF"/>
-          <w:sz w:val="21"/>
-          <w:szCs w:val="21"/>
-          <w:u w:val="none"/>
-          <w:lang w:val="pt-BR"/>
-        </w:rPr>
-        <w:t xml:space="preserve">•  Poupei tempo e esforço nas novas implementações, conseguindo agilizar boa parte dos fluxos novos ao criar esboços no </w:t>
-      </w:r>
-      <w:r>
-        <w:rPr>
-          <w:rFonts w:ascii="Arial" w:hAnsi="Arial" w:eastAsia="Arial" w:cs="Arial"/>
-          <w:b w:val="0"/>
-          <w:bCs w:val="0"/>
-          <w:i w:val="0"/>
-          <w:iCs w:val="0"/>
-          <w:strike w:val="0"/>
-          <w:dstrike w:val="0"/>
-          <w:noProof w:val="0"/>
-          <w:color w:val="000000" w:themeColor="text1" w:themeTint="FF" w:themeShade="FF"/>
-          <w:sz w:val="21"/>
-          <w:szCs w:val="21"/>
-          <w:u w:val="none"/>
-          <w:lang w:val="pt-BR"/>
-        </w:rPr>
-        <w:t>Figma</w:t>
-      </w:r>
-      <w:r>
-        <w:rPr>
-          <w:rFonts w:ascii="Arial" w:hAnsi="Arial" w:eastAsia="Arial" w:cs="Arial"/>
-          <w:b w:val="0"/>
-          <w:bCs w:val="0"/>
-          <w:i w:val="0"/>
-          <w:iCs w:val="0"/>
-          <w:strike w:val="0"/>
-          <w:dstrike w:val="0"/>
-          <w:noProof w:val="0"/>
-          <w:color w:val="000000" w:themeColor="text1" w:themeTint="FF" w:themeShade="FF"/>
-          <w:sz w:val="21"/>
-          <w:szCs w:val="21"/>
-          <w:u w:val="none"/>
-          <w:lang w:val="pt-BR"/>
-        </w:rPr>
-        <w:t xml:space="preserve"> com alinhamentos das ideias do</w:t>
-      </w:r>
-      <w:r>
-        <w:rPr>
-          <w:rFonts w:ascii="Arial" w:hAnsi="Arial" w:eastAsia="Arial" w:cs="Arial"/>
-          <w:b w:val="0"/>
-          <w:bCs w:val="0"/>
-          <w:i w:val="0"/>
-          <w:iCs w:val="0"/>
-          <w:strike w:val="0"/>
-          <w:dstrike w:val="0"/>
-          <w:noProof w:val="0"/>
-          <w:color w:val="000000" w:themeColor="text1" w:themeTint="FF" w:themeShade="FF"/>
-          <w:sz w:val="21"/>
-          <w:szCs w:val="21"/>
-          <w:u w:val="none"/>
-          <w:lang w:val="pt-BR"/>
-        </w:rPr>
-        <w:t xml:space="preserve">s </w:t>
-      </w:r>
-      <w:r>
-        <w:rPr>
-          <w:rFonts w:ascii="Arial" w:hAnsi="Arial" w:eastAsia="Arial" w:cs="Arial"/>
-          <w:b w:val="0"/>
-          <w:bCs w:val="0"/>
-          <w:i w:val="0"/>
-          <w:iCs w:val="0"/>
-          <w:strike w:val="0"/>
-          <w:dstrike w:val="0"/>
-          <w:noProof w:val="0"/>
-          <w:color w:val="000000" w:themeColor="text1" w:themeTint="FF" w:themeShade="FF"/>
-          <w:sz w:val="21"/>
-          <w:szCs w:val="21"/>
-          <w:u w:val="none"/>
-          <w:lang w:val="pt-BR"/>
-        </w:rPr>
-        <w:t>responsáve</w:t>
-      </w:r>
-      <w:r>
-        <w:rPr>
-          <w:rFonts w:ascii="Arial" w:hAnsi="Arial" w:eastAsia="Arial" w:cs="Arial"/>
-          <w:b w:val="0"/>
-          <w:bCs w:val="0"/>
-          <w:i w:val="0"/>
-          <w:iCs w:val="0"/>
-          <w:strike w:val="0"/>
-          <w:dstrike w:val="0"/>
-          <w:noProof w:val="0"/>
-          <w:color w:val="000000" w:themeColor="text1" w:themeTint="FF" w:themeShade="FF"/>
-          <w:sz w:val="21"/>
-          <w:szCs w:val="21"/>
-          <w:u w:val="none"/>
-          <w:lang w:val="pt-BR"/>
-        </w:rPr>
-        <w:t>is</w:t>
-      </w:r>
-      <w:r>
-        <w:rPr>
-          <w:rFonts w:ascii="Arial" w:hAnsi="Arial" w:eastAsia="Arial" w:cs="Arial"/>
-          <w:b w:val="0"/>
-          <w:bCs w:val="0"/>
-          <w:i w:val="0"/>
-          <w:iCs w:val="0"/>
-          <w:strike w:val="0"/>
-          <w:dstrike w:val="0"/>
-          <w:noProof w:val="0"/>
-          <w:color w:val="000000" w:themeColor="text1" w:themeTint="FF" w:themeShade="FF"/>
-          <w:sz w:val="21"/>
-          <w:szCs w:val="21"/>
-          <w:u w:val="none"/>
-          <w:lang w:val="pt-BR"/>
-        </w:rPr>
-        <w:t>.</w:t>
-      </w:r>
-    </w:p>
-    <w:p>
-      <w:pPr>
-        <w:pStyle w:val="Normal"/>
-        <w:keepNext w:val="0"/>
-        <w:keepLines w:val="0"/>
-        <w:spacing w:before="80" w:beforeAutospacing="off" w:after="0" w:afterAutospacing="off" w:line="276" w:lineRule="auto"/>
-        <w:ind w:left="-822" w:right="-844"/>
-        <w:jc w:val="both"/>
-        <w:rPr>
-          <w:rFonts w:ascii="Arial" w:hAnsi="Arial" w:eastAsia="Arial" w:cs="Arial"/>
-          <w:b w:val="0"/>
-          <w:bCs w:val="0"/>
-          <w:i w:val="0"/>
-          <w:iCs w:val="0"/>
-          <w:strike w:val="0"/>
-          <w:dstrike w:val="0"/>
-          <w:noProof w:val="0"/>
-          <w:color w:val="000000" w:themeColor="text1" w:themeTint="FF" w:themeShade="FF"/>
-          <w:sz w:val="21"/>
-          <w:szCs w:val="21"/>
-          <w:u w:val="none"/>
-          <w:lang w:val="pt-BR"/>
-        </w:rPr>
-      </w:pPr>
-      <w:r>
-        <w:rPr>
-          <w:rFonts w:ascii="Arial" w:hAnsi="Arial" w:eastAsia="Arial" w:cs="Arial"/>
-          <w:b w:val="0"/>
-          <w:bCs w:val="0"/>
-          <w:i w:val="0"/>
-          <w:iCs w:val="0"/>
-          <w:strike w:val="0"/>
-          <w:dstrike w:val="0"/>
-          <w:noProof w:val="0"/>
-          <w:color w:val="000000" w:themeColor="text1" w:themeTint="FF" w:themeShade="FF"/>
-          <w:sz w:val="21"/>
-          <w:szCs w:val="21"/>
-          <w:u w:val="none"/>
-          <w:lang w:val="pt-BR"/>
-        </w:rPr>
-        <w:t xml:space="preserve">•  </w:t>
-      </w:r>
-      <w:r>
-        <w:rPr>
-          <w:rFonts w:ascii="Arial" w:hAnsi="Arial" w:eastAsia="Arial" w:cs="Arial"/>
-          <w:b w:val="0"/>
-          <w:bCs w:val="0"/>
-          <w:i w:val="0"/>
-          <w:iCs w:val="0"/>
-          <w:strike w:val="0"/>
-          <w:dstrike w:val="0"/>
-          <w:noProof w:val="0"/>
-          <w:color w:val="000000" w:themeColor="text1" w:themeTint="FF" w:themeShade="FF"/>
-          <w:sz w:val="21"/>
-          <w:szCs w:val="21"/>
-          <w:u w:val="none"/>
-          <w:lang w:val="pt-BR"/>
-        </w:rPr>
-        <w:t>Chamei a atenção do</w:t>
-      </w:r>
-      <w:r>
-        <w:rPr>
-          <w:rFonts w:ascii="Arial" w:hAnsi="Arial" w:eastAsia="Arial" w:cs="Arial"/>
-          <w:b w:val="0"/>
-          <w:bCs w:val="0"/>
-          <w:i w:val="0"/>
-          <w:iCs w:val="0"/>
-          <w:strike w:val="0"/>
-          <w:dstrike w:val="0"/>
-          <w:noProof w:val="0"/>
-          <w:color w:val="000000" w:themeColor="text1" w:themeTint="FF" w:themeShade="FF"/>
-          <w:sz w:val="21"/>
-          <w:szCs w:val="21"/>
-          <w:u w:val="none"/>
-          <w:lang w:val="pt-BR"/>
-        </w:rPr>
-        <w:t>s</w:t>
-      </w:r>
-      <w:r>
-        <w:rPr>
-          <w:rFonts w:ascii="Arial" w:hAnsi="Arial" w:eastAsia="Arial" w:cs="Arial"/>
-          <w:b w:val="0"/>
-          <w:bCs w:val="0"/>
-          <w:i w:val="0"/>
-          <w:iCs w:val="0"/>
-          <w:strike w:val="0"/>
-          <w:dstrike w:val="0"/>
-          <w:noProof w:val="0"/>
-          <w:color w:val="000000" w:themeColor="text1" w:themeTint="FF" w:themeShade="FF"/>
-          <w:sz w:val="21"/>
-          <w:szCs w:val="21"/>
-          <w:u w:val="none"/>
-          <w:lang w:val="pt-BR"/>
-        </w:rPr>
-        <w:t xml:space="preserve"> cliente</w:t>
-      </w:r>
-      <w:r>
-        <w:rPr>
-          <w:rFonts w:ascii="Arial" w:hAnsi="Arial" w:eastAsia="Arial" w:cs="Arial"/>
-          <w:b w:val="0"/>
-          <w:bCs w:val="0"/>
-          <w:i w:val="0"/>
-          <w:iCs w:val="0"/>
-          <w:strike w:val="0"/>
-          <w:dstrike w:val="0"/>
-          <w:noProof w:val="0"/>
-          <w:color w:val="000000" w:themeColor="text1" w:themeTint="FF" w:themeShade="FF"/>
-          <w:sz w:val="21"/>
-          <w:szCs w:val="21"/>
-          <w:u w:val="none"/>
-          <w:lang w:val="pt-BR"/>
-        </w:rPr>
-        <w:t>s</w:t>
-      </w:r>
-      <w:r>
-        <w:rPr>
-          <w:rFonts w:ascii="Arial" w:hAnsi="Arial" w:eastAsia="Arial" w:cs="Arial"/>
-          <w:b w:val="0"/>
-          <w:bCs w:val="0"/>
-          <w:i w:val="0"/>
-          <w:iCs w:val="0"/>
-          <w:strike w:val="0"/>
-          <w:dstrike w:val="0"/>
-          <w:noProof w:val="0"/>
-          <w:color w:val="000000" w:themeColor="text1" w:themeTint="FF" w:themeShade="FF"/>
-          <w:sz w:val="21"/>
-          <w:szCs w:val="21"/>
-          <w:u w:val="none"/>
-          <w:lang w:val="pt-BR"/>
-        </w:rPr>
-        <w:t xml:space="preserve"> para o sistema</w:t>
-      </w:r>
-      <w:r>
-        <w:rPr>
-          <w:rFonts w:ascii="Arial" w:hAnsi="Arial" w:eastAsia="Arial" w:cs="Arial"/>
-          <w:b w:val="0"/>
-          <w:bCs w:val="0"/>
-          <w:i w:val="0"/>
-          <w:iCs w:val="0"/>
-          <w:strike w:val="0"/>
-          <w:dstrike w:val="0"/>
-          <w:noProof w:val="0"/>
-          <w:color w:val="000000" w:themeColor="text1" w:themeTint="FF" w:themeShade="FF"/>
-          <w:sz w:val="21"/>
-          <w:szCs w:val="21"/>
-          <w:u w:val="none"/>
-          <w:lang w:val="pt-BR"/>
-        </w:rPr>
-        <w:t>,</w:t>
-      </w:r>
-      <w:r>
-        <w:rPr>
-          <w:rFonts w:ascii="Arial" w:hAnsi="Arial" w:eastAsia="Arial" w:cs="Arial"/>
-          <w:b w:val="0"/>
-          <w:bCs w:val="0"/>
-          <w:i w:val="0"/>
-          <w:iCs w:val="0"/>
-          <w:strike w:val="0"/>
-          <w:dstrike w:val="0"/>
-          <w:noProof w:val="0"/>
-          <w:color w:val="000000" w:themeColor="text1" w:themeTint="FF" w:themeShade="FF"/>
-          <w:sz w:val="21"/>
-          <w:szCs w:val="21"/>
-          <w:u w:val="none"/>
-          <w:lang w:val="pt-BR"/>
-        </w:rPr>
-        <w:t xml:space="preserve"> com a criação da landing </w:t>
-      </w:r>
-      <w:r>
-        <w:rPr>
-          <w:rFonts w:ascii="Arial" w:hAnsi="Arial" w:eastAsia="Arial" w:cs="Arial"/>
-          <w:b w:val="0"/>
-          <w:bCs w:val="0"/>
-          <w:i w:val="0"/>
-          <w:iCs w:val="0"/>
-          <w:strike w:val="0"/>
-          <w:dstrike w:val="0"/>
-          <w:noProof w:val="0"/>
-          <w:color w:val="000000" w:themeColor="text1" w:themeTint="FF" w:themeShade="FF"/>
-          <w:sz w:val="21"/>
-          <w:szCs w:val="21"/>
-          <w:u w:val="none"/>
-          <w:lang w:val="pt-BR"/>
-        </w:rPr>
-        <w:t>page</w:t>
-      </w:r>
-      <w:r>
-        <w:rPr>
-          <w:rFonts w:ascii="Arial" w:hAnsi="Arial" w:eastAsia="Arial" w:cs="Arial"/>
-          <w:b w:val="0"/>
-          <w:bCs w:val="0"/>
-          <w:i w:val="0"/>
-          <w:iCs w:val="0"/>
-          <w:strike w:val="0"/>
-          <w:dstrike w:val="0"/>
-          <w:noProof w:val="0"/>
-          <w:color w:val="000000" w:themeColor="text1" w:themeTint="FF" w:themeShade="FF"/>
-          <w:sz w:val="21"/>
-          <w:szCs w:val="21"/>
-          <w:u w:val="none"/>
-          <w:lang w:val="pt-BR"/>
-        </w:rPr>
-        <w:t xml:space="preserve"> contendo todas as informações necessárias</w:t>
-      </w:r>
-      <w:r>
-        <w:rPr>
-          <w:rFonts w:ascii="Arial" w:hAnsi="Arial" w:eastAsia="Arial" w:cs="Arial"/>
-          <w:b w:val="0"/>
-          <w:bCs w:val="0"/>
-          <w:i w:val="0"/>
-          <w:iCs w:val="0"/>
-          <w:strike w:val="0"/>
-          <w:dstrike w:val="0"/>
-          <w:noProof w:val="0"/>
-          <w:color w:val="000000" w:themeColor="text1" w:themeTint="FF" w:themeShade="FF"/>
-          <w:sz w:val="21"/>
-          <w:szCs w:val="21"/>
-          <w:u w:val="none"/>
-          <w:lang w:val="pt-BR"/>
-        </w:rPr>
-        <w:t xml:space="preserve"> como planos</w:t>
-      </w:r>
-      <w:r>
-        <w:rPr>
-          <w:rFonts w:ascii="Arial" w:hAnsi="Arial" w:eastAsia="Arial" w:cs="Arial"/>
-          <w:b w:val="0"/>
-          <w:bCs w:val="0"/>
-          <w:i w:val="0"/>
-          <w:iCs w:val="0"/>
-          <w:strike w:val="0"/>
-          <w:dstrike w:val="0"/>
-          <w:noProof w:val="0"/>
-          <w:color w:val="000000" w:themeColor="text1" w:themeTint="FF" w:themeShade="FF"/>
-          <w:sz w:val="21"/>
-          <w:szCs w:val="21"/>
-          <w:u w:val="none"/>
-          <w:lang w:val="pt-BR"/>
-        </w:rPr>
-        <w:t>,</w:t>
-      </w:r>
-      <w:r>
-        <w:rPr>
-          <w:rFonts w:ascii="Arial" w:hAnsi="Arial" w:eastAsia="Arial" w:cs="Arial"/>
-          <w:b w:val="0"/>
-          <w:bCs w:val="0"/>
-          <w:i w:val="0"/>
-          <w:iCs w:val="0"/>
-          <w:strike w:val="0"/>
-          <w:dstrike w:val="0"/>
-          <w:noProof w:val="0"/>
-          <w:color w:val="000000" w:themeColor="text1" w:themeTint="FF" w:themeShade="FF"/>
-          <w:sz w:val="21"/>
-          <w:szCs w:val="21"/>
-          <w:u w:val="none"/>
-          <w:lang w:val="pt-BR"/>
-        </w:rPr>
-        <w:t xml:space="preserve"> serviços</w:t>
-      </w:r>
-      <w:r>
-        <w:rPr>
-          <w:rFonts w:ascii="Arial" w:hAnsi="Arial" w:eastAsia="Arial" w:cs="Arial"/>
-          <w:b w:val="0"/>
-          <w:bCs w:val="0"/>
-          <w:i w:val="0"/>
-          <w:iCs w:val="0"/>
-          <w:strike w:val="0"/>
-          <w:dstrike w:val="0"/>
-          <w:noProof w:val="0"/>
-          <w:color w:val="000000" w:themeColor="text1" w:themeTint="FF" w:themeShade="FF"/>
-          <w:sz w:val="21"/>
-          <w:szCs w:val="21"/>
-          <w:u w:val="none"/>
-          <w:lang w:val="pt-BR"/>
-        </w:rPr>
-        <w:t>, gerenciamento e cadastro das suas empresas</w:t>
-      </w:r>
-      <w:r>
-        <w:rPr>
-          <w:rFonts w:ascii="Arial" w:hAnsi="Arial" w:eastAsia="Arial" w:cs="Arial"/>
-          <w:b w:val="0"/>
-          <w:bCs w:val="0"/>
-          <w:i w:val="0"/>
-          <w:iCs w:val="0"/>
-          <w:strike w:val="0"/>
-          <w:dstrike w:val="0"/>
-          <w:noProof w:val="0"/>
-          <w:color w:val="000000" w:themeColor="text1" w:themeTint="FF" w:themeShade="FF"/>
-          <w:sz w:val="21"/>
-          <w:szCs w:val="21"/>
-          <w:u w:val="none"/>
-          <w:lang w:val="pt-BR"/>
-        </w:rPr>
-        <w:t>.</w:t>
-      </w:r>
-    </w:p>
-    <w:p>
-      <w:pPr>
-        <w:pStyle w:val="Normal"/>
-        <w:keepNext w:val="0"/>
-        <w:keepLines w:val="0"/>
-        <w:spacing w:before="80" w:beforeAutospacing="off" w:after="80" w:afterAutospacing="off" w:line="276" w:lineRule="auto"/>
-        <w:ind w:left="-822" w:right="-844"/>
-        <w:jc w:val="both"/>
-        <w:rPr>
-          <w:rFonts w:ascii="Arial" w:hAnsi="Arial" w:eastAsia="Arial" w:cs="Arial"/>
-          <w:b w:val="0"/>
-          <w:bCs w:val="0"/>
-          <w:i w:val="0"/>
-          <w:iCs w:val="0"/>
-          <w:strike w:val="0"/>
-          <w:dstrike w:val="0"/>
-          <w:noProof w:val="0"/>
-          <w:color w:val="000000" w:themeColor="text1" w:themeTint="FF" w:themeShade="FF"/>
-          <w:sz w:val="21"/>
-          <w:szCs w:val="21"/>
-          <w:u w:val="none"/>
-          <w:lang w:val="pt-BR"/>
-        </w:rPr>
-      </w:pPr>
-      <w:r>
-        <w:rPr>
-          <w:rFonts w:ascii="Arial" w:hAnsi="Arial" w:eastAsia="Arial" w:cs="Arial"/>
-          <w:b w:val="0"/>
-          <w:bCs w:val="0"/>
-          <w:i w:val="0"/>
-          <w:iCs w:val="0"/>
-          <w:strike w:val="0"/>
-          <w:dstrike w:val="0"/>
-          <w:noProof w:val="0"/>
-          <w:color w:val="000000" w:themeColor="text1" w:themeTint="FF" w:themeShade="FF"/>
-          <w:sz w:val="21"/>
-          <w:szCs w:val="21"/>
-          <w:u w:val="none"/>
-          <w:lang w:val="pt-BR"/>
-        </w:rPr>
-        <w:t xml:space="preserve">•  </w:t>
-      </w:r>
-      <w:r>
-        <w:rPr>
-          <w:rFonts w:ascii="Arial" w:hAnsi="Arial" w:eastAsia="Arial" w:cs="Arial"/>
-          <w:b w:val="0"/>
-          <w:bCs w:val="0"/>
-          <w:i w:val="0"/>
-          <w:iCs w:val="0"/>
-          <w:strike w:val="0"/>
-          <w:dstrike w:val="0"/>
-          <w:noProof w:val="0"/>
-          <w:color w:val="000000" w:themeColor="text1" w:themeTint="FF" w:themeShade="FF"/>
-          <w:sz w:val="21"/>
-          <w:szCs w:val="21"/>
-          <w:u w:val="none"/>
-          <w:lang w:val="pt-BR"/>
-        </w:rPr>
-        <w:t xml:space="preserve">Revisão sobre testes práticos de novos talentos, </w:t>
-      </w:r>
-      <w:r>
-        <w:rPr>
-          <w:rFonts w:ascii="Arial" w:hAnsi="Arial" w:eastAsia="Arial" w:cs="Arial"/>
-          <w:b w:val="0"/>
-          <w:bCs w:val="0"/>
-          <w:i w:val="0"/>
-          <w:iCs w:val="0"/>
-          <w:strike w:val="0"/>
-          <w:dstrike w:val="0"/>
-          <w:noProof w:val="0"/>
-          <w:color w:val="000000" w:themeColor="text1" w:themeTint="FF" w:themeShade="FF"/>
-          <w:sz w:val="21"/>
-          <w:szCs w:val="21"/>
-          <w:u w:val="none"/>
-          <w:lang w:val="pt-BR"/>
-        </w:rPr>
-        <w:t>code</w:t>
-      </w:r>
-      <w:r>
-        <w:rPr>
-          <w:rFonts w:ascii="Arial" w:hAnsi="Arial" w:eastAsia="Arial" w:cs="Arial"/>
-          <w:b w:val="0"/>
-          <w:bCs w:val="0"/>
-          <w:i w:val="0"/>
-          <w:iCs w:val="0"/>
-          <w:strike w:val="0"/>
-          <w:dstrike w:val="0"/>
-          <w:noProof w:val="0"/>
-          <w:color w:val="000000" w:themeColor="text1" w:themeTint="FF" w:themeShade="FF"/>
-          <w:sz w:val="21"/>
-          <w:szCs w:val="21"/>
-          <w:u w:val="none"/>
-          <w:lang w:val="pt-BR"/>
-        </w:rPr>
-        <w:t xml:space="preserve"> review e ajudo outros desenvolvedores.</w:t>
-      </w:r>
-    </w:p>
-    <w:p>
-      <w:pPr>
-        <w:pStyle w:val="Normal"/>
-        <w:keepNext w:val="0"/>
-        <w:keepLines w:val="0"/>
-        <w:spacing w:before="80" w:beforeAutospacing="off" w:after="0" w:afterAutospacing="off" w:line="276" w:lineRule="auto"/>
-        <w:ind w:left="-822" w:right="-844"/>
-        <w:jc w:val="both"/>
-        <w:rPr>
-          <w:rFonts w:ascii="Arial" w:hAnsi="Arial" w:eastAsia="Arial" w:cs="Arial"/>
-          <w:b w:val="1"/>
-          <w:bCs w:val="1"/>
-          <w:i w:val="0"/>
-          <w:iCs w:val="0"/>
-          <w:strike w:val="0"/>
-          <w:dstrike w:val="0"/>
-          <w:noProof w:val="0"/>
-          <w:color w:val="000000" w:themeColor="text1" w:themeTint="FF" w:themeShade="FF"/>
-          <w:sz w:val="21"/>
-          <w:szCs w:val="21"/>
-          <w:u w:val="none"/>
-          <w:lang w:val="pt-BR"/>
-        </w:rPr>
-      </w:pPr>
-      <w:r>
-        <w:rPr>
-          <w:rFonts w:ascii="Arial" w:hAnsi="Arial" w:eastAsia="Arial" w:cs="Arial"/>
-          <w:b w:val="1"/>
-          <w:bCs w:val="1"/>
-          <w:i w:val="0"/>
-          <w:iCs w:val="0"/>
-          <w:strike w:val="0"/>
-          <w:dstrike w:val="0"/>
-          <w:noProof w:val="0"/>
-          <w:color w:val="000000" w:themeColor="text1" w:themeTint="FF" w:themeShade="FF"/>
-          <w:sz w:val="21"/>
-          <w:szCs w:val="21"/>
-          <w:u w:val="none"/>
-          <w:lang w:val="pt-BR"/>
-        </w:rPr>
-        <w:t>Hab</w:t>
-      </w:r>
-      <w:r>
-        <w:rPr>
-          <w:rFonts w:ascii="Arial" w:hAnsi="Arial" w:eastAsia="Arial" w:cs="Arial"/>
-          <w:b w:val="1"/>
-          <w:bCs w:val="1"/>
-          <w:i w:val="0"/>
-          <w:iCs w:val="0"/>
-          <w:strike w:val="0"/>
-          <w:dstrike w:val="0"/>
-          <w:noProof w:val="0"/>
-          <w:color w:val="000000" w:themeColor="text1" w:themeTint="FF" w:themeShade="FF"/>
-          <w:sz w:val="21"/>
-          <w:szCs w:val="21"/>
-          <w:u w:val="none"/>
-          <w:lang w:val="pt-BR"/>
-        </w:rPr>
-        <w:t>ilidades</w:t>
-      </w:r>
-      <w:r>
-        <w:rPr>
-          <w:rFonts w:ascii="Arial" w:hAnsi="Arial" w:eastAsia="Arial" w:cs="Arial"/>
-          <w:b w:val="1"/>
-          <w:bCs w:val="1"/>
-          <w:i w:val="0"/>
-          <w:iCs w:val="0"/>
-          <w:strike w:val="0"/>
-          <w:dstrike w:val="0"/>
-          <w:noProof w:val="0"/>
-          <w:color w:val="000000" w:themeColor="text1" w:themeTint="FF" w:themeShade="FF"/>
-          <w:sz w:val="21"/>
-          <w:szCs w:val="21"/>
-          <w:u w:val="none"/>
-          <w:lang w:val="pt-BR"/>
-        </w:rPr>
-        <w:t xml:space="preserve">: </w:t>
-      </w:r>
-      <w:r>
-        <w:rPr>
-          <w:rFonts w:ascii="Arial" w:hAnsi="Arial" w:eastAsia="Arial" w:cs="Arial"/>
-          <w:b w:val="1"/>
-          <w:bCs w:val="1"/>
-          <w:i w:val="0"/>
-          <w:iCs w:val="0"/>
-          <w:strike w:val="0"/>
-          <w:dstrike w:val="0"/>
-          <w:noProof w:val="0"/>
-          <w:color w:val="000000" w:themeColor="text1" w:themeTint="FF" w:themeShade="FF"/>
-          <w:sz w:val="21"/>
-          <w:szCs w:val="21"/>
-          <w:u w:val="none"/>
-          <w:lang w:val="pt-BR"/>
-        </w:rPr>
-        <w:t>Vue</w:t>
-      </w:r>
-      <w:r>
-        <w:rPr>
-          <w:rFonts w:ascii="Arial" w:hAnsi="Arial" w:eastAsia="Arial" w:cs="Arial"/>
-          <w:b w:val="1"/>
-          <w:bCs w:val="1"/>
-          <w:i w:val="0"/>
-          <w:iCs w:val="0"/>
-          <w:strike w:val="0"/>
-          <w:dstrike w:val="0"/>
-          <w:noProof w:val="0"/>
-          <w:color w:val="000000" w:themeColor="text1" w:themeTint="FF" w:themeShade="FF"/>
-          <w:sz w:val="21"/>
-          <w:szCs w:val="21"/>
-          <w:u w:val="none"/>
-          <w:lang w:val="pt-BR"/>
-        </w:rPr>
-        <w:t>.js</w:t>
-      </w:r>
-      <w:r>
-        <w:rPr>
-          <w:rFonts w:ascii="Arial" w:hAnsi="Arial" w:eastAsia="Arial" w:cs="Arial"/>
-          <w:b w:val="1"/>
-          <w:bCs w:val="1"/>
-          <w:i w:val="0"/>
-          <w:iCs w:val="0"/>
-          <w:strike w:val="0"/>
-          <w:dstrike w:val="0"/>
-          <w:noProof w:val="0"/>
-          <w:color w:val="000000" w:themeColor="text1" w:themeTint="FF" w:themeShade="FF"/>
-          <w:sz w:val="21"/>
-          <w:szCs w:val="21"/>
-          <w:u w:val="none"/>
-          <w:lang w:val="pt-BR"/>
-        </w:rPr>
-        <w:t xml:space="preserve">, </w:t>
-      </w:r>
-      <w:r>
-        <w:rPr>
-          <w:rFonts w:ascii="Arial" w:hAnsi="Arial" w:eastAsia="Arial" w:cs="Arial"/>
-          <w:b w:val="1"/>
-          <w:bCs w:val="1"/>
-          <w:i w:val="0"/>
-          <w:iCs w:val="0"/>
-          <w:strike w:val="0"/>
-          <w:dstrike w:val="0"/>
-          <w:noProof w:val="0"/>
-          <w:color w:val="000000" w:themeColor="text1" w:themeTint="FF" w:themeShade="FF"/>
-          <w:sz w:val="21"/>
-          <w:szCs w:val="21"/>
-          <w:u w:val="none"/>
-          <w:lang w:val="pt-BR"/>
-        </w:rPr>
-        <w:t>Quasar</w:t>
-      </w:r>
-      <w:r>
-        <w:rPr>
-          <w:rFonts w:ascii="Arial" w:hAnsi="Arial" w:eastAsia="Arial" w:cs="Arial"/>
-          <w:b w:val="1"/>
-          <w:bCs w:val="1"/>
-          <w:i w:val="0"/>
-          <w:iCs w:val="0"/>
-          <w:strike w:val="0"/>
-          <w:dstrike w:val="0"/>
-          <w:noProof w:val="0"/>
-          <w:color w:val="000000" w:themeColor="text1" w:themeTint="FF" w:themeShade="FF"/>
-          <w:sz w:val="21"/>
-          <w:szCs w:val="21"/>
-          <w:u w:val="none"/>
-          <w:lang w:val="pt-BR"/>
-        </w:rPr>
-        <w:t xml:space="preserve">, </w:t>
-      </w:r>
-      <w:r>
-        <w:rPr>
-          <w:rFonts w:ascii="Arial" w:hAnsi="Arial" w:eastAsia="Arial" w:cs="Arial"/>
-          <w:b w:val="1"/>
-          <w:bCs w:val="1"/>
-          <w:i w:val="0"/>
-          <w:iCs w:val="0"/>
-          <w:strike w:val="0"/>
-          <w:dstrike w:val="0"/>
-          <w:noProof w:val="0"/>
-          <w:color w:val="000000" w:themeColor="text1" w:themeTint="FF" w:themeShade="FF"/>
-          <w:sz w:val="21"/>
-          <w:szCs w:val="21"/>
-          <w:u w:val="none"/>
-          <w:lang w:val="pt-BR"/>
-        </w:rPr>
-        <w:t>JavaScript</w:t>
-      </w:r>
-      <w:r>
-        <w:rPr>
-          <w:rFonts w:ascii="Arial" w:hAnsi="Arial" w:eastAsia="Arial" w:cs="Arial"/>
-          <w:b w:val="1"/>
-          <w:bCs w:val="1"/>
-          <w:i w:val="0"/>
-          <w:iCs w:val="0"/>
-          <w:strike w:val="0"/>
-          <w:dstrike w:val="0"/>
-          <w:noProof w:val="0"/>
-          <w:color w:val="000000" w:themeColor="text1" w:themeTint="FF" w:themeShade="FF"/>
-          <w:sz w:val="21"/>
-          <w:szCs w:val="21"/>
-          <w:u w:val="none"/>
-          <w:lang w:val="pt-BR"/>
-        </w:rPr>
-        <w:t xml:space="preserve">, </w:t>
-      </w:r>
-      <w:r>
-        <w:rPr>
-          <w:rFonts w:ascii="Arial" w:hAnsi="Arial" w:eastAsia="Arial" w:cs="Arial"/>
-          <w:b w:val="1"/>
-          <w:bCs w:val="1"/>
-          <w:i w:val="0"/>
-          <w:iCs w:val="0"/>
-          <w:strike w:val="0"/>
-          <w:dstrike w:val="0"/>
-          <w:noProof w:val="0"/>
-          <w:color w:val="000000" w:themeColor="text1" w:themeTint="FF" w:themeShade="FF"/>
-          <w:sz w:val="21"/>
-          <w:szCs w:val="21"/>
-          <w:u w:val="none"/>
-          <w:lang w:val="pt-BR"/>
-        </w:rPr>
-        <w:t>T</w:t>
-      </w:r>
-      <w:r>
-        <w:rPr>
-          <w:rFonts w:ascii="Arial" w:hAnsi="Arial" w:eastAsia="Arial" w:cs="Arial"/>
-          <w:b w:val="1"/>
-          <w:bCs w:val="1"/>
-          <w:i w:val="0"/>
-          <w:iCs w:val="0"/>
-          <w:strike w:val="0"/>
-          <w:dstrike w:val="0"/>
-          <w:noProof w:val="0"/>
-          <w:color w:val="000000" w:themeColor="text1" w:themeTint="FF" w:themeShade="FF"/>
-          <w:sz w:val="21"/>
-          <w:szCs w:val="21"/>
-          <w:u w:val="none"/>
-          <w:lang w:val="pt-BR"/>
-        </w:rPr>
-        <w:t>ailwin</w:t>
-      </w:r>
-      <w:r>
-        <w:rPr>
-          <w:rFonts w:ascii="Arial" w:hAnsi="Arial" w:eastAsia="Arial" w:cs="Arial"/>
-          <w:b w:val="1"/>
-          <w:bCs w:val="1"/>
-          <w:i w:val="0"/>
-          <w:iCs w:val="0"/>
-          <w:strike w:val="0"/>
-          <w:dstrike w:val="0"/>
-          <w:noProof w:val="0"/>
-          <w:color w:val="000000" w:themeColor="text1" w:themeTint="FF" w:themeShade="FF"/>
-          <w:sz w:val="21"/>
-          <w:szCs w:val="21"/>
-          <w:u w:val="none"/>
-          <w:lang w:val="pt-BR"/>
-        </w:rPr>
-        <w:t>d</w:t>
-      </w:r>
-      <w:r>
-        <w:rPr>
-          <w:rFonts w:ascii="Arial" w:hAnsi="Arial" w:eastAsia="Arial" w:cs="Arial"/>
-          <w:b w:val="1"/>
-          <w:bCs w:val="1"/>
-          <w:i w:val="0"/>
-          <w:iCs w:val="0"/>
-          <w:strike w:val="0"/>
-          <w:dstrike w:val="0"/>
-          <w:noProof w:val="0"/>
-          <w:color w:val="000000" w:themeColor="text1" w:themeTint="FF" w:themeShade="FF"/>
-          <w:sz w:val="21"/>
-          <w:szCs w:val="21"/>
-          <w:u w:val="none"/>
-          <w:lang w:val="pt-BR"/>
-        </w:rPr>
-        <w:t xml:space="preserve"> CSS</w:t>
-      </w:r>
-      <w:r>
-        <w:rPr>
-          <w:rFonts w:ascii="Arial" w:hAnsi="Arial" w:eastAsia="Arial" w:cs="Arial"/>
-          <w:b w:val="1"/>
-          <w:bCs w:val="1"/>
-          <w:i w:val="0"/>
-          <w:iCs w:val="0"/>
-          <w:strike w:val="0"/>
-          <w:dstrike w:val="0"/>
-          <w:noProof w:val="0"/>
-          <w:color w:val="000000" w:themeColor="text1" w:themeTint="FF" w:themeShade="FF"/>
-          <w:sz w:val="21"/>
-          <w:szCs w:val="21"/>
-          <w:u w:val="none"/>
-          <w:lang w:val="pt-BR"/>
-        </w:rPr>
-        <w:t>,</w:t>
-      </w:r>
-      <w:r>
-        <w:rPr>
-          <w:rFonts w:ascii="Arial" w:hAnsi="Arial" w:eastAsia="Arial" w:cs="Arial"/>
-          <w:b w:val="1"/>
-          <w:bCs w:val="1"/>
-          <w:i w:val="0"/>
-          <w:iCs w:val="0"/>
-          <w:strike w:val="0"/>
-          <w:dstrike w:val="0"/>
-          <w:noProof w:val="0"/>
-          <w:color w:val="000000" w:themeColor="text1" w:themeTint="FF" w:themeShade="FF"/>
-          <w:sz w:val="21"/>
-          <w:szCs w:val="21"/>
-          <w:u w:val="none"/>
-          <w:lang w:val="pt-BR"/>
-        </w:rPr>
-        <w:t xml:space="preserve"> </w:t>
-      </w:r>
-      <w:r>
-        <w:rPr>
-          <w:rFonts w:ascii="Arial" w:hAnsi="Arial" w:eastAsia="Arial" w:cs="Arial"/>
-          <w:b w:val="1"/>
-          <w:bCs w:val="1"/>
-          <w:i w:val="0"/>
-          <w:iCs w:val="0"/>
-          <w:strike w:val="0"/>
-          <w:dstrike w:val="0"/>
-          <w:noProof w:val="0"/>
-          <w:color w:val="000000" w:themeColor="text1" w:themeTint="FF" w:themeShade="FF"/>
-          <w:sz w:val="21"/>
-          <w:szCs w:val="21"/>
-          <w:u w:val="none"/>
-          <w:lang w:val="pt-BR"/>
-        </w:rPr>
-        <w:t>Pinia</w:t>
-      </w:r>
-      <w:r>
-        <w:rPr>
-          <w:rFonts w:ascii="Arial" w:hAnsi="Arial" w:eastAsia="Arial" w:cs="Arial"/>
-          <w:b w:val="1"/>
-          <w:bCs w:val="1"/>
-          <w:i w:val="0"/>
-          <w:iCs w:val="0"/>
-          <w:strike w:val="0"/>
-          <w:dstrike w:val="0"/>
-          <w:noProof w:val="0"/>
-          <w:color w:val="000000" w:themeColor="text1" w:themeTint="FF" w:themeShade="FF"/>
-          <w:sz w:val="21"/>
-          <w:szCs w:val="21"/>
-          <w:u w:val="none"/>
-          <w:lang w:val="pt-BR"/>
-        </w:rPr>
-        <w:t xml:space="preserve">, </w:t>
-      </w:r>
-      <w:r>
-        <w:rPr>
-          <w:rFonts w:ascii="Arial" w:hAnsi="Arial" w:eastAsia="Arial" w:cs="Arial"/>
-          <w:b w:val="1"/>
-          <w:bCs w:val="1"/>
-          <w:i w:val="0"/>
-          <w:iCs w:val="0"/>
-          <w:strike w:val="0"/>
-          <w:dstrike w:val="0"/>
-          <w:noProof w:val="0"/>
-          <w:color w:val="000000" w:themeColor="text1" w:themeTint="FF" w:themeShade="FF"/>
-          <w:sz w:val="21"/>
-          <w:szCs w:val="21"/>
-          <w:u w:val="none"/>
-          <w:lang w:val="pt-BR"/>
-        </w:rPr>
-        <w:t>Yup</w:t>
-      </w:r>
-      <w:r>
-        <w:rPr>
-          <w:rFonts w:ascii="Arial" w:hAnsi="Arial" w:eastAsia="Arial" w:cs="Arial"/>
-          <w:b w:val="1"/>
-          <w:bCs w:val="1"/>
-          <w:i w:val="0"/>
-          <w:iCs w:val="0"/>
-          <w:strike w:val="0"/>
-          <w:dstrike w:val="0"/>
-          <w:noProof w:val="0"/>
-          <w:color w:val="000000" w:themeColor="text1" w:themeTint="FF" w:themeShade="FF"/>
-          <w:sz w:val="21"/>
-          <w:szCs w:val="21"/>
-          <w:u w:val="none"/>
-          <w:lang w:val="pt-BR"/>
-        </w:rPr>
-        <w:t xml:space="preserve">, </w:t>
-      </w:r>
-      <w:r>
-        <w:rPr>
-          <w:rFonts w:ascii="Arial" w:hAnsi="Arial" w:eastAsia="Arial" w:cs="Arial"/>
-          <w:b w:val="1"/>
-          <w:bCs w:val="1"/>
-          <w:i w:val="0"/>
-          <w:iCs w:val="0"/>
-          <w:strike w:val="0"/>
-          <w:dstrike w:val="0"/>
-          <w:noProof w:val="0"/>
-          <w:color w:val="000000" w:themeColor="text1" w:themeTint="FF" w:themeShade="FF"/>
-          <w:sz w:val="21"/>
-          <w:szCs w:val="21"/>
-          <w:u w:val="none"/>
-          <w:lang w:val="pt-BR"/>
-        </w:rPr>
-        <w:t>HTML</w:t>
-      </w:r>
-      <w:r>
-        <w:rPr>
-          <w:rFonts w:ascii="Arial" w:hAnsi="Arial" w:eastAsia="Arial" w:cs="Arial"/>
-          <w:b w:val="1"/>
-          <w:bCs w:val="1"/>
-          <w:i w:val="0"/>
-          <w:iCs w:val="0"/>
-          <w:strike w:val="0"/>
-          <w:dstrike w:val="0"/>
-          <w:noProof w:val="0"/>
-          <w:color w:val="000000" w:themeColor="text1" w:themeTint="FF" w:themeShade="FF"/>
-          <w:sz w:val="21"/>
-          <w:szCs w:val="21"/>
-          <w:u w:val="none"/>
-          <w:lang w:val="pt-BR"/>
-        </w:rPr>
-        <w:t xml:space="preserve">, </w:t>
-      </w:r>
-      <w:r>
-        <w:rPr>
-          <w:rFonts w:ascii="Arial" w:hAnsi="Arial" w:eastAsia="Arial" w:cs="Arial"/>
-          <w:b w:val="1"/>
-          <w:bCs w:val="1"/>
-          <w:i w:val="0"/>
-          <w:iCs w:val="0"/>
-          <w:strike w:val="0"/>
-          <w:dstrike w:val="0"/>
-          <w:noProof w:val="0"/>
-          <w:color w:val="000000" w:themeColor="text1" w:themeTint="FF" w:themeShade="FF"/>
-          <w:sz w:val="21"/>
-          <w:szCs w:val="21"/>
-          <w:u w:val="none"/>
-          <w:lang w:val="pt-BR"/>
-        </w:rPr>
-        <w:t>npm</w:t>
-      </w:r>
-      <w:r>
-        <w:rPr>
-          <w:rFonts w:ascii="Arial" w:hAnsi="Arial" w:eastAsia="Arial" w:cs="Arial"/>
-          <w:b w:val="1"/>
-          <w:bCs w:val="1"/>
-          <w:i w:val="0"/>
-          <w:iCs w:val="0"/>
-          <w:strike w:val="0"/>
-          <w:dstrike w:val="0"/>
-          <w:noProof w:val="0"/>
-          <w:color w:val="000000" w:themeColor="text1" w:themeTint="FF" w:themeShade="FF"/>
-          <w:sz w:val="21"/>
-          <w:szCs w:val="21"/>
-          <w:u w:val="none"/>
-          <w:lang w:val="pt-BR"/>
-        </w:rPr>
-        <w:t xml:space="preserve">, </w:t>
-      </w:r>
-      <w:r>
-        <w:rPr>
-          <w:rFonts w:ascii="Arial" w:hAnsi="Arial" w:eastAsia="Arial" w:cs="Arial"/>
-          <w:b w:val="1"/>
-          <w:bCs w:val="1"/>
-          <w:i w:val="0"/>
-          <w:iCs w:val="0"/>
-          <w:strike w:val="0"/>
-          <w:dstrike w:val="0"/>
-          <w:noProof w:val="0"/>
-          <w:color w:val="000000" w:themeColor="text1" w:themeTint="FF" w:themeShade="FF"/>
-          <w:sz w:val="21"/>
-          <w:szCs w:val="21"/>
-          <w:u w:val="none"/>
-          <w:lang w:val="pt-BR"/>
-        </w:rPr>
-        <w:t>Integração de APIs REST</w:t>
-      </w:r>
-      <w:r>
-        <w:rPr>
-          <w:rFonts w:ascii="Arial" w:hAnsi="Arial" w:eastAsia="Arial" w:cs="Arial"/>
-          <w:b w:val="1"/>
-          <w:bCs w:val="1"/>
-          <w:i w:val="0"/>
-          <w:iCs w:val="0"/>
-          <w:strike w:val="0"/>
-          <w:dstrike w:val="0"/>
-          <w:noProof w:val="0"/>
-          <w:color w:val="000000" w:themeColor="text1" w:themeTint="FF" w:themeShade="FF"/>
-          <w:sz w:val="21"/>
-          <w:szCs w:val="21"/>
-          <w:u w:val="none"/>
-          <w:lang w:val="pt-BR"/>
-        </w:rPr>
-        <w:t xml:space="preserve">, </w:t>
-      </w:r>
-      <w:r>
-        <w:rPr>
-          <w:rFonts w:ascii="Arial" w:hAnsi="Arial" w:eastAsia="Arial" w:cs="Arial"/>
-          <w:b w:val="1"/>
-          <w:bCs w:val="1"/>
-          <w:i w:val="0"/>
-          <w:iCs w:val="0"/>
-          <w:strike w:val="0"/>
-          <w:dstrike w:val="0"/>
-          <w:noProof w:val="0"/>
-          <w:color w:val="000000" w:themeColor="text1" w:themeTint="FF" w:themeShade="FF"/>
-          <w:sz w:val="21"/>
-          <w:szCs w:val="21"/>
-          <w:u w:val="none"/>
-          <w:lang w:val="pt-BR"/>
-        </w:rPr>
-        <w:t>G</w:t>
-      </w:r>
-      <w:r>
-        <w:rPr>
-          <w:rFonts w:ascii="Arial" w:hAnsi="Arial" w:eastAsia="Arial" w:cs="Arial"/>
-          <w:b w:val="1"/>
-          <w:bCs w:val="1"/>
-          <w:i w:val="0"/>
-          <w:iCs w:val="0"/>
-          <w:strike w:val="0"/>
-          <w:dstrike w:val="0"/>
-          <w:noProof w:val="0"/>
-          <w:color w:val="000000" w:themeColor="text1" w:themeTint="FF" w:themeShade="FF"/>
-          <w:sz w:val="21"/>
-          <w:szCs w:val="21"/>
-          <w:u w:val="none"/>
-          <w:lang w:val="pt-BR"/>
-        </w:rPr>
-        <w:t>i</w:t>
-      </w:r>
-      <w:r>
-        <w:rPr>
-          <w:rFonts w:ascii="Arial" w:hAnsi="Arial" w:eastAsia="Arial" w:cs="Arial"/>
-          <w:b w:val="1"/>
-          <w:bCs w:val="1"/>
-          <w:i w:val="0"/>
-          <w:iCs w:val="0"/>
-          <w:strike w:val="0"/>
-          <w:dstrike w:val="0"/>
-          <w:noProof w:val="0"/>
-          <w:color w:val="000000" w:themeColor="text1" w:themeTint="FF" w:themeShade="FF"/>
-          <w:sz w:val="21"/>
-          <w:szCs w:val="21"/>
-          <w:u w:val="none"/>
-          <w:lang w:val="pt-BR"/>
-        </w:rPr>
-        <w:t>t</w:t>
-      </w:r>
-      <w:r>
-        <w:rPr>
-          <w:rFonts w:ascii="Arial" w:hAnsi="Arial" w:eastAsia="Arial" w:cs="Arial"/>
-          <w:b w:val="1"/>
-          <w:bCs w:val="1"/>
-          <w:i w:val="0"/>
-          <w:iCs w:val="0"/>
-          <w:strike w:val="0"/>
-          <w:dstrike w:val="0"/>
-          <w:noProof w:val="0"/>
-          <w:color w:val="000000" w:themeColor="text1" w:themeTint="FF" w:themeShade="FF"/>
-          <w:sz w:val="21"/>
-          <w:szCs w:val="21"/>
-          <w:u w:val="none"/>
-          <w:lang w:val="pt-BR"/>
-        </w:rPr>
-        <w:t>,</w:t>
-      </w:r>
-      <w:r>
-        <w:rPr>
-          <w:rFonts w:ascii="Arial" w:hAnsi="Arial" w:eastAsia="Arial" w:cs="Arial"/>
-          <w:b w:val="1"/>
-          <w:bCs w:val="1"/>
-          <w:i w:val="0"/>
-          <w:iCs w:val="0"/>
-          <w:strike w:val="0"/>
-          <w:dstrike w:val="0"/>
-          <w:noProof w:val="0"/>
-          <w:color w:val="000000" w:themeColor="text1" w:themeTint="FF" w:themeShade="FF"/>
-          <w:sz w:val="21"/>
-          <w:szCs w:val="21"/>
-          <w:u w:val="none"/>
-          <w:lang w:val="pt-BR"/>
-        </w:rPr>
-        <w:t xml:space="preserve"> GitHub</w:t>
-      </w:r>
-      <w:r>
-        <w:rPr>
-          <w:rFonts w:ascii="Arial" w:hAnsi="Arial" w:eastAsia="Arial" w:cs="Arial"/>
-          <w:b w:val="1"/>
-          <w:bCs w:val="1"/>
-          <w:i w:val="0"/>
-          <w:iCs w:val="0"/>
-          <w:strike w:val="0"/>
-          <w:dstrike w:val="0"/>
-          <w:noProof w:val="0"/>
-          <w:color w:val="000000" w:themeColor="text1" w:themeTint="FF" w:themeShade="FF"/>
-          <w:sz w:val="21"/>
-          <w:szCs w:val="21"/>
-          <w:u w:val="none"/>
-          <w:lang w:val="pt-BR"/>
-        </w:rPr>
-        <w:t xml:space="preserve">, </w:t>
-      </w:r>
-      <w:r>
-        <w:rPr>
-          <w:rFonts w:ascii="Arial" w:hAnsi="Arial" w:eastAsia="Arial" w:cs="Arial"/>
-          <w:b w:val="1"/>
-          <w:bCs w:val="1"/>
-          <w:i w:val="0"/>
-          <w:iCs w:val="0"/>
-          <w:strike w:val="0"/>
-          <w:dstrike w:val="0"/>
-          <w:noProof w:val="0"/>
-          <w:color w:val="000000" w:themeColor="text1" w:themeTint="FF" w:themeShade="FF"/>
-          <w:sz w:val="21"/>
-          <w:szCs w:val="21"/>
-          <w:u w:val="none"/>
-          <w:lang w:val="pt-BR"/>
-        </w:rPr>
-        <w:t>Scr</w:t>
-      </w:r>
-      <w:r>
-        <w:rPr>
-          <w:rFonts w:ascii="Arial" w:hAnsi="Arial" w:eastAsia="Arial" w:cs="Arial"/>
-          <w:b w:val="1"/>
-          <w:bCs w:val="1"/>
-          <w:i w:val="0"/>
-          <w:iCs w:val="0"/>
-          <w:strike w:val="0"/>
-          <w:dstrike w:val="0"/>
-          <w:noProof w:val="0"/>
-          <w:color w:val="000000" w:themeColor="text1" w:themeTint="FF" w:themeShade="FF"/>
-          <w:sz w:val="21"/>
-          <w:szCs w:val="21"/>
-          <w:u w:val="none"/>
-          <w:lang w:val="pt-BR"/>
-        </w:rPr>
-        <w:t>u</w:t>
-      </w:r>
-      <w:r>
-        <w:rPr>
-          <w:rFonts w:ascii="Arial" w:hAnsi="Arial" w:eastAsia="Arial" w:cs="Arial"/>
-          <w:b w:val="1"/>
-          <w:bCs w:val="1"/>
-          <w:i w:val="0"/>
-          <w:iCs w:val="0"/>
-          <w:strike w:val="0"/>
-          <w:dstrike w:val="0"/>
-          <w:noProof w:val="0"/>
-          <w:color w:val="000000" w:themeColor="text1" w:themeTint="FF" w:themeShade="FF"/>
-          <w:sz w:val="21"/>
-          <w:szCs w:val="21"/>
-          <w:u w:val="none"/>
-          <w:lang w:val="pt-BR"/>
-        </w:rPr>
-        <w:t xml:space="preserve">m e </w:t>
-      </w:r>
-      <w:r>
-        <w:rPr>
-          <w:rFonts w:ascii="Arial" w:hAnsi="Arial" w:eastAsia="Arial" w:cs="Arial"/>
-          <w:b w:val="1"/>
-          <w:bCs w:val="1"/>
-          <w:i w:val="0"/>
-          <w:iCs w:val="0"/>
-          <w:strike w:val="0"/>
-          <w:dstrike w:val="0"/>
-          <w:noProof w:val="0"/>
-          <w:color w:val="000000" w:themeColor="text1" w:themeTint="FF" w:themeShade="FF"/>
-          <w:sz w:val="21"/>
-          <w:szCs w:val="21"/>
-          <w:u w:val="none"/>
-          <w:lang w:val="pt-BR"/>
-        </w:rPr>
-        <w:t>K</w:t>
-      </w:r>
-      <w:r>
-        <w:rPr>
-          <w:rFonts w:ascii="Arial" w:hAnsi="Arial" w:eastAsia="Arial" w:cs="Arial"/>
-          <w:b w:val="1"/>
-          <w:bCs w:val="1"/>
-          <w:i w:val="0"/>
-          <w:iCs w:val="0"/>
-          <w:strike w:val="0"/>
-          <w:dstrike w:val="0"/>
-          <w:noProof w:val="0"/>
-          <w:color w:val="000000" w:themeColor="text1" w:themeTint="FF" w:themeShade="FF"/>
-          <w:sz w:val="21"/>
-          <w:szCs w:val="21"/>
-          <w:u w:val="none"/>
-          <w:lang w:val="pt-BR"/>
-        </w:rPr>
-        <w:t>anban</w:t>
-      </w:r>
-      <w:r>
-        <w:rPr>
-          <w:rFonts w:ascii="Arial" w:hAnsi="Arial" w:eastAsia="Arial" w:cs="Arial"/>
-          <w:b w:val="1"/>
-          <w:bCs w:val="1"/>
-          <w:i w:val="0"/>
-          <w:iCs w:val="0"/>
-          <w:strike w:val="0"/>
-          <w:dstrike w:val="0"/>
-          <w:noProof w:val="0"/>
-          <w:color w:val="000000" w:themeColor="text1" w:themeTint="FF" w:themeShade="FF"/>
-          <w:sz w:val="21"/>
-          <w:szCs w:val="21"/>
-          <w:u w:val="none"/>
-          <w:lang w:val="pt-BR"/>
-        </w:rPr>
-        <w:t>,</w:t>
-      </w:r>
-      <w:r>
-        <w:rPr>
-          <w:rFonts w:ascii="Arial" w:hAnsi="Arial" w:eastAsia="Arial" w:cs="Arial"/>
-          <w:b w:val="1"/>
-          <w:bCs w:val="1"/>
-          <w:i w:val="0"/>
-          <w:iCs w:val="0"/>
-          <w:strike w:val="0"/>
-          <w:dstrike w:val="0"/>
-          <w:noProof w:val="0"/>
-          <w:color w:val="000000" w:themeColor="text1" w:themeTint="FF" w:themeShade="FF"/>
-          <w:sz w:val="21"/>
-          <w:szCs w:val="21"/>
-          <w:u w:val="none"/>
-          <w:lang w:val="pt-BR"/>
-        </w:rPr>
-        <w:t xml:space="preserve"> </w:t>
-      </w:r>
-      <w:r>
-        <w:rPr>
-          <w:rFonts w:ascii="Arial" w:hAnsi="Arial" w:eastAsia="Arial" w:cs="Arial"/>
-          <w:b w:val="1"/>
-          <w:bCs w:val="1"/>
-          <w:i w:val="0"/>
-          <w:iCs w:val="0"/>
-          <w:strike w:val="0"/>
-          <w:dstrike w:val="0"/>
-          <w:noProof w:val="0"/>
-          <w:color w:val="000000" w:themeColor="text1" w:themeTint="FF" w:themeShade="FF"/>
-          <w:sz w:val="21"/>
-          <w:szCs w:val="21"/>
-          <w:u w:val="none"/>
-          <w:lang w:val="pt-BR"/>
-        </w:rPr>
-        <w:t>B</w:t>
-      </w:r>
-      <w:r>
-        <w:rPr>
-          <w:rFonts w:ascii="Arial" w:hAnsi="Arial" w:eastAsia="Arial" w:cs="Arial"/>
-          <w:b w:val="1"/>
-          <w:bCs w:val="1"/>
-          <w:i w:val="0"/>
-          <w:iCs w:val="0"/>
-          <w:strike w:val="0"/>
-          <w:dstrike w:val="0"/>
-          <w:noProof w:val="0"/>
-          <w:color w:val="000000" w:themeColor="text1" w:themeTint="FF" w:themeShade="FF"/>
-          <w:sz w:val="21"/>
-          <w:szCs w:val="21"/>
-          <w:u w:val="none"/>
-          <w:lang w:val="pt-BR"/>
-        </w:rPr>
-        <w:t>o</w:t>
-      </w:r>
-      <w:r>
-        <w:rPr>
-          <w:rFonts w:ascii="Arial" w:hAnsi="Arial" w:eastAsia="Arial" w:cs="Arial"/>
-          <w:b w:val="1"/>
-          <w:bCs w:val="1"/>
-          <w:i w:val="0"/>
-          <w:iCs w:val="0"/>
-          <w:strike w:val="0"/>
-          <w:dstrike w:val="0"/>
-          <w:noProof w:val="0"/>
-          <w:color w:val="000000" w:themeColor="text1" w:themeTint="FF" w:themeShade="FF"/>
-          <w:sz w:val="21"/>
-          <w:szCs w:val="21"/>
-          <w:u w:val="none"/>
-          <w:lang w:val="pt-BR"/>
-        </w:rPr>
-        <w:t>a</w:t>
-      </w:r>
-      <w:r>
-        <w:rPr>
-          <w:rFonts w:ascii="Arial" w:hAnsi="Arial" w:eastAsia="Arial" w:cs="Arial"/>
-          <w:b w:val="1"/>
-          <w:bCs w:val="1"/>
-          <w:i w:val="0"/>
-          <w:iCs w:val="0"/>
-          <w:strike w:val="0"/>
-          <w:dstrike w:val="0"/>
-          <w:noProof w:val="0"/>
-          <w:color w:val="000000" w:themeColor="text1" w:themeTint="FF" w:themeShade="FF"/>
-          <w:sz w:val="21"/>
-          <w:szCs w:val="21"/>
-          <w:u w:val="none"/>
-          <w:lang w:val="pt-BR"/>
-        </w:rPr>
-        <w:t>s</w:t>
-      </w:r>
-      <w:r>
-        <w:rPr>
-          <w:rFonts w:ascii="Arial" w:hAnsi="Arial" w:eastAsia="Arial" w:cs="Arial"/>
-          <w:b w:val="1"/>
-          <w:bCs w:val="1"/>
-          <w:i w:val="0"/>
-          <w:iCs w:val="0"/>
-          <w:strike w:val="0"/>
-          <w:dstrike w:val="0"/>
-          <w:noProof w:val="0"/>
-          <w:color w:val="000000" w:themeColor="text1" w:themeTint="FF" w:themeShade="FF"/>
-          <w:sz w:val="21"/>
-          <w:szCs w:val="21"/>
-          <w:u w:val="none"/>
-          <w:lang w:val="pt-BR"/>
-        </w:rPr>
-        <w:t xml:space="preserve"> </w:t>
-      </w:r>
-      <w:r>
-        <w:rPr>
-          <w:rFonts w:ascii="Arial" w:hAnsi="Arial" w:eastAsia="Arial" w:cs="Arial"/>
-          <w:b w:val="1"/>
-          <w:bCs w:val="1"/>
-          <w:i w:val="0"/>
-          <w:iCs w:val="0"/>
-          <w:strike w:val="0"/>
-          <w:dstrike w:val="0"/>
-          <w:noProof w:val="0"/>
-          <w:color w:val="000000" w:themeColor="text1" w:themeTint="FF" w:themeShade="FF"/>
-          <w:sz w:val="21"/>
-          <w:szCs w:val="21"/>
-          <w:u w:val="none"/>
-          <w:lang w:val="pt-BR"/>
-        </w:rPr>
-        <w:t>prá</w:t>
-      </w:r>
-      <w:r>
-        <w:rPr>
-          <w:rFonts w:ascii="Arial" w:hAnsi="Arial" w:eastAsia="Arial" w:cs="Arial"/>
-          <w:b w:val="1"/>
-          <w:bCs w:val="1"/>
-          <w:i w:val="0"/>
-          <w:iCs w:val="0"/>
-          <w:strike w:val="0"/>
-          <w:dstrike w:val="0"/>
-          <w:noProof w:val="0"/>
-          <w:color w:val="000000" w:themeColor="text1" w:themeTint="FF" w:themeShade="FF"/>
-          <w:sz w:val="21"/>
-          <w:szCs w:val="21"/>
-          <w:u w:val="none"/>
-          <w:lang w:val="pt-BR"/>
-        </w:rPr>
-        <w:t>tic</w:t>
-      </w:r>
-      <w:r>
-        <w:rPr>
-          <w:rFonts w:ascii="Arial" w:hAnsi="Arial" w:eastAsia="Arial" w:cs="Arial"/>
-          <w:b w:val="1"/>
-          <w:bCs w:val="1"/>
-          <w:i w:val="0"/>
-          <w:iCs w:val="0"/>
-          <w:strike w:val="0"/>
-          <w:dstrike w:val="0"/>
-          <w:noProof w:val="0"/>
-          <w:color w:val="000000" w:themeColor="text1" w:themeTint="FF" w:themeShade="FF"/>
-          <w:sz w:val="21"/>
-          <w:szCs w:val="21"/>
-          <w:u w:val="none"/>
-          <w:lang w:val="pt-BR"/>
-        </w:rPr>
-        <w:t>as</w:t>
-      </w:r>
-      <w:r>
-        <w:rPr>
-          <w:rFonts w:ascii="Arial" w:hAnsi="Arial" w:eastAsia="Arial" w:cs="Arial"/>
-          <w:b w:val="1"/>
-          <w:bCs w:val="1"/>
-          <w:i w:val="0"/>
-          <w:iCs w:val="0"/>
-          <w:strike w:val="0"/>
-          <w:dstrike w:val="0"/>
-          <w:noProof w:val="0"/>
-          <w:color w:val="000000" w:themeColor="text1" w:themeTint="FF" w:themeShade="FF"/>
-          <w:sz w:val="21"/>
-          <w:szCs w:val="21"/>
-          <w:u w:val="none"/>
-          <w:lang w:val="pt-BR"/>
-        </w:rPr>
-        <w:t xml:space="preserve"> UI/UX e responsividade</w:t>
-      </w:r>
-      <w:r>
-        <w:rPr>
-          <w:rFonts w:ascii="Arial" w:hAnsi="Arial" w:eastAsia="Arial" w:cs="Arial"/>
-          <w:b w:val="1"/>
-          <w:bCs w:val="1"/>
-          <w:i w:val="0"/>
-          <w:iCs w:val="0"/>
-          <w:strike w:val="0"/>
-          <w:dstrike w:val="0"/>
-          <w:noProof w:val="0"/>
-          <w:color w:val="000000" w:themeColor="text1" w:themeTint="FF" w:themeShade="FF"/>
-          <w:sz w:val="21"/>
-          <w:szCs w:val="21"/>
-          <w:u w:val="none"/>
-          <w:lang w:val="pt-BR"/>
-        </w:rPr>
-        <w:t>.</w:t>
-      </w:r>
-    </w:p>
-    <w:p>
-      <w:pPr>
-        <w:pStyle w:val="Normal"/>
-        <w:keepNext w:val="0"/>
-        <w:keepLines w:val="0"/>
-        <w:spacing w:before="80" w:beforeAutospacing="off" w:after="0" w:afterAutospacing="off" w:line="276" w:lineRule="auto"/>
-        <w:ind w:left="-822" w:right="-844"/>
-        <w:jc w:val="both"/>
-        <w:rPr>
-          <w:rFonts w:ascii="Arial" w:hAnsi="Arial" w:eastAsia="Arial" w:cs="Arial"/>
-          <w:b w:val="1"/>
-          <w:bCs w:val="1"/>
-          <w:i w:val="0"/>
-          <w:iCs w:val="0"/>
-          <w:strike w:val="0"/>
-          <w:dstrike w:val="0"/>
-          <w:noProof w:val="0"/>
-          <w:color w:val="000000" w:themeColor="text1" w:themeTint="FF" w:themeShade="FF"/>
-          <w:sz w:val="12"/>
-          <w:szCs w:val="12"/>
-          <w:u w:val="none"/>
-          <w:lang w:val="pt-BR"/>
-        </w:rPr>
-      </w:pPr>
-    </w:p>
-    <w:p>
-      <w:pPr>
-        <w:pStyle w:val="Heading2"/>
-        <w:keepNext w:val="0"/>
-        <w:keepLines w:val="0"/>
-        <w:spacing w:before="80" w:beforeAutospacing="off"/>
-        <w:ind w:left="-822" w:right="-567"/>
-        <w:rPr>
-          <w:rFonts w:ascii="Arial" w:hAnsi="Arial" w:eastAsia="Arial" w:cs="Arial"/>
-          <w:b w:val="0"/>
-          <w:bCs w:val="0"/>
-          <w:i w:val="1"/>
-          <w:iCs w:val="1"/>
-          <w:noProof w:val="0"/>
-          <w:color w:val="000000" w:themeColor="text1" w:themeTint="FF" w:themeShade="FF"/>
-          <w:sz w:val="24"/>
-          <w:szCs w:val="24"/>
-          <w:lang w:val="pt-BR"/>
-        </w:rPr>
-      </w:pPr>
-      <w:r>
-        <w:rPr>
-          <w:rFonts w:ascii="Arial" w:hAnsi="Arial" w:eastAsia="Arial" w:cs="Arial"/>
-          <w:b w:val="1"/>
-          <w:bCs w:val="1"/>
-          <w:i w:val="0"/>
-          <w:iCs w:val="0"/>
-          <w:noProof w:val="0"/>
-          <w:color w:val="000000" w:themeColor="text1" w:themeTint="FF" w:themeShade="FF"/>
-          <w:sz w:val="24"/>
-          <w:szCs w:val="24"/>
-          <w:lang w:val="pt-BR"/>
-        </w:rPr>
-        <w:t xml:space="preserve">Henrique </w:t>
-      </w:r>
-      <w:r>
-        <w:rPr>
-          <w:rFonts w:ascii="Arial" w:hAnsi="Arial" w:eastAsia="Arial" w:cs="Arial"/>
-          <w:b w:val="1"/>
-          <w:bCs w:val="1"/>
-          <w:i w:val="0"/>
-          <w:iCs w:val="0"/>
-          <w:noProof w:val="0"/>
-          <w:color w:val="000000" w:themeColor="text1" w:themeTint="FF" w:themeShade="FF"/>
-          <w:sz w:val="24"/>
-          <w:szCs w:val="24"/>
-          <w:lang w:val="pt-BR"/>
-        </w:rPr>
-        <w:t>Mascarin</w:t>
-      </w:r>
-      <w:r>
-        <w:rPr>
-          <w:rFonts w:ascii="Arial" w:hAnsi="Arial" w:eastAsia="Arial" w:cs="Arial"/>
-          <w:b w:val="1"/>
-          <w:bCs w:val="1"/>
-          <w:i w:val="0"/>
-          <w:iCs w:val="0"/>
-          <w:noProof w:val="0"/>
-          <w:lang w:val="pt-BR"/>
-        </w:rPr>
-        <w:t xml:space="preserve"> </w:t>
-      </w:r>
-      <w:r>
-        <w:rPr>
-          <w:rFonts w:ascii="Arial" w:hAnsi="Arial" w:eastAsia="Arial" w:cs="Arial"/>
-          <w:b w:val="1"/>
-          <w:bCs w:val="1"/>
-          <w:i w:val="1"/>
-          <w:iCs w:val="1"/>
-          <w:noProof w:val="0"/>
-          <w:color w:val="000000" w:themeColor="text1" w:themeTint="FF" w:themeShade="FF"/>
-          <w:sz w:val="24"/>
-          <w:szCs w:val="24"/>
-          <w:lang w:val="pt-BR"/>
-        </w:rPr>
-        <w:t>–</w:t>
-      </w:r>
-      <w:r>
-        <w:rPr>
-          <w:rFonts w:ascii="Arial" w:hAnsi="Arial" w:eastAsia="Arial" w:cs="Arial"/>
-          <w:b w:val="1"/>
-          <w:bCs w:val="1"/>
-          <w:i w:val="1"/>
-          <w:iCs w:val="1"/>
-          <w:noProof w:val="0"/>
-          <w:lang w:val="pt-BR"/>
-        </w:rPr>
-        <w:t xml:space="preserve"> </w:t>
-      </w:r>
-      <w:r>
-        <w:rPr>
-          <w:rFonts w:ascii="Arial" w:hAnsi="Arial" w:eastAsia="Arial" w:cs="Arial"/>
-          <w:b w:val="1"/>
-          <w:bCs w:val="1"/>
-          <w:i w:val="1"/>
-          <w:iCs w:val="1"/>
-          <w:noProof w:val="0"/>
-          <w:color w:val="000000" w:themeColor="text1" w:themeTint="FF" w:themeShade="FF"/>
-          <w:sz w:val="24"/>
-          <w:szCs w:val="24"/>
-          <w:lang w:val="pt-BR"/>
-        </w:rPr>
-        <w:t>Fundador e Desenvolvedor Mobile</w:t>
-      </w:r>
-      <w:r>
-        <w:rPr>
-          <w:rFonts w:ascii="Arial" w:hAnsi="Arial" w:eastAsia="Arial" w:cs="Arial"/>
-          <w:b w:val="1"/>
-          <w:bCs w:val="1"/>
-          <w:i w:val="1"/>
-          <w:iCs w:val="1"/>
-          <w:noProof w:val="0"/>
-          <w:lang w:val="pt-BR"/>
-        </w:rPr>
-        <w:t xml:space="preserve"> </w:t>
-      </w:r>
-      <w:r>
-        <w:rPr>
-          <w:rFonts w:ascii="Arial" w:hAnsi="Arial" w:eastAsia="Arial" w:cs="Arial"/>
-          <w:b w:val="0"/>
-          <w:bCs w:val="0"/>
-          <w:i w:val="1"/>
-          <w:iCs w:val="1"/>
-          <w:noProof w:val="0"/>
-          <w:color w:val="000000" w:themeColor="text1" w:themeTint="FF" w:themeShade="FF"/>
-          <w:sz w:val="24"/>
-          <w:szCs w:val="24"/>
-          <w:lang w:val="pt-BR"/>
-        </w:rPr>
-        <w:t>(</w:t>
-      </w:r>
-      <w:r>
-        <w:rPr>
-          <w:rFonts w:ascii="Arial" w:hAnsi="Arial" w:eastAsia="Arial" w:cs="Arial"/>
-          <w:b w:val="0"/>
-          <w:bCs w:val="0"/>
-          <w:i w:val="1"/>
-          <w:iCs w:val="1"/>
-          <w:noProof w:val="0"/>
-          <w:color w:val="000000" w:themeColor="text1" w:themeTint="FF" w:themeShade="FF"/>
-          <w:sz w:val="24"/>
-          <w:szCs w:val="24"/>
-          <w:lang w:val="pt-BR"/>
-        </w:rPr>
-        <w:t>abril/2023</w:t>
-      </w:r>
-      <w:r>
-        <w:rPr>
-          <w:rFonts w:ascii="Arial" w:hAnsi="Arial" w:eastAsia="Arial" w:cs="Arial"/>
-          <w:b w:val="0"/>
-          <w:bCs w:val="0"/>
-          <w:i w:val="1"/>
-          <w:iCs w:val="1"/>
-          <w:noProof w:val="0"/>
-          <w:color w:val="000000" w:themeColor="text1" w:themeTint="FF" w:themeShade="FF"/>
-          <w:sz w:val="24"/>
-          <w:szCs w:val="24"/>
-          <w:lang w:val="pt-BR"/>
-        </w:rPr>
-        <w:t xml:space="preserve"> - </w:t>
-      </w:r>
-      <w:r>
-        <w:rPr>
-          <w:rFonts w:ascii="Arial" w:hAnsi="Arial" w:eastAsia="Arial" w:cs="Arial"/>
-          <w:b w:val="0"/>
-          <w:bCs w:val="0"/>
-          <w:i w:val="1"/>
-          <w:iCs w:val="1"/>
-          <w:noProof w:val="0"/>
-          <w:color w:val="000000" w:themeColor="text1" w:themeTint="FF" w:themeShade="FF"/>
-          <w:sz w:val="24"/>
-          <w:szCs w:val="24"/>
-          <w:lang w:val="pt-BR"/>
-        </w:rPr>
-        <w:t>presente</w:t>
-      </w:r>
-      <w:r>
-        <w:rPr>
-          <w:rFonts w:ascii="Arial" w:hAnsi="Arial" w:eastAsia="Arial" w:cs="Arial"/>
-          <w:b w:val="0"/>
-          <w:bCs w:val="0"/>
-          <w:i w:val="1"/>
-          <w:iCs w:val="1"/>
-          <w:noProof w:val="0"/>
-          <w:color w:val="000000" w:themeColor="text1" w:themeTint="FF" w:themeShade="FF"/>
-          <w:sz w:val="24"/>
-          <w:szCs w:val="24"/>
-          <w:lang w:val="pt-BR"/>
-        </w:rPr>
-        <w:t>)</w:t>
-      </w:r>
-      <w:r>
-        <w:rPr>
-          <w:rFonts w:ascii="Arial" w:hAnsi="Arial" w:eastAsia="Arial" w:cs="Arial"/>
-          <w:b w:val="0"/>
-          <w:bCs w:val="0"/>
-          <w:i w:val="1"/>
-          <w:iCs w:val="1"/>
-          <w:noProof w:val="0"/>
-          <w:color w:val="000000" w:themeColor="text1" w:themeTint="FF" w:themeShade="FF"/>
-          <w:sz w:val="24"/>
-          <w:szCs w:val="24"/>
-          <w:lang w:val="pt-BR"/>
-        </w:rPr>
-        <w:t xml:space="preserve"> </w:t>
-      </w:r>
-      <w:r>
-        <w:rPr>
-          <w:rFonts w:ascii="Arial" w:hAnsi="Arial" w:eastAsia="Arial" w:cs="Arial"/>
-          <w:b w:val="0"/>
-          <w:bCs w:val="0"/>
-          <w:i w:val="0"/>
-          <w:iCs w:val="0"/>
-          <w:noProof w:val="0"/>
-          <w:color w:val="000000" w:themeColor="text1" w:themeTint="FF" w:themeShade="FF"/>
-          <w:sz w:val="22"/>
-          <w:szCs w:val="22"/>
-          <w:lang w:val="pt-BR"/>
-        </w:rPr>
-        <w:t>–</w:t>
-      </w:r>
-      <w:r>
-        <w:rPr>
-          <w:rFonts w:ascii="Arial" w:hAnsi="Arial" w:eastAsia="Arial" w:cs="Arial"/>
-          <w:b w:val="0"/>
-          <w:bCs w:val="0"/>
-          <w:i w:val="0"/>
-          <w:iCs w:val="0"/>
-          <w:noProof w:val="0"/>
-          <w:color w:val="000000" w:themeColor="text1" w:themeTint="FF" w:themeShade="FF"/>
-          <w:sz w:val="24"/>
-          <w:szCs w:val="24"/>
-          <w:lang w:val="pt-BR"/>
-        </w:rPr>
-        <w:t xml:space="preserve"> (</w:t>
-      </w:r>
-      <w:hyperlink r:id="Rceab78b40d5e440a">
-        <w:r>
-          <w:rPr>
-            <w:rStyle w:val="Hyperlink"/>
-            <w:rFonts w:ascii="Arial" w:hAnsi="Arial" w:eastAsia="Arial" w:cs="Arial"/>
-            <w:b w:val="0"/>
-            <w:bCs w:val="0"/>
-            <w:i w:val="0"/>
-            <w:iCs w:val="0"/>
-            <w:noProof w:val="0"/>
-            <w:sz w:val="24"/>
-            <w:szCs w:val="24"/>
-            <w:lang w:val="pt-BR"/>
-          </w:rPr>
-          <w:t>Apps</w:t>
-        </w:r>
-      </w:hyperlink>
-      <w:r>
-        <w:rPr>
-          <w:rFonts w:ascii="Arial" w:hAnsi="Arial" w:eastAsia="Arial" w:cs="Arial"/>
-          <w:b w:val="0"/>
-          <w:bCs w:val="0"/>
-          <w:i w:val="0"/>
-          <w:iCs w:val="0"/>
           <w:noProof w:val="0"/>
           <w:color w:val="000000" w:themeColor="text1" w:themeTint="FF" w:themeShade="FF"/>
           <w:sz w:val="24"/>
@@ -4585,21 +2461,6 @@
         <w:spacing w:before="80" w:beforeAutospacing="off" w:after="0" w:afterAutospacing="off" w:line="276" w:lineRule="auto"/>
         <w:ind w:left="-822" w:right="-844"/>
         <w:jc w:val="both"/>
-        <w:rPr>
-          <w:rFonts w:ascii="Arial" w:hAnsi="Arial" w:eastAsia="Arial" w:cs="Arial"/>
-          <w:b w:val="1"/>
-          <w:bCs w:val="1"/>
-          <w:i w:val="0"/>
-          <w:iCs w:val="0"/>
-          <w:strike w:val="0"/>
-          <w:dstrike w:val="0"/>
-          <w:noProof w:val="0"/>
-          <w:color w:val="000000" w:themeColor="text1" w:themeTint="FF" w:themeShade="FF"/>
-          <w:sz w:val="21"/>
-          <w:szCs w:val="21"/>
-          <w:u w:val="none"/>
-          <w:lang w:val="pt-BR"/>
-        </w:rPr>
       </w:pPr>
       <w:r>
         <w:rPr>
@@ -5158,6 +3019,1414 @@
           <w:lang w:val="pt-BR"/>
         </w:rPr>
         <w:t>, Android Studio</w:t>
+      </w:r>
+      <w:r>
+        <w:rPr>
+          <w:rFonts w:ascii="Arial" w:hAnsi="Arial" w:eastAsia="Arial" w:cs="Arial"/>
+          <w:b w:val="1"/>
+          <w:bCs w:val="1"/>
+          <w:i w:val="0"/>
+          <w:iCs w:val="0"/>
+          <w:strike w:val="0"/>
+          <w:dstrike w:val="0"/>
+          <w:noProof w:val="0"/>
+          <w:color w:val="000000" w:themeColor="text1" w:themeTint="FF" w:themeShade="FF"/>
+          <w:sz w:val="21"/>
+          <w:szCs w:val="21"/>
+          <w:u w:val="none"/>
+          <w:lang w:val="pt-BR"/>
+        </w:rPr>
+        <w:t>.</w:t>
+      </w:r>
+    </w:p>
+    <w:p>
+      <w:pPr>
+        <w:pStyle w:val="Normal"/>
+        <w:keepNext w:val="0"/>
+        <w:keepLines w:val="0"/>
+        <w:spacing w:before="80" w:beforeAutospacing="off" w:after="0" w:afterAutospacing="off" w:line="276" w:lineRule="auto"/>
+        <w:ind w:left="-822" w:right="-844"/>
+        <w:jc w:val="both"/>
+        <w:rPr>
+          <w:rFonts w:ascii="Arial" w:hAnsi="Arial" w:eastAsia="Arial" w:cs="Arial"/>
+          <w:b w:val="1"/>
+          <w:bCs w:val="1"/>
+          <w:i w:val="0"/>
+          <w:iCs w:val="0"/>
+          <w:strike w:val="0"/>
+          <w:dstrike w:val="0"/>
+          <w:noProof w:val="0"/>
+          <w:color w:val="000000" w:themeColor="text1" w:themeTint="FF" w:themeShade="FF"/>
+          <w:sz w:val="12"/>
+          <w:szCs w:val="12"/>
+          <w:u w:val="none"/>
+          <w:lang w:val="pt-BR"/>
+        </w:rPr>
+      </w:pPr>
+    </w:p>
+    <w:p>
+      <w:pPr>
+        <w:pStyle w:val="Heading2"/>
+        <w:keepNext w:val="0"/>
+        <w:keepLines w:val="0"/>
+        <w:suppressLineNumbers w:val="0"/>
+        <w:bidi w:val="0"/>
+        <w:spacing w:before="80" w:beforeAutospacing="off" w:after="0" w:afterAutospacing="off" w:line="276" w:lineRule="auto"/>
+        <w:ind w:left="-822" w:right="-567"/>
+        <w:jc w:val="left"/>
+        <w:rPr>
+          <w:rFonts w:ascii="Arial" w:hAnsi="Arial" w:eastAsia="Arial" w:cs="Arial"/>
+          <w:b w:val="0"/>
+          <w:bCs w:val="0"/>
+          <w:i w:val="1"/>
+          <w:iCs w:val="1"/>
+          <w:strike w:val="0"/>
+          <w:dstrike w:val="0"/>
+          <w:noProof w:val="0"/>
+          <w:color w:val="000000" w:themeColor="text1" w:themeTint="FF" w:themeShade="FF"/>
+          <w:sz w:val="20"/>
+          <w:szCs w:val="20"/>
+          <w:u w:val="none"/>
+          <w:lang w:val="pt-BR"/>
+        </w:rPr>
+      </w:pPr>
+      <w:r>
+        <w:rPr>
+          <w:rFonts w:ascii="Arial" w:hAnsi="Arial" w:eastAsia="Arial" w:cs="Arial"/>
+          <w:b w:val="1"/>
+          <w:bCs w:val="1"/>
+          <w:i w:val="0"/>
+          <w:iCs w:val="0"/>
+          <w:noProof w:val="0"/>
+          <w:color w:val="000000" w:themeColor="text1" w:themeTint="FF" w:themeShade="FF"/>
+          <w:sz w:val="24"/>
+          <w:szCs w:val="24"/>
+          <w:lang w:val="pt-BR"/>
+        </w:rPr>
+        <w:t>SGBr</w:t>
+      </w:r>
+      <w:r>
+        <w:rPr>
+          <w:rFonts w:ascii="Arial" w:hAnsi="Arial" w:eastAsia="Arial" w:cs="Arial"/>
+          <w:b w:val="1"/>
+          <w:bCs w:val="1"/>
+          <w:i w:val="0"/>
+          <w:iCs w:val="0"/>
+          <w:noProof w:val="0"/>
+          <w:color w:val="000000" w:themeColor="text1" w:themeTint="FF" w:themeShade="FF"/>
+          <w:sz w:val="24"/>
+          <w:szCs w:val="24"/>
+          <w:lang w:val="pt-BR"/>
+        </w:rPr>
+        <w:t>® Sistemas</w:t>
+      </w:r>
+      <w:r>
+        <w:rPr>
+          <w:noProof w:val="0"/>
+          <w:lang w:val="pt-BR"/>
+        </w:rPr>
+        <w:t xml:space="preserve"> </w:t>
+      </w:r>
+      <w:r>
+        <w:rPr>
+          <w:rFonts w:ascii="Arial" w:hAnsi="Arial" w:eastAsia="Arial" w:cs="Arial"/>
+          <w:b w:val="1"/>
+          <w:bCs w:val="1"/>
+          <w:i w:val="0"/>
+          <w:iCs w:val="0"/>
+          <w:noProof w:val="0"/>
+          <w:color w:val="000000" w:themeColor="text1" w:themeTint="FF" w:themeShade="FF"/>
+          <w:sz w:val="24"/>
+          <w:szCs w:val="24"/>
+          <w:lang w:val="pt-BR"/>
+        </w:rPr>
+        <w:t>–</w:t>
+      </w:r>
+      <w:r>
+        <w:rPr>
+          <w:rFonts w:ascii="Arial" w:hAnsi="Arial" w:eastAsia="Arial" w:cs="Arial"/>
+          <w:b w:val="1"/>
+          <w:bCs w:val="1"/>
+          <w:i w:val="0"/>
+          <w:iCs w:val="0"/>
+          <w:noProof w:val="0"/>
+          <w:color w:val="000000" w:themeColor="text1" w:themeTint="FF" w:themeShade="FF"/>
+          <w:sz w:val="26"/>
+          <w:szCs w:val="26"/>
+          <w:lang w:val="pt-BR"/>
+        </w:rPr>
+        <w:t xml:space="preserve"> </w:t>
+      </w:r>
+      <w:r>
+        <w:rPr>
+          <w:rFonts w:ascii="Arial" w:hAnsi="Arial" w:eastAsia="Arial" w:cs="Arial"/>
+          <w:b w:val="1"/>
+          <w:bCs w:val="1"/>
+          <w:i w:val="1"/>
+          <w:iCs w:val="1"/>
+          <w:noProof w:val="0"/>
+          <w:color w:val="000000" w:themeColor="text1" w:themeTint="FF" w:themeShade="FF"/>
+          <w:sz w:val="24"/>
+          <w:szCs w:val="24"/>
+          <w:lang w:val="pt-BR"/>
+        </w:rPr>
+        <w:t>Desenvolvedor Front-</w:t>
+      </w:r>
+      <w:r>
+        <w:rPr>
+          <w:rFonts w:ascii="Arial" w:hAnsi="Arial" w:eastAsia="Arial" w:cs="Arial"/>
+          <w:b w:val="1"/>
+          <w:bCs w:val="1"/>
+          <w:i w:val="1"/>
+          <w:iCs w:val="1"/>
+          <w:noProof w:val="0"/>
+          <w:color w:val="000000" w:themeColor="text1" w:themeTint="FF" w:themeShade="FF"/>
+          <w:sz w:val="24"/>
+          <w:szCs w:val="24"/>
+          <w:lang w:val="pt-BR"/>
+        </w:rPr>
+        <w:t>end Pleno</w:t>
+      </w:r>
+      <w:r>
+        <w:rPr>
+          <w:rFonts w:ascii="Arial" w:hAnsi="Arial" w:eastAsia="Arial" w:cs="Arial"/>
+          <w:b w:val="1"/>
+          <w:bCs w:val="1"/>
+          <w:i w:val="1"/>
+          <w:iCs w:val="1"/>
+          <w:noProof w:val="0"/>
+          <w:color w:val="000000" w:themeColor="text1" w:themeTint="FF" w:themeShade="FF"/>
+          <w:sz w:val="26"/>
+          <w:szCs w:val="26"/>
+          <w:lang w:val="pt-BR"/>
+        </w:rPr>
+        <w:t xml:space="preserve"> </w:t>
+      </w:r>
+      <w:r>
+        <w:rPr>
+          <w:rFonts w:ascii="Arial" w:hAnsi="Arial" w:eastAsia="Arial" w:cs="Arial"/>
+          <w:i w:val="1"/>
+          <w:iCs w:val="1"/>
+          <w:noProof w:val="0"/>
+          <w:color w:val="000000" w:themeColor="text1" w:themeTint="FF" w:themeShade="FF"/>
+          <w:sz w:val="24"/>
+          <w:szCs w:val="24"/>
+          <w:lang w:val="pt-BR"/>
+        </w:rPr>
+        <w:t>(</w:t>
+      </w:r>
+      <w:r>
+        <w:rPr>
+          <w:rFonts w:ascii="Arial" w:hAnsi="Arial" w:eastAsia="Arial" w:cs="Arial"/>
+          <w:i w:val="1"/>
+          <w:iCs w:val="1"/>
+          <w:noProof w:val="0"/>
+          <w:color w:val="000000" w:themeColor="text1" w:themeTint="FF" w:themeShade="FF"/>
+          <w:sz w:val="24"/>
+          <w:szCs w:val="24"/>
+          <w:lang w:val="pt-BR"/>
+        </w:rPr>
+        <w:t>julho/2023</w:t>
+      </w:r>
+      <w:r>
+        <w:rPr>
+          <w:rFonts w:ascii="Arial" w:hAnsi="Arial" w:eastAsia="Arial" w:cs="Arial"/>
+          <w:i w:val="1"/>
+          <w:iCs w:val="1"/>
+          <w:noProof w:val="0"/>
+          <w:color w:val="000000" w:themeColor="text1" w:themeTint="FF" w:themeShade="FF"/>
+          <w:sz w:val="24"/>
+          <w:szCs w:val="24"/>
+          <w:lang w:val="pt-BR"/>
+        </w:rPr>
+        <w:t xml:space="preserve"> - </w:t>
+      </w:r>
+      <w:r>
+        <w:rPr>
+          <w:rFonts w:ascii="Arial" w:hAnsi="Arial" w:eastAsia="Arial" w:cs="Arial"/>
+          <w:i w:val="1"/>
+          <w:iCs w:val="1"/>
+          <w:noProof w:val="0"/>
+          <w:color w:val="000000" w:themeColor="text1" w:themeTint="FF" w:themeShade="FF"/>
+          <w:sz w:val="24"/>
+          <w:szCs w:val="24"/>
+          <w:lang w:val="pt-BR"/>
+        </w:rPr>
+        <w:t>setembro/2026</w:t>
+      </w:r>
+      <w:r>
+        <w:rPr>
+          <w:rFonts w:ascii="Arial" w:hAnsi="Arial" w:eastAsia="Arial" w:cs="Arial"/>
+          <w:i w:val="1"/>
+          <w:iCs w:val="1"/>
+          <w:noProof w:val="0"/>
+          <w:color w:val="000000" w:themeColor="text1" w:themeTint="FF" w:themeShade="FF"/>
+          <w:sz w:val="24"/>
+          <w:szCs w:val="24"/>
+          <w:lang w:val="pt-BR"/>
+        </w:rPr>
+        <w:t>)</w:t>
+      </w:r>
+    </w:p>
+    <w:p>
+      <w:pPr>
+        <w:keepNext w:val="0"/>
+        <w:keepLines w:val="0"/>
+        <w:spacing w:before="80" w:beforeAutospacing="off" w:after="0" w:afterAutospacing="off" w:line="276" w:lineRule="auto"/>
+        <w:ind w:left="-822" w:right="-844"/>
+        <w:jc w:val="both"/>
+        <w:rPr>
+          <w:rFonts w:ascii="Arial" w:hAnsi="Arial" w:eastAsia="Arial" w:cs="Arial"/>
+          <w:noProof w:val="0"/>
+          <w:sz w:val="22"/>
+          <w:szCs w:val="22"/>
+          <w:lang w:val="pt-BR"/>
+        </w:rPr>
+      </w:pPr>
+      <w:r>
+        <w:rPr>
+          <w:rFonts w:ascii="Arial" w:hAnsi="Arial" w:eastAsia="Arial" w:cs="Arial"/>
+          <w:noProof w:val="0"/>
+          <w:sz w:val="22"/>
+          <w:szCs w:val="22"/>
+          <w:lang w:val="pt-BR"/>
+        </w:rPr>
+        <w:t>Atuo no desenvolvimento do sistema SG Master Web, plataforma de gestão empresarial com milhares de clientes ativos.</w:t>
+      </w:r>
+    </w:p>
+    <w:p>
+      <w:pPr>
+        <w:pStyle w:val="Normal"/>
+        <w:keepNext w:val="0"/>
+        <w:keepLines w:val="0"/>
+        <w:spacing w:before="80" w:beforeAutospacing="off" w:after="0" w:afterAutospacing="off" w:line="276" w:lineRule="auto"/>
+        <w:ind w:left="-822" w:right="-844"/>
+        <w:jc w:val="both"/>
+        <w:rPr>
+          <w:rFonts w:ascii="Arial" w:hAnsi="Arial" w:eastAsia="Arial" w:cs="Arial"/>
+          <w:noProof w:val="0"/>
+          <w:sz w:val="21"/>
+          <w:szCs w:val="21"/>
+          <w:lang w:val="pt-BR"/>
+        </w:rPr>
+      </w:pPr>
+      <w:r>
+        <w:rPr>
+          <w:rFonts w:ascii="Arial" w:hAnsi="Arial" w:eastAsia="Arial" w:cs="Arial"/>
+          <w:b w:val="0"/>
+          <w:bCs w:val="0"/>
+          <w:i w:val="0"/>
+          <w:iCs w:val="0"/>
+          <w:strike w:val="0"/>
+          <w:dstrike w:val="0"/>
+          <w:noProof w:val="0"/>
+          <w:color w:val="000000" w:themeColor="text1" w:themeTint="FF" w:themeShade="FF"/>
+          <w:sz w:val="21"/>
+          <w:szCs w:val="21"/>
+          <w:u w:val="none"/>
+          <w:lang w:val="pt-BR"/>
+        </w:rPr>
+        <w:t xml:space="preserve">• </w:t>
+      </w:r>
+      <w:r>
+        <w:rPr>
+          <w:rFonts w:ascii="Arial" w:hAnsi="Arial" w:eastAsia="Arial" w:cs="Arial"/>
+          <w:b w:val="0"/>
+          <w:bCs w:val="0"/>
+          <w:i w:val="0"/>
+          <w:iCs w:val="0"/>
+          <w:strike w:val="0"/>
+          <w:dstrike w:val="0"/>
+          <w:noProof w:val="0"/>
+          <w:color w:val="000000" w:themeColor="text1" w:themeTint="FF" w:themeShade="FF"/>
+          <w:sz w:val="21"/>
+          <w:szCs w:val="21"/>
+          <w:u w:val="none"/>
+          <w:lang w:val="pt-BR"/>
+        </w:rPr>
+        <w:t>Otimizei o gerenciamento de usuários em 100</w:t>
+      </w:r>
+      <w:r>
+        <w:rPr>
+          <w:rFonts w:ascii="Arial" w:hAnsi="Arial" w:eastAsia="Arial" w:cs="Arial"/>
+          <w:b w:val="0"/>
+          <w:bCs w:val="0"/>
+          <w:i w:val="0"/>
+          <w:iCs w:val="0"/>
+          <w:strike w:val="0"/>
+          <w:dstrike w:val="0"/>
+          <w:noProof w:val="0"/>
+          <w:color w:val="000000" w:themeColor="text1" w:themeTint="FF" w:themeShade="FF"/>
+          <w:sz w:val="21"/>
+          <w:szCs w:val="21"/>
+          <w:u w:val="none"/>
+          <w:lang w:val="pt-BR"/>
+        </w:rPr>
+        <w:t>%</w:t>
+      </w:r>
+      <w:r>
+        <w:rPr>
+          <w:rFonts w:ascii="Arial" w:hAnsi="Arial" w:eastAsia="Arial" w:cs="Arial"/>
+          <w:b w:val="0"/>
+          <w:bCs w:val="0"/>
+          <w:i w:val="0"/>
+          <w:iCs w:val="0"/>
+          <w:strike w:val="0"/>
+          <w:dstrike w:val="0"/>
+          <w:noProof w:val="0"/>
+          <w:color w:val="000000" w:themeColor="text1" w:themeTint="FF" w:themeShade="FF"/>
+          <w:sz w:val="21"/>
+          <w:szCs w:val="21"/>
+          <w:u w:val="none"/>
+          <w:lang w:val="pt-BR"/>
+        </w:rPr>
+        <w:t xml:space="preserve"> do sistema, implementando controle de permissões por tabela, o que viabilizou atribuições específicas por função e eliminou riscos de acesso indevido. Exemplo: um usuário pode ter permissão para cadastrar uma venda, enquanto outro não.</w:t>
+      </w:r>
+    </w:p>
+    <w:p>
+      <w:pPr>
+        <w:pStyle w:val="Normal"/>
+        <w:keepNext w:val="0"/>
+        <w:keepLines w:val="0"/>
+        <w:spacing w:before="80" w:beforeAutospacing="off" w:after="0" w:afterAutospacing="off" w:line="276" w:lineRule="auto"/>
+        <w:ind w:left="-822" w:right="-844"/>
+        <w:jc w:val="both"/>
+        <w:rPr>
+          <w:rFonts w:ascii="Arial" w:hAnsi="Arial" w:eastAsia="Arial" w:cs="Arial"/>
+          <w:b w:val="0"/>
+          <w:bCs w:val="0"/>
+          <w:i w:val="0"/>
+          <w:iCs w:val="0"/>
+          <w:strike w:val="0"/>
+          <w:dstrike w:val="0"/>
+          <w:noProof w:val="0"/>
+          <w:color w:val="000000" w:themeColor="text1" w:themeTint="FF" w:themeShade="FF"/>
+          <w:sz w:val="21"/>
+          <w:szCs w:val="21"/>
+          <w:u w:val="none"/>
+          <w:lang w:val="pt-BR"/>
+        </w:rPr>
+      </w:pPr>
+      <w:r>
+        <w:rPr>
+          <w:rFonts w:ascii="Arial" w:hAnsi="Arial" w:eastAsia="Arial" w:cs="Arial"/>
+          <w:b w:val="0"/>
+          <w:bCs w:val="0"/>
+          <w:i w:val="0"/>
+          <w:iCs w:val="0"/>
+          <w:strike w:val="0"/>
+          <w:dstrike w:val="0"/>
+          <w:noProof w:val="0"/>
+          <w:color w:val="000000" w:themeColor="text1" w:themeTint="FF" w:themeShade="FF"/>
+          <w:sz w:val="21"/>
+          <w:szCs w:val="21"/>
+          <w:u w:val="none"/>
+          <w:lang w:val="pt-BR"/>
+        </w:rPr>
+        <w:t xml:space="preserve">•  </w:t>
+      </w:r>
+      <w:r>
+        <w:rPr>
+          <w:rFonts w:ascii="Arial" w:hAnsi="Arial" w:eastAsia="Arial" w:cs="Arial"/>
+          <w:b w:val="0"/>
+          <w:bCs w:val="0"/>
+          <w:i w:val="0"/>
+          <w:iCs w:val="0"/>
+          <w:strike w:val="0"/>
+          <w:dstrike w:val="0"/>
+          <w:noProof w:val="0"/>
+          <w:color w:val="000000" w:themeColor="text1" w:themeTint="FF" w:themeShade="FF"/>
+          <w:sz w:val="21"/>
+          <w:szCs w:val="21"/>
+          <w:u w:val="none"/>
+          <w:lang w:val="pt-BR"/>
+        </w:rPr>
+        <w:t>Facilitei a configuração das credenciadoras em 100%, com o gerenciamento de taxas nas bandeiras das credenciadoras. Em seguida, refatorei o fluxo de vendas para escolher essas credenciadoras e, após pagar a venda, as parcelas são registradas no financeiro da página de conciliação de cartão, sendo assim, podendo cancelar, conciliar e visualizar a parcela.</w:t>
+      </w:r>
+    </w:p>
+    <w:p>
+      <w:pPr>
+        <w:pStyle w:val="Normal"/>
+        <w:keepNext w:val="0"/>
+        <w:keepLines w:val="0"/>
+        <w:spacing w:before="80" w:beforeAutospacing="off" w:after="0" w:afterAutospacing="off" w:line="276" w:lineRule="auto"/>
+        <w:ind w:left="-822" w:right="-844"/>
+        <w:jc w:val="both"/>
+        <w:rPr>
+          <w:rFonts w:ascii="Arial" w:hAnsi="Arial" w:eastAsia="Arial" w:cs="Arial"/>
+          <w:b w:val="0"/>
+          <w:bCs w:val="0"/>
+          <w:i w:val="0"/>
+          <w:iCs w:val="0"/>
+          <w:strike w:val="0"/>
+          <w:dstrike w:val="0"/>
+          <w:noProof w:val="0"/>
+          <w:color w:val="000000" w:themeColor="text1" w:themeTint="FF" w:themeShade="FF"/>
+          <w:sz w:val="21"/>
+          <w:szCs w:val="21"/>
+          <w:u w:val="none"/>
+          <w:lang w:val="pt-BR"/>
+        </w:rPr>
+      </w:pPr>
+      <w:r>
+        <w:rPr>
+          <w:rFonts w:ascii="Arial" w:hAnsi="Arial" w:eastAsia="Arial" w:cs="Arial"/>
+          <w:b w:val="0"/>
+          <w:bCs w:val="0"/>
+          <w:i w:val="0"/>
+          <w:iCs w:val="0"/>
+          <w:strike w:val="0"/>
+          <w:dstrike w:val="0"/>
+          <w:noProof w:val="0"/>
+          <w:color w:val="000000" w:themeColor="text1" w:themeTint="FF" w:themeShade="FF"/>
+          <w:sz w:val="21"/>
+          <w:szCs w:val="21"/>
+          <w:u w:val="none"/>
+          <w:lang w:val="pt-BR"/>
+        </w:rPr>
+        <w:t xml:space="preserve">•  </w:t>
+      </w:r>
+      <w:r>
+        <w:rPr>
+          <w:rFonts w:ascii="Arial" w:hAnsi="Arial" w:eastAsia="Arial" w:cs="Arial"/>
+          <w:b w:val="0"/>
+          <w:bCs w:val="0"/>
+          <w:i w:val="0"/>
+          <w:iCs w:val="0"/>
+          <w:strike w:val="0"/>
+          <w:dstrike w:val="0"/>
+          <w:noProof w:val="0"/>
+          <w:color w:val="000000" w:themeColor="text1" w:themeTint="FF" w:themeShade="FF"/>
+          <w:sz w:val="21"/>
+          <w:szCs w:val="21"/>
+          <w:u w:val="none"/>
+          <w:lang w:val="pt-BR"/>
+        </w:rPr>
+        <w:t>Aprovação dos stakeholders sobre o design de front-end do sistema, com customizações significativas em CSS para componentes do Quasar.</w:t>
+      </w:r>
+    </w:p>
+    <w:p>
+      <w:pPr>
+        <w:pStyle w:val="Normal"/>
+        <w:keepNext w:val="0"/>
+        <w:keepLines w:val="0"/>
+        <w:spacing w:before="80" w:beforeAutospacing="off" w:after="0" w:afterAutospacing="off" w:line="276" w:lineRule="auto"/>
+        <w:ind w:left="-822" w:right="-844"/>
+        <w:jc w:val="both"/>
+        <w:rPr>
+          <w:rFonts w:ascii="Arial" w:hAnsi="Arial" w:eastAsia="Arial" w:cs="Arial"/>
+          <w:b w:val="0"/>
+          <w:bCs w:val="0"/>
+          <w:i w:val="0"/>
+          <w:iCs w:val="0"/>
+          <w:strike w:val="0"/>
+          <w:dstrike w:val="0"/>
+          <w:noProof w:val="0"/>
+          <w:color w:val="000000" w:themeColor="text1" w:themeTint="FF" w:themeShade="FF"/>
+          <w:sz w:val="21"/>
+          <w:szCs w:val="21"/>
+          <w:u w:val="none"/>
+          <w:lang w:val="pt-BR"/>
+        </w:rPr>
+      </w:pPr>
+      <w:r>
+        <w:rPr>
+          <w:rFonts w:ascii="Arial" w:hAnsi="Arial" w:eastAsia="Arial" w:cs="Arial"/>
+          <w:b w:val="0"/>
+          <w:bCs w:val="0"/>
+          <w:i w:val="0"/>
+          <w:iCs w:val="0"/>
+          <w:strike w:val="0"/>
+          <w:dstrike w:val="0"/>
+          <w:noProof w:val="0"/>
+          <w:color w:val="000000" w:themeColor="text1" w:themeTint="FF" w:themeShade="FF"/>
+          <w:sz w:val="21"/>
+          <w:szCs w:val="21"/>
+          <w:u w:val="none"/>
+          <w:lang w:val="pt-BR"/>
+        </w:rPr>
+        <w:t>•  Eliminei gargalos críticos em tabelas grandes (+100 itens), com aumento de 100% no desempenho, graças à implementação de scroll virtual.</w:t>
+      </w:r>
+    </w:p>
+    <w:p>
+      <w:pPr>
+        <w:pStyle w:val="Normal"/>
+        <w:keepNext w:val="0"/>
+        <w:keepLines w:val="0"/>
+        <w:spacing w:before="80" w:beforeAutospacing="off" w:after="0" w:afterAutospacing="off" w:line="276" w:lineRule="auto"/>
+        <w:ind w:left="-822" w:right="-844"/>
+        <w:jc w:val="both"/>
+        <w:rPr>
+          <w:rFonts w:ascii="Arial" w:hAnsi="Arial" w:eastAsia="Arial" w:cs="Arial"/>
+          <w:b w:val="0"/>
+          <w:bCs w:val="0"/>
+          <w:i w:val="0"/>
+          <w:iCs w:val="0"/>
+          <w:strike w:val="0"/>
+          <w:dstrike w:val="0"/>
+          <w:noProof w:val="0"/>
+          <w:color w:val="000000" w:themeColor="text1" w:themeTint="FF" w:themeShade="FF"/>
+          <w:sz w:val="21"/>
+          <w:szCs w:val="21"/>
+          <w:u w:val="none"/>
+          <w:lang w:val="pt-BR"/>
+        </w:rPr>
+      </w:pPr>
+      <w:r>
+        <w:rPr>
+          <w:rFonts w:ascii="Arial" w:hAnsi="Arial" w:eastAsia="Arial" w:cs="Arial"/>
+          <w:b w:val="0"/>
+          <w:bCs w:val="0"/>
+          <w:i w:val="0"/>
+          <w:iCs w:val="0"/>
+          <w:strike w:val="0"/>
+          <w:dstrike w:val="0"/>
+          <w:noProof w:val="0"/>
+          <w:color w:val="000000" w:themeColor="text1" w:themeTint="FF" w:themeShade="FF"/>
+          <w:sz w:val="21"/>
+          <w:szCs w:val="21"/>
+          <w:u w:val="none"/>
+          <w:lang w:val="pt-BR"/>
+        </w:rPr>
+        <w:t xml:space="preserve">•  </w:t>
+      </w:r>
+      <w:r>
+        <w:rPr>
+          <w:rFonts w:ascii="Arial" w:hAnsi="Arial" w:eastAsia="Arial" w:cs="Arial"/>
+          <w:b w:val="0"/>
+          <w:bCs w:val="0"/>
+          <w:i w:val="0"/>
+          <w:iCs w:val="0"/>
+          <w:strike w:val="0"/>
+          <w:dstrike w:val="0"/>
+          <w:noProof w:val="0"/>
+          <w:color w:val="000000" w:themeColor="text1" w:themeTint="FF" w:themeShade="FF"/>
+          <w:sz w:val="21"/>
+          <w:szCs w:val="21"/>
+          <w:u w:val="none"/>
+          <w:lang w:val="pt-BR"/>
+        </w:rPr>
+        <w:t>Deixei os clientes satisfeitos após implementar o envio de e-mail das notas fiscais. Adicionei um bloco novo de configurações para envio de e-mail em cada módulo de venda, onde podem ser configurados os dados de envio SMTP, a automação de envio ao emitir e o rodapé a partir de um editor WYSIWYG.</w:t>
+      </w:r>
+    </w:p>
+    <w:p>
+      <w:pPr>
+        <w:pStyle w:val="Normal"/>
+        <w:keepNext w:val="0"/>
+        <w:keepLines w:val="0"/>
+        <w:spacing w:before="80" w:beforeAutospacing="off" w:after="80" w:afterAutospacing="off" w:line="276" w:lineRule="auto"/>
+        <w:ind w:left="-822" w:right="-844"/>
+        <w:jc w:val="both"/>
+        <w:rPr>
+          <w:rFonts w:ascii="Arial" w:hAnsi="Arial" w:eastAsia="Arial" w:cs="Arial"/>
+          <w:b w:val="0"/>
+          <w:bCs w:val="0"/>
+          <w:i w:val="0"/>
+          <w:iCs w:val="0"/>
+          <w:strike w:val="0"/>
+          <w:dstrike w:val="0"/>
+          <w:noProof w:val="0"/>
+          <w:color w:val="000000" w:themeColor="text1" w:themeTint="FF" w:themeShade="FF"/>
+          <w:sz w:val="21"/>
+          <w:szCs w:val="21"/>
+          <w:u w:val="none"/>
+          <w:lang w:val="pt-BR"/>
+        </w:rPr>
+      </w:pPr>
+      <w:r>
+        <w:rPr>
+          <w:rFonts w:ascii="Arial" w:hAnsi="Arial" w:eastAsia="Arial" w:cs="Arial"/>
+          <w:b w:val="0"/>
+          <w:bCs w:val="0"/>
+          <w:i w:val="0"/>
+          <w:iCs w:val="0"/>
+          <w:strike w:val="0"/>
+          <w:dstrike w:val="0"/>
+          <w:noProof w:val="0"/>
+          <w:color w:val="000000" w:themeColor="text1" w:themeTint="FF" w:themeShade="FF"/>
+          <w:sz w:val="21"/>
+          <w:szCs w:val="21"/>
+          <w:u w:val="none"/>
+          <w:lang w:val="pt-BR"/>
+        </w:rPr>
+        <w:t>•  Poupei tempo e esforço nas novas implementações, conseguindo agilizar boa parte dos fluxos novos ao criar esboços no Figma com alinhamentos das ideias dos responsáveis</w:t>
+      </w:r>
+      <w:r>
+        <w:rPr>
+          <w:rFonts w:ascii="Arial" w:hAnsi="Arial" w:eastAsia="Arial" w:cs="Arial"/>
+          <w:b w:val="0"/>
+          <w:bCs w:val="0"/>
+          <w:i w:val="0"/>
+          <w:iCs w:val="0"/>
+          <w:strike w:val="0"/>
+          <w:dstrike w:val="0"/>
+          <w:noProof w:val="0"/>
+          <w:color w:val="000000" w:themeColor="text1" w:themeTint="FF" w:themeShade="FF"/>
+          <w:sz w:val="21"/>
+          <w:szCs w:val="21"/>
+          <w:u w:val="none"/>
+          <w:lang w:val="pt-BR"/>
+        </w:rPr>
+        <w:t>.</w:t>
+      </w:r>
+    </w:p>
+    <w:p>
+      <w:pPr>
+        <w:pStyle w:val="Normal"/>
+        <w:keepNext w:val="0"/>
+        <w:keepLines w:val="0"/>
+        <w:spacing w:before="80" w:beforeAutospacing="off" w:after="0" w:afterAutospacing="off" w:line="276" w:lineRule="auto"/>
+        <w:ind w:left="-822" w:right="-844"/>
+        <w:jc w:val="both"/>
+        <w:rPr>
+          <w:rFonts w:ascii="Arial" w:hAnsi="Arial" w:eastAsia="Arial" w:cs="Arial"/>
+          <w:b w:val="0"/>
+          <w:bCs w:val="0"/>
+          <w:i w:val="0"/>
+          <w:iCs w:val="0"/>
+          <w:strike w:val="0"/>
+          <w:dstrike w:val="0"/>
+          <w:noProof w:val="0"/>
+          <w:color w:val="000000" w:themeColor="text1" w:themeTint="FF" w:themeShade="FF"/>
+          <w:sz w:val="21"/>
+          <w:szCs w:val="21"/>
+          <w:u w:val="none"/>
+          <w:lang w:val="pt-BR"/>
+        </w:rPr>
+      </w:pPr>
+      <w:r>
+        <w:rPr>
+          <w:rFonts w:ascii="Arial" w:hAnsi="Arial" w:eastAsia="Arial" w:cs="Arial"/>
+          <w:b w:val="0"/>
+          <w:bCs w:val="0"/>
+          <w:i w:val="0"/>
+          <w:iCs w:val="0"/>
+          <w:strike w:val="0"/>
+          <w:dstrike w:val="0"/>
+          <w:noProof w:val="0"/>
+          <w:color w:val="000000" w:themeColor="text1" w:themeTint="FF" w:themeShade="FF"/>
+          <w:sz w:val="21"/>
+          <w:szCs w:val="21"/>
+          <w:u w:val="none"/>
+          <w:lang w:val="pt-BR"/>
+        </w:rPr>
+        <w:t xml:space="preserve">•  </w:t>
+      </w:r>
+      <w:r>
+        <w:rPr>
+          <w:rFonts w:ascii="Arial" w:hAnsi="Arial" w:eastAsia="Arial" w:cs="Arial"/>
+          <w:b w:val="0"/>
+          <w:bCs w:val="0"/>
+          <w:i w:val="0"/>
+          <w:iCs w:val="0"/>
+          <w:strike w:val="0"/>
+          <w:dstrike w:val="0"/>
+          <w:noProof w:val="0"/>
+          <w:color w:val="000000" w:themeColor="text1" w:themeTint="FF" w:themeShade="FF"/>
+          <w:sz w:val="21"/>
+          <w:szCs w:val="21"/>
+          <w:u w:val="none"/>
+          <w:lang w:val="pt-BR"/>
+        </w:rPr>
+        <w:t>Chamei a atenção dos clientes para o sistema</w:t>
+      </w:r>
+      <w:r>
+        <w:rPr>
+          <w:rFonts w:ascii="Arial" w:hAnsi="Arial" w:eastAsia="Arial" w:cs="Arial"/>
+          <w:b w:val="0"/>
+          <w:bCs w:val="0"/>
+          <w:i w:val="0"/>
+          <w:iCs w:val="0"/>
+          <w:strike w:val="0"/>
+          <w:dstrike w:val="0"/>
+          <w:noProof w:val="0"/>
+          <w:color w:val="000000" w:themeColor="text1" w:themeTint="FF" w:themeShade="FF"/>
+          <w:sz w:val="21"/>
+          <w:szCs w:val="21"/>
+          <w:u w:val="none"/>
+          <w:lang w:val="pt-BR"/>
+        </w:rPr>
+        <w:t>,</w:t>
+      </w:r>
+      <w:r>
+        <w:rPr>
+          <w:rFonts w:ascii="Arial" w:hAnsi="Arial" w:eastAsia="Arial" w:cs="Arial"/>
+          <w:b w:val="0"/>
+          <w:bCs w:val="0"/>
+          <w:i w:val="0"/>
+          <w:iCs w:val="0"/>
+          <w:strike w:val="0"/>
+          <w:dstrike w:val="0"/>
+          <w:noProof w:val="0"/>
+          <w:color w:val="000000" w:themeColor="text1" w:themeTint="FF" w:themeShade="FF"/>
+          <w:sz w:val="21"/>
+          <w:szCs w:val="21"/>
+          <w:u w:val="none"/>
+          <w:lang w:val="pt-BR"/>
+        </w:rPr>
+        <w:t xml:space="preserve"> com a criação da landing page contendo todas as informações necessárias como planos</w:t>
+      </w:r>
+      <w:r>
+        <w:rPr>
+          <w:rFonts w:ascii="Arial" w:hAnsi="Arial" w:eastAsia="Arial" w:cs="Arial"/>
+          <w:b w:val="0"/>
+          <w:bCs w:val="0"/>
+          <w:i w:val="0"/>
+          <w:iCs w:val="0"/>
+          <w:strike w:val="0"/>
+          <w:dstrike w:val="0"/>
+          <w:noProof w:val="0"/>
+          <w:color w:val="000000" w:themeColor="text1" w:themeTint="FF" w:themeShade="FF"/>
+          <w:sz w:val="21"/>
+          <w:szCs w:val="21"/>
+          <w:u w:val="none"/>
+          <w:lang w:val="pt-BR"/>
+        </w:rPr>
+        <w:t>,</w:t>
+      </w:r>
+      <w:r>
+        <w:rPr>
+          <w:rFonts w:ascii="Arial" w:hAnsi="Arial" w:eastAsia="Arial" w:cs="Arial"/>
+          <w:b w:val="0"/>
+          <w:bCs w:val="0"/>
+          <w:i w:val="0"/>
+          <w:iCs w:val="0"/>
+          <w:strike w:val="0"/>
+          <w:dstrike w:val="0"/>
+          <w:noProof w:val="0"/>
+          <w:color w:val="000000" w:themeColor="text1" w:themeTint="FF" w:themeShade="FF"/>
+          <w:sz w:val="21"/>
+          <w:szCs w:val="21"/>
+          <w:u w:val="none"/>
+          <w:lang w:val="pt-BR"/>
+        </w:rPr>
+        <w:t xml:space="preserve"> serviços, gerenciamento e cadastro das suas empresas</w:t>
+      </w:r>
+      <w:r>
+        <w:rPr>
+          <w:rFonts w:ascii="Arial" w:hAnsi="Arial" w:eastAsia="Arial" w:cs="Arial"/>
+          <w:b w:val="0"/>
+          <w:bCs w:val="0"/>
+          <w:i w:val="0"/>
+          <w:iCs w:val="0"/>
+          <w:strike w:val="0"/>
+          <w:dstrike w:val="0"/>
+          <w:noProof w:val="0"/>
+          <w:color w:val="000000" w:themeColor="text1" w:themeTint="FF" w:themeShade="FF"/>
+          <w:sz w:val="21"/>
+          <w:szCs w:val="21"/>
+          <w:u w:val="none"/>
+          <w:lang w:val="pt-BR"/>
+        </w:rPr>
+        <w:t>.</w:t>
+      </w:r>
+    </w:p>
+    <w:p>
+      <w:pPr>
+        <w:pStyle w:val="Normal"/>
+        <w:keepNext w:val="0"/>
+        <w:keepLines w:val="0"/>
+        <w:spacing w:before="80" w:beforeAutospacing="off" w:after="80" w:afterAutospacing="off" w:line="276" w:lineRule="auto"/>
+        <w:ind w:left="-822" w:right="-844"/>
+        <w:jc w:val="both"/>
+        <w:rPr>
+          <w:rFonts w:ascii="Arial" w:hAnsi="Arial" w:eastAsia="Arial" w:cs="Arial"/>
+          <w:b w:val="0"/>
+          <w:bCs w:val="0"/>
+          <w:i w:val="0"/>
+          <w:iCs w:val="0"/>
+          <w:strike w:val="0"/>
+          <w:dstrike w:val="0"/>
+          <w:noProof w:val="0"/>
+          <w:color w:val="000000" w:themeColor="text1" w:themeTint="FF" w:themeShade="FF"/>
+          <w:sz w:val="21"/>
+          <w:szCs w:val="21"/>
+          <w:u w:val="none"/>
+          <w:lang w:val="pt-BR"/>
+        </w:rPr>
+      </w:pPr>
+      <w:r>
+        <w:rPr>
+          <w:rFonts w:ascii="Arial" w:hAnsi="Arial" w:eastAsia="Arial" w:cs="Arial"/>
+          <w:b w:val="0"/>
+          <w:bCs w:val="0"/>
+          <w:i w:val="0"/>
+          <w:iCs w:val="0"/>
+          <w:strike w:val="0"/>
+          <w:dstrike w:val="0"/>
+          <w:noProof w:val="0"/>
+          <w:color w:val="000000" w:themeColor="text1" w:themeTint="FF" w:themeShade="FF"/>
+          <w:sz w:val="21"/>
+          <w:szCs w:val="21"/>
+          <w:u w:val="none"/>
+          <w:lang w:val="pt-BR"/>
+        </w:rPr>
+        <w:t xml:space="preserve">•  </w:t>
+      </w:r>
+      <w:r>
+        <w:rPr>
+          <w:rFonts w:ascii="Arial" w:hAnsi="Arial" w:eastAsia="Arial" w:cs="Arial"/>
+          <w:b w:val="0"/>
+          <w:bCs w:val="0"/>
+          <w:i w:val="0"/>
+          <w:iCs w:val="0"/>
+          <w:strike w:val="0"/>
+          <w:dstrike w:val="0"/>
+          <w:noProof w:val="0"/>
+          <w:color w:val="000000" w:themeColor="text1" w:themeTint="FF" w:themeShade="FF"/>
+          <w:sz w:val="21"/>
+          <w:szCs w:val="21"/>
+          <w:u w:val="none"/>
+          <w:lang w:val="pt-BR"/>
+        </w:rPr>
+        <w:t>Revisão sobre testes práticos de novos talentos, code review e ajudo outros desenvolvedores.</w:t>
+      </w:r>
+    </w:p>
+    <w:p>
+      <w:pPr>
+        <w:pStyle w:val="Normal"/>
+        <w:keepNext w:val="0"/>
+        <w:keepLines w:val="0"/>
+        <w:spacing w:before="80" w:beforeAutospacing="off" w:after="0" w:afterAutospacing="off" w:line="276" w:lineRule="auto"/>
+        <w:ind w:left="-822" w:right="-844"/>
+        <w:jc w:val="both"/>
+        <w:rPr>
+          <w:rFonts w:ascii="Arial" w:hAnsi="Arial" w:eastAsia="Arial" w:cs="Arial"/>
+          <w:b w:val="1"/>
+          <w:bCs w:val="1"/>
+          <w:i w:val="0"/>
+          <w:iCs w:val="0"/>
+          <w:strike w:val="0"/>
+          <w:dstrike w:val="0"/>
+          <w:noProof w:val="0"/>
+          <w:color w:val="000000" w:themeColor="text1" w:themeTint="FF" w:themeShade="FF"/>
+          <w:sz w:val="21"/>
+          <w:szCs w:val="21"/>
+          <w:u w:val="none"/>
+          <w:lang w:val="pt-BR"/>
+        </w:rPr>
+      </w:pPr>
+      <w:r>
+        <w:rPr>
+          <w:rFonts w:ascii="Arial" w:hAnsi="Arial" w:eastAsia="Arial" w:cs="Arial"/>
+          <w:b w:val="1"/>
+          <w:bCs w:val="1"/>
+          <w:i w:val="0"/>
+          <w:iCs w:val="0"/>
+          <w:strike w:val="0"/>
+          <w:dstrike w:val="0"/>
+          <w:noProof w:val="0"/>
+          <w:color w:val="000000" w:themeColor="text1" w:themeTint="FF" w:themeShade="FF"/>
+          <w:sz w:val="21"/>
+          <w:szCs w:val="21"/>
+          <w:u w:val="none"/>
+          <w:lang w:val="pt-BR"/>
+        </w:rPr>
+        <w:t>Habilidades</w:t>
+      </w:r>
+      <w:r>
+        <w:rPr>
+          <w:rFonts w:ascii="Arial" w:hAnsi="Arial" w:eastAsia="Arial" w:cs="Arial"/>
+          <w:b w:val="1"/>
+          <w:bCs w:val="1"/>
+          <w:i w:val="0"/>
+          <w:iCs w:val="0"/>
+          <w:strike w:val="0"/>
+          <w:dstrike w:val="0"/>
+          <w:noProof w:val="0"/>
+          <w:color w:val="000000" w:themeColor="text1" w:themeTint="FF" w:themeShade="FF"/>
+          <w:sz w:val="21"/>
+          <w:szCs w:val="21"/>
+          <w:u w:val="none"/>
+          <w:lang w:val="pt-BR"/>
+        </w:rPr>
+        <w:t xml:space="preserve">: </w:t>
+      </w:r>
+      <w:r>
+        <w:rPr>
+          <w:rFonts w:ascii="Arial" w:hAnsi="Arial" w:eastAsia="Arial" w:cs="Arial"/>
+          <w:b w:val="1"/>
+          <w:bCs w:val="1"/>
+          <w:i w:val="0"/>
+          <w:iCs w:val="0"/>
+          <w:strike w:val="0"/>
+          <w:dstrike w:val="0"/>
+          <w:noProof w:val="0"/>
+          <w:color w:val="000000" w:themeColor="text1" w:themeTint="FF" w:themeShade="FF"/>
+          <w:sz w:val="21"/>
+          <w:szCs w:val="21"/>
+          <w:u w:val="none"/>
+          <w:lang w:val="pt-BR"/>
+        </w:rPr>
+        <w:t>Vue.js</w:t>
+      </w:r>
+      <w:r>
+        <w:rPr>
+          <w:rFonts w:ascii="Arial" w:hAnsi="Arial" w:eastAsia="Arial" w:cs="Arial"/>
+          <w:b w:val="1"/>
+          <w:bCs w:val="1"/>
+          <w:i w:val="0"/>
+          <w:iCs w:val="0"/>
+          <w:strike w:val="0"/>
+          <w:dstrike w:val="0"/>
+          <w:noProof w:val="0"/>
+          <w:color w:val="000000" w:themeColor="text1" w:themeTint="FF" w:themeShade="FF"/>
+          <w:sz w:val="21"/>
+          <w:szCs w:val="21"/>
+          <w:u w:val="none"/>
+          <w:lang w:val="pt-BR"/>
+        </w:rPr>
+        <w:t xml:space="preserve">, </w:t>
+      </w:r>
+      <w:r>
+        <w:rPr>
+          <w:rFonts w:ascii="Arial" w:hAnsi="Arial" w:eastAsia="Arial" w:cs="Arial"/>
+          <w:b w:val="1"/>
+          <w:bCs w:val="1"/>
+          <w:i w:val="0"/>
+          <w:iCs w:val="0"/>
+          <w:strike w:val="0"/>
+          <w:dstrike w:val="0"/>
+          <w:noProof w:val="0"/>
+          <w:color w:val="000000" w:themeColor="text1" w:themeTint="FF" w:themeShade="FF"/>
+          <w:sz w:val="21"/>
+          <w:szCs w:val="21"/>
+          <w:u w:val="none"/>
+          <w:lang w:val="pt-BR"/>
+        </w:rPr>
+        <w:t>Quasar</w:t>
+      </w:r>
+      <w:r>
+        <w:rPr>
+          <w:rFonts w:ascii="Arial" w:hAnsi="Arial" w:eastAsia="Arial" w:cs="Arial"/>
+          <w:b w:val="1"/>
+          <w:bCs w:val="1"/>
+          <w:i w:val="0"/>
+          <w:iCs w:val="0"/>
+          <w:strike w:val="0"/>
+          <w:dstrike w:val="0"/>
+          <w:noProof w:val="0"/>
+          <w:color w:val="000000" w:themeColor="text1" w:themeTint="FF" w:themeShade="FF"/>
+          <w:sz w:val="21"/>
+          <w:szCs w:val="21"/>
+          <w:u w:val="none"/>
+          <w:lang w:val="pt-BR"/>
+        </w:rPr>
+        <w:t xml:space="preserve">, </w:t>
+      </w:r>
+      <w:r>
+        <w:rPr>
+          <w:rFonts w:ascii="Arial" w:hAnsi="Arial" w:eastAsia="Arial" w:cs="Arial"/>
+          <w:b w:val="1"/>
+          <w:bCs w:val="1"/>
+          <w:i w:val="0"/>
+          <w:iCs w:val="0"/>
+          <w:strike w:val="0"/>
+          <w:dstrike w:val="0"/>
+          <w:noProof w:val="0"/>
+          <w:color w:val="000000" w:themeColor="text1" w:themeTint="FF" w:themeShade="FF"/>
+          <w:sz w:val="21"/>
+          <w:szCs w:val="21"/>
+          <w:u w:val="none"/>
+          <w:lang w:val="pt-BR"/>
+        </w:rPr>
+        <w:t>JavaScript</w:t>
+      </w:r>
+      <w:r>
+        <w:rPr>
+          <w:rFonts w:ascii="Arial" w:hAnsi="Arial" w:eastAsia="Arial" w:cs="Arial"/>
+          <w:b w:val="1"/>
+          <w:bCs w:val="1"/>
+          <w:i w:val="0"/>
+          <w:iCs w:val="0"/>
+          <w:strike w:val="0"/>
+          <w:dstrike w:val="0"/>
+          <w:noProof w:val="0"/>
+          <w:color w:val="000000" w:themeColor="text1" w:themeTint="FF" w:themeShade="FF"/>
+          <w:sz w:val="21"/>
+          <w:szCs w:val="21"/>
+          <w:u w:val="none"/>
+          <w:lang w:val="pt-BR"/>
+        </w:rPr>
+        <w:t xml:space="preserve">, </w:t>
+      </w:r>
+      <w:r>
+        <w:rPr>
+          <w:rFonts w:ascii="Arial" w:hAnsi="Arial" w:eastAsia="Arial" w:cs="Arial"/>
+          <w:b w:val="1"/>
+          <w:bCs w:val="1"/>
+          <w:i w:val="0"/>
+          <w:iCs w:val="0"/>
+          <w:strike w:val="0"/>
+          <w:dstrike w:val="0"/>
+          <w:noProof w:val="0"/>
+          <w:color w:val="000000" w:themeColor="text1" w:themeTint="FF" w:themeShade="FF"/>
+          <w:sz w:val="21"/>
+          <w:szCs w:val="21"/>
+          <w:u w:val="none"/>
+          <w:lang w:val="pt-BR"/>
+        </w:rPr>
+        <w:t>Tailwind CSS</w:t>
+      </w:r>
+      <w:r>
+        <w:rPr>
+          <w:rFonts w:ascii="Arial" w:hAnsi="Arial" w:eastAsia="Arial" w:cs="Arial"/>
+          <w:b w:val="1"/>
+          <w:bCs w:val="1"/>
+          <w:i w:val="0"/>
+          <w:iCs w:val="0"/>
+          <w:strike w:val="0"/>
+          <w:dstrike w:val="0"/>
+          <w:noProof w:val="0"/>
+          <w:color w:val="000000" w:themeColor="text1" w:themeTint="FF" w:themeShade="FF"/>
+          <w:sz w:val="21"/>
+          <w:szCs w:val="21"/>
+          <w:u w:val="none"/>
+          <w:lang w:val="pt-BR"/>
+        </w:rPr>
+        <w:t xml:space="preserve">, </w:t>
+      </w:r>
+      <w:r>
+        <w:rPr>
+          <w:rFonts w:ascii="Arial" w:hAnsi="Arial" w:eastAsia="Arial" w:cs="Arial"/>
+          <w:b w:val="1"/>
+          <w:bCs w:val="1"/>
+          <w:i w:val="0"/>
+          <w:iCs w:val="0"/>
+          <w:strike w:val="0"/>
+          <w:dstrike w:val="0"/>
+          <w:noProof w:val="0"/>
+          <w:color w:val="000000" w:themeColor="text1" w:themeTint="FF" w:themeShade="FF"/>
+          <w:sz w:val="21"/>
+          <w:szCs w:val="21"/>
+          <w:u w:val="none"/>
+          <w:lang w:val="pt-BR"/>
+        </w:rPr>
+        <w:t>Pinia</w:t>
+      </w:r>
+      <w:r>
+        <w:rPr>
+          <w:rFonts w:ascii="Arial" w:hAnsi="Arial" w:eastAsia="Arial" w:cs="Arial"/>
+          <w:b w:val="1"/>
+          <w:bCs w:val="1"/>
+          <w:i w:val="0"/>
+          <w:iCs w:val="0"/>
+          <w:strike w:val="0"/>
+          <w:dstrike w:val="0"/>
+          <w:noProof w:val="0"/>
+          <w:color w:val="000000" w:themeColor="text1" w:themeTint="FF" w:themeShade="FF"/>
+          <w:sz w:val="21"/>
+          <w:szCs w:val="21"/>
+          <w:u w:val="none"/>
+          <w:lang w:val="pt-BR"/>
+        </w:rPr>
+        <w:t xml:space="preserve">, </w:t>
+      </w:r>
+      <w:r>
+        <w:rPr>
+          <w:rFonts w:ascii="Arial" w:hAnsi="Arial" w:eastAsia="Arial" w:cs="Arial"/>
+          <w:b w:val="1"/>
+          <w:bCs w:val="1"/>
+          <w:i w:val="0"/>
+          <w:iCs w:val="0"/>
+          <w:strike w:val="0"/>
+          <w:dstrike w:val="0"/>
+          <w:noProof w:val="0"/>
+          <w:color w:val="000000" w:themeColor="text1" w:themeTint="FF" w:themeShade="FF"/>
+          <w:sz w:val="21"/>
+          <w:szCs w:val="21"/>
+          <w:u w:val="none"/>
+          <w:lang w:val="pt-BR"/>
+        </w:rPr>
+        <w:t>Yup</w:t>
+      </w:r>
+      <w:r>
+        <w:rPr>
+          <w:rFonts w:ascii="Arial" w:hAnsi="Arial" w:eastAsia="Arial" w:cs="Arial"/>
+          <w:b w:val="1"/>
+          <w:bCs w:val="1"/>
+          <w:i w:val="0"/>
+          <w:iCs w:val="0"/>
+          <w:strike w:val="0"/>
+          <w:dstrike w:val="0"/>
+          <w:noProof w:val="0"/>
+          <w:color w:val="000000" w:themeColor="text1" w:themeTint="FF" w:themeShade="FF"/>
+          <w:sz w:val="21"/>
+          <w:szCs w:val="21"/>
+          <w:u w:val="none"/>
+          <w:lang w:val="pt-BR"/>
+        </w:rPr>
+        <w:t xml:space="preserve">, </w:t>
+      </w:r>
+      <w:r>
+        <w:rPr>
+          <w:rFonts w:ascii="Arial" w:hAnsi="Arial" w:eastAsia="Arial" w:cs="Arial"/>
+          <w:b w:val="1"/>
+          <w:bCs w:val="1"/>
+          <w:i w:val="0"/>
+          <w:iCs w:val="0"/>
+          <w:strike w:val="0"/>
+          <w:dstrike w:val="0"/>
+          <w:noProof w:val="0"/>
+          <w:color w:val="000000" w:themeColor="text1" w:themeTint="FF" w:themeShade="FF"/>
+          <w:sz w:val="21"/>
+          <w:szCs w:val="21"/>
+          <w:u w:val="none"/>
+          <w:lang w:val="pt-BR"/>
+        </w:rPr>
+        <w:t>HTML</w:t>
+      </w:r>
+      <w:r>
+        <w:rPr>
+          <w:rFonts w:ascii="Arial" w:hAnsi="Arial" w:eastAsia="Arial" w:cs="Arial"/>
+          <w:b w:val="1"/>
+          <w:bCs w:val="1"/>
+          <w:i w:val="0"/>
+          <w:iCs w:val="0"/>
+          <w:strike w:val="0"/>
+          <w:dstrike w:val="0"/>
+          <w:noProof w:val="0"/>
+          <w:color w:val="000000" w:themeColor="text1" w:themeTint="FF" w:themeShade="FF"/>
+          <w:sz w:val="21"/>
+          <w:szCs w:val="21"/>
+          <w:u w:val="none"/>
+          <w:lang w:val="pt-BR"/>
+        </w:rPr>
+        <w:t xml:space="preserve">, </w:t>
+      </w:r>
+      <w:r>
+        <w:rPr>
+          <w:rFonts w:ascii="Arial" w:hAnsi="Arial" w:eastAsia="Arial" w:cs="Arial"/>
+          <w:b w:val="1"/>
+          <w:bCs w:val="1"/>
+          <w:i w:val="0"/>
+          <w:iCs w:val="0"/>
+          <w:strike w:val="0"/>
+          <w:dstrike w:val="0"/>
+          <w:noProof w:val="0"/>
+          <w:color w:val="000000" w:themeColor="text1" w:themeTint="FF" w:themeShade="FF"/>
+          <w:sz w:val="21"/>
+          <w:szCs w:val="21"/>
+          <w:u w:val="none"/>
+          <w:lang w:val="pt-BR"/>
+        </w:rPr>
+        <w:t>npm</w:t>
+      </w:r>
+      <w:r>
+        <w:rPr>
+          <w:rFonts w:ascii="Arial" w:hAnsi="Arial" w:eastAsia="Arial" w:cs="Arial"/>
+          <w:b w:val="1"/>
+          <w:bCs w:val="1"/>
+          <w:i w:val="0"/>
+          <w:iCs w:val="0"/>
+          <w:strike w:val="0"/>
+          <w:dstrike w:val="0"/>
+          <w:noProof w:val="0"/>
+          <w:color w:val="000000" w:themeColor="text1" w:themeTint="FF" w:themeShade="FF"/>
+          <w:sz w:val="21"/>
+          <w:szCs w:val="21"/>
+          <w:u w:val="none"/>
+          <w:lang w:val="pt-BR"/>
+        </w:rPr>
+        <w:t xml:space="preserve">, </w:t>
+      </w:r>
+      <w:r>
+        <w:rPr>
+          <w:rFonts w:ascii="Arial" w:hAnsi="Arial" w:eastAsia="Arial" w:cs="Arial"/>
+          <w:b w:val="1"/>
+          <w:bCs w:val="1"/>
+          <w:i w:val="0"/>
+          <w:iCs w:val="0"/>
+          <w:strike w:val="0"/>
+          <w:dstrike w:val="0"/>
+          <w:noProof w:val="0"/>
+          <w:color w:val="000000" w:themeColor="text1" w:themeTint="FF" w:themeShade="FF"/>
+          <w:sz w:val="21"/>
+          <w:szCs w:val="21"/>
+          <w:u w:val="none"/>
+          <w:lang w:val="pt-BR"/>
+        </w:rPr>
+        <w:t>Integração de APIs REST</w:t>
+      </w:r>
+      <w:r>
+        <w:rPr>
+          <w:rFonts w:ascii="Arial" w:hAnsi="Arial" w:eastAsia="Arial" w:cs="Arial"/>
+          <w:b w:val="1"/>
+          <w:bCs w:val="1"/>
+          <w:i w:val="0"/>
+          <w:iCs w:val="0"/>
+          <w:strike w:val="0"/>
+          <w:dstrike w:val="0"/>
+          <w:noProof w:val="0"/>
+          <w:color w:val="000000" w:themeColor="text1" w:themeTint="FF" w:themeShade="FF"/>
+          <w:sz w:val="21"/>
+          <w:szCs w:val="21"/>
+          <w:u w:val="none"/>
+          <w:lang w:val="pt-BR"/>
+        </w:rPr>
+        <w:t xml:space="preserve">, </w:t>
+      </w:r>
+      <w:r>
+        <w:rPr>
+          <w:rFonts w:ascii="Arial" w:hAnsi="Arial" w:eastAsia="Arial" w:cs="Arial"/>
+          <w:b w:val="1"/>
+          <w:bCs w:val="1"/>
+          <w:i w:val="0"/>
+          <w:iCs w:val="0"/>
+          <w:strike w:val="0"/>
+          <w:dstrike w:val="0"/>
+          <w:noProof w:val="0"/>
+          <w:color w:val="000000" w:themeColor="text1" w:themeTint="FF" w:themeShade="FF"/>
+          <w:sz w:val="21"/>
+          <w:szCs w:val="21"/>
+          <w:u w:val="none"/>
+          <w:lang w:val="pt-BR"/>
+        </w:rPr>
+        <w:t>Git</w:t>
+      </w:r>
+      <w:r>
+        <w:rPr>
+          <w:rFonts w:ascii="Arial" w:hAnsi="Arial" w:eastAsia="Arial" w:cs="Arial"/>
+          <w:b w:val="1"/>
+          <w:bCs w:val="1"/>
+          <w:i w:val="0"/>
+          <w:iCs w:val="0"/>
+          <w:strike w:val="0"/>
+          <w:dstrike w:val="0"/>
+          <w:noProof w:val="0"/>
+          <w:color w:val="000000" w:themeColor="text1" w:themeTint="FF" w:themeShade="FF"/>
+          <w:sz w:val="21"/>
+          <w:szCs w:val="21"/>
+          <w:u w:val="none"/>
+          <w:lang w:val="pt-BR"/>
+        </w:rPr>
+        <w:t>,</w:t>
+      </w:r>
+      <w:r>
+        <w:rPr>
+          <w:rFonts w:ascii="Arial" w:hAnsi="Arial" w:eastAsia="Arial" w:cs="Arial"/>
+          <w:b w:val="1"/>
+          <w:bCs w:val="1"/>
+          <w:i w:val="0"/>
+          <w:iCs w:val="0"/>
+          <w:strike w:val="0"/>
+          <w:dstrike w:val="0"/>
+          <w:noProof w:val="0"/>
+          <w:color w:val="000000" w:themeColor="text1" w:themeTint="FF" w:themeShade="FF"/>
+          <w:sz w:val="21"/>
+          <w:szCs w:val="21"/>
+          <w:u w:val="none"/>
+          <w:lang w:val="pt-BR"/>
+        </w:rPr>
+        <w:t xml:space="preserve"> GitHub</w:t>
+      </w:r>
+      <w:r>
+        <w:rPr>
+          <w:rFonts w:ascii="Arial" w:hAnsi="Arial" w:eastAsia="Arial" w:cs="Arial"/>
+          <w:b w:val="1"/>
+          <w:bCs w:val="1"/>
+          <w:i w:val="0"/>
+          <w:iCs w:val="0"/>
+          <w:strike w:val="0"/>
+          <w:dstrike w:val="0"/>
+          <w:noProof w:val="0"/>
+          <w:color w:val="000000" w:themeColor="text1" w:themeTint="FF" w:themeShade="FF"/>
+          <w:sz w:val="21"/>
+          <w:szCs w:val="21"/>
+          <w:u w:val="none"/>
+          <w:lang w:val="pt-BR"/>
+        </w:rPr>
+        <w:t xml:space="preserve">, </w:t>
+      </w:r>
+      <w:r>
+        <w:rPr>
+          <w:rFonts w:ascii="Arial" w:hAnsi="Arial" w:eastAsia="Arial" w:cs="Arial"/>
+          <w:b w:val="1"/>
+          <w:bCs w:val="1"/>
+          <w:i w:val="0"/>
+          <w:iCs w:val="0"/>
+          <w:strike w:val="0"/>
+          <w:dstrike w:val="0"/>
+          <w:noProof w:val="0"/>
+          <w:color w:val="000000" w:themeColor="text1" w:themeTint="FF" w:themeShade="FF"/>
+          <w:sz w:val="21"/>
+          <w:szCs w:val="21"/>
+          <w:u w:val="none"/>
+          <w:lang w:val="pt-BR"/>
+        </w:rPr>
+        <w:t>Scrum e Kanban</w:t>
+      </w:r>
+      <w:r>
+        <w:rPr>
+          <w:rFonts w:ascii="Arial" w:hAnsi="Arial" w:eastAsia="Arial" w:cs="Arial"/>
+          <w:b w:val="1"/>
+          <w:bCs w:val="1"/>
+          <w:i w:val="0"/>
+          <w:iCs w:val="0"/>
+          <w:strike w:val="0"/>
+          <w:dstrike w:val="0"/>
+          <w:noProof w:val="0"/>
+          <w:color w:val="000000" w:themeColor="text1" w:themeTint="FF" w:themeShade="FF"/>
+          <w:sz w:val="21"/>
+          <w:szCs w:val="21"/>
+          <w:u w:val="none"/>
+          <w:lang w:val="pt-BR"/>
+        </w:rPr>
+        <w:t xml:space="preserve">, </w:t>
+      </w:r>
+      <w:r>
+        <w:rPr>
+          <w:rFonts w:ascii="Arial" w:hAnsi="Arial" w:eastAsia="Arial" w:cs="Arial"/>
+          <w:b w:val="1"/>
+          <w:bCs w:val="1"/>
+          <w:i w:val="0"/>
+          <w:iCs w:val="0"/>
+          <w:strike w:val="0"/>
+          <w:dstrike w:val="0"/>
+          <w:noProof w:val="0"/>
+          <w:color w:val="000000" w:themeColor="text1" w:themeTint="FF" w:themeShade="FF"/>
+          <w:sz w:val="21"/>
+          <w:szCs w:val="21"/>
+          <w:u w:val="none"/>
+          <w:lang w:val="pt-BR"/>
+        </w:rPr>
+        <w:t>Boas</w:t>
+      </w:r>
+      <w:r>
+        <w:rPr>
+          <w:rFonts w:ascii="Arial" w:hAnsi="Arial" w:eastAsia="Arial" w:cs="Arial"/>
+          <w:b w:val="1"/>
+          <w:bCs w:val="1"/>
+          <w:i w:val="0"/>
+          <w:iCs w:val="0"/>
+          <w:strike w:val="0"/>
+          <w:dstrike w:val="0"/>
+          <w:noProof w:val="0"/>
+          <w:color w:val="000000" w:themeColor="text1" w:themeTint="FF" w:themeShade="FF"/>
+          <w:sz w:val="21"/>
+          <w:szCs w:val="21"/>
+          <w:u w:val="none"/>
+          <w:lang w:val="pt-BR"/>
+        </w:rPr>
+        <w:t xml:space="preserve"> </w:t>
+      </w:r>
+      <w:r>
+        <w:rPr>
+          <w:rFonts w:ascii="Arial" w:hAnsi="Arial" w:eastAsia="Arial" w:cs="Arial"/>
+          <w:b w:val="1"/>
+          <w:bCs w:val="1"/>
+          <w:i w:val="0"/>
+          <w:iCs w:val="0"/>
+          <w:strike w:val="0"/>
+          <w:dstrike w:val="0"/>
+          <w:noProof w:val="0"/>
+          <w:color w:val="000000" w:themeColor="text1" w:themeTint="FF" w:themeShade="FF"/>
+          <w:sz w:val="21"/>
+          <w:szCs w:val="21"/>
+          <w:u w:val="none"/>
+          <w:lang w:val="pt-BR"/>
+        </w:rPr>
+        <w:t>práticas UI/UX e responsividade</w:t>
       </w:r>
       <w:r>
         <w:rPr>
@@ -6482,7 +5751,7 @@
           <w:u w:val="none"/>
           <w:lang w:val="en-US"/>
         </w:rPr>
-        <w:t xml:space="preserve"> CLI</w:t>
+        <w:t xml:space="preserve">, </w:t>
       </w:r>
       <w:r>
         <w:rPr>
@@ -6500,6 +5769,78 @@
           <w:u w:val="none"/>
           <w:lang w:val="en-US"/>
         </w:rPr>
+        <w:t>TypeScript</w:t>
+      </w:r>
+      <w:r>
+        <w:rPr>
+          <w:rFonts w:ascii="Arial" w:hAnsi="Arial" w:eastAsia="Arial" w:cs="Arial"/>
+          <w:b w:val="1"/>
+          <w:bCs w:val="1"/>
+          <w:i w:val="0"/>
+          <w:iCs w:val="0"/>
+          <w:strike w:val="0"/>
+          <w:dstrike w:val="0"/>
+          <w:noProof w:val="0"/>
+          <w:color w:val="000000" w:themeColor="text1" w:themeTint="FF" w:themeShade="FF"/>
+          <w:sz w:val="21"/>
+          <w:szCs w:val="21"/>
+          <w:u w:val="none"/>
+          <w:lang w:val="en-US"/>
+        </w:rPr>
+        <w:t>,</w:t>
+      </w:r>
+      <w:r>
+        <w:rPr>
+          <w:rFonts w:ascii="Arial" w:hAnsi="Arial" w:eastAsia="Arial" w:cs="Arial"/>
+          <w:b w:val="1"/>
+          <w:bCs w:val="1"/>
+          <w:i w:val="0"/>
+          <w:iCs w:val="0"/>
+          <w:strike w:val="0"/>
+          <w:dstrike w:val="0"/>
+          <w:noProof w:val="0"/>
+          <w:color w:val="000000" w:themeColor="text1" w:themeTint="FF" w:themeShade="FF"/>
+          <w:sz w:val="21"/>
+          <w:szCs w:val="21"/>
+          <w:u w:val="none"/>
+          <w:lang w:val="en-US"/>
+        </w:rPr>
+        <w:t xml:space="preserve"> </w:t>
+      </w:r>
+      <w:r>
+        <w:rPr>
+          <w:rFonts w:ascii="Arial" w:hAnsi="Arial" w:eastAsia="Arial" w:cs="Arial"/>
+          <w:b w:val="1"/>
+          <w:bCs w:val="1"/>
+          <w:i w:val="0"/>
+          <w:iCs w:val="0"/>
+          <w:strike w:val="0"/>
+          <w:dstrike w:val="0"/>
+          <w:noProof w:val="0"/>
+          <w:color w:val="000000" w:themeColor="text1" w:themeTint="FF" w:themeShade="FF"/>
+          <w:sz w:val="21"/>
+          <w:szCs w:val="21"/>
+          <w:u w:val="none"/>
+          <w:lang w:val="en-US"/>
+        </w:rPr>
+        <w:t>Redux Toolkit</w:t>
+      </w:r>
+      <w:r>
+        <w:rPr>
+          <w:rFonts w:ascii="Arial" w:hAnsi="Arial" w:eastAsia="Arial" w:cs="Arial"/>
+          <w:b w:val="1"/>
+          <w:bCs w:val="1"/>
+          <w:i w:val="0"/>
+          <w:iCs w:val="0"/>
+          <w:strike w:val="0"/>
+          <w:dstrike w:val="0"/>
+          <w:noProof w:val="0"/>
+          <w:color w:val="000000" w:themeColor="text1" w:themeTint="FF" w:themeShade="FF"/>
+          <w:sz w:val="21"/>
+          <w:szCs w:val="21"/>
+          <w:u w:val="none"/>
+          <w:lang w:val="en-US"/>
+        </w:rPr>
         <w:t xml:space="preserve">, </w:t>
       </w:r>
       <w:r>
@@ -6518,7 +5859,43 @@
           <w:u w:val="none"/>
           <w:lang w:val="en-US"/>
         </w:rPr>
-        <w:t>TypeScript</w:t>
+        <w:t>Design e b</w:t>
+      </w:r>
+      <w:r>
+        <w:rPr>
+          <w:rFonts w:ascii="Arial" w:hAnsi="Arial" w:eastAsia="Arial" w:cs="Arial"/>
+          <w:b w:val="1"/>
+          <w:bCs w:val="1"/>
+          <w:i w:val="0"/>
+          <w:iCs w:val="0"/>
+          <w:strike w:val="0"/>
+          <w:dstrike w:val="0"/>
+          <w:noProof w:val="0"/>
+          <w:color w:val="000000" w:themeColor="text1" w:themeTint="FF" w:themeShade="FF"/>
+          <w:sz w:val="21"/>
+          <w:szCs w:val="21"/>
+          <w:u w:val="none"/>
+          <w:lang w:val="pt-BR"/>
+        </w:rPr>
+        <w:t>oas</w:t>
+      </w:r>
+      <w:r>
+        <w:rPr>
+          <w:rFonts w:ascii="Arial" w:hAnsi="Arial" w:eastAsia="Arial" w:cs="Arial"/>
+          <w:b w:val="1"/>
+          <w:bCs w:val="1"/>
+          <w:i w:val="0"/>
+          <w:iCs w:val="0"/>
+          <w:strike w:val="0"/>
+          <w:dstrike w:val="0"/>
+          <w:noProof w:val="0"/>
+          <w:color w:val="000000" w:themeColor="text1" w:themeTint="FF" w:themeShade="FF"/>
+          <w:sz w:val="21"/>
+          <w:szCs w:val="21"/>
+          <w:u w:val="none"/>
+          <w:lang w:val="pt-BR"/>
+        </w:rPr>
+        <w:t xml:space="preserve"> práticas de </w:t>
       </w:r>
       <w:r>
         <w:rPr>
@@ -6536,6 +5913,204 @@
           <w:u w:val="none"/>
           <w:lang w:val="en-US"/>
         </w:rPr>
+        <w:t>UX/UI (Figma)</w:t>
+      </w:r>
+      <w:r>
+        <w:rPr>
+          <w:rFonts w:ascii="Arial" w:hAnsi="Arial" w:eastAsia="Arial" w:cs="Arial"/>
+          <w:b w:val="1"/>
+          <w:bCs w:val="1"/>
+          <w:i w:val="0"/>
+          <w:iCs w:val="0"/>
+          <w:strike w:val="0"/>
+          <w:dstrike w:val="0"/>
+          <w:noProof w:val="0"/>
+          <w:color w:val="000000" w:themeColor="text1" w:themeTint="FF" w:themeShade="FF"/>
+          <w:sz w:val="21"/>
+          <w:szCs w:val="21"/>
+          <w:u w:val="none"/>
+          <w:lang w:val="en-US"/>
+        </w:rPr>
+        <w:t xml:space="preserve">, </w:t>
+      </w:r>
+      <w:r>
+        <w:rPr>
+          <w:rFonts w:ascii="Arial" w:hAnsi="Arial" w:eastAsia="Arial" w:cs="Arial"/>
+          <w:b w:val="1"/>
+          <w:bCs w:val="1"/>
+          <w:i w:val="0"/>
+          <w:iCs w:val="0"/>
+          <w:strike w:val="0"/>
+          <w:dstrike w:val="0"/>
+          <w:noProof w:val="0"/>
+          <w:color w:val="000000" w:themeColor="text1" w:themeTint="FF" w:themeShade="FF"/>
+          <w:sz w:val="21"/>
+          <w:szCs w:val="21"/>
+          <w:u w:val="none"/>
+          <w:lang w:val="en-US"/>
+        </w:rPr>
+        <w:t>Jest</w:t>
+      </w:r>
+      <w:r>
+        <w:rPr>
+          <w:rFonts w:ascii="Arial" w:hAnsi="Arial" w:eastAsia="Arial" w:cs="Arial"/>
+          <w:b w:val="1"/>
+          <w:bCs w:val="1"/>
+          <w:i w:val="0"/>
+          <w:iCs w:val="0"/>
+          <w:strike w:val="0"/>
+          <w:dstrike w:val="0"/>
+          <w:noProof w:val="0"/>
+          <w:color w:val="000000" w:themeColor="text1" w:themeTint="FF" w:themeShade="FF"/>
+          <w:sz w:val="21"/>
+          <w:szCs w:val="21"/>
+          <w:u w:val="none"/>
+          <w:lang w:val="en-US"/>
+        </w:rPr>
+        <w:t xml:space="preserve">, </w:t>
+      </w:r>
+      <w:r>
+        <w:rPr>
+          <w:rFonts w:ascii="Arial" w:hAnsi="Arial" w:eastAsia="Arial" w:cs="Arial"/>
+          <w:b w:val="1"/>
+          <w:bCs w:val="1"/>
+          <w:i w:val="0"/>
+          <w:iCs w:val="0"/>
+          <w:strike w:val="0"/>
+          <w:dstrike w:val="0"/>
+          <w:noProof w:val="0"/>
+          <w:color w:val="000000" w:themeColor="text1" w:themeTint="FF" w:themeShade="FF"/>
+          <w:sz w:val="21"/>
+          <w:szCs w:val="21"/>
+          <w:u w:val="none"/>
+          <w:lang w:val="en-US"/>
+        </w:rPr>
+        <w:t>React</w:t>
+      </w:r>
+      <w:r>
+        <w:rPr>
+          <w:rFonts w:ascii="Arial" w:hAnsi="Arial" w:eastAsia="Arial" w:cs="Arial"/>
+          <w:b w:val="1"/>
+          <w:bCs w:val="1"/>
+          <w:i w:val="0"/>
+          <w:iCs w:val="0"/>
+          <w:strike w:val="0"/>
+          <w:dstrike w:val="0"/>
+          <w:noProof w:val="0"/>
+          <w:color w:val="000000" w:themeColor="text1" w:themeTint="FF" w:themeShade="FF"/>
+          <w:sz w:val="21"/>
+          <w:szCs w:val="21"/>
+          <w:u w:val="none"/>
+          <w:lang w:val="en-US"/>
+        </w:rPr>
+        <w:t xml:space="preserve"> </w:t>
+      </w:r>
+      <w:r>
+        <w:rPr>
+          <w:rFonts w:ascii="Arial" w:hAnsi="Arial" w:eastAsia="Arial" w:cs="Arial"/>
+          <w:b w:val="1"/>
+          <w:bCs w:val="1"/>
+          <w:i w:val="0"/>
+          <w:iCs w:val="0"/>
+          <w:strike w:val="0"/>
+          <w:dstrike w:val="0"/>
+          <w:noProof w:val="0"/>
+          <w:color w:val="000000" w:themeColor="text1" w:themeTint="FF" w:themeShade="FF"/>
+          <w:sz w:val="21"/>
+          <w:szCs w:val="21"/>
+          <w:u w:val="none"/>
+          <w:lang w:val="en-US"/>
+        </w:rPr>
+        <w:t>Native</w:t>
+      </w:r>
+      <w:r>
+        <w:rPr>
+          <w:rFonts w:ascii="Arial" w:hAnsi="Arial" w:eastAsia="Arial" w:cs="Arial"/>
+          <w:b w:val="1"/>
+          <w:bCs w:val="1"/>
+          <w:i w:val="0"/>
+          <w:iCs w:val="0"/>
+          <w:strike w:val="0"/>
+          <w:dstrike w:val="0"/>
+          <w:noProof w:val="0"/>
+          <w:color w:val="000000" w:themeColor="text1" w:themeTint="FF" w:themeShade="FF"/>
+          <w:sz w:val="21"/>
+          <w:szCs w:val="21"/>
+          <w:u w:val="none"/>
+          <w:lang w:val="en-US"/>
+        </w:rPr>
+        <w:t xml:space="preserve"> </w:t>
+      </w:r>
+      <w:r>
+        <w:rPr>
+          <w:rFonts w:ascii="Arial" w:hAnsi="Arial" w:eastAsia="Arial" w:cs="Arial"/>
+          <w:b w:val="1"/>
+          <w:bCs w:val="1"/>
+          <w:i w:val="0"/>
+          <w:iCs w:val="0"/>
+          <w:strike w:val="0"/>
+          <w:dstrike w:val="0"/>
+          <w:noProof w:val="0"/>
+          <w:color w:val="000000" w:themeColor="text1" w:themeTint="FF" w:themeShade="FF"/>
+          <w:sz w:val="21"/>
+          <w:szCs w:val="21"/>
+          <w:u w:val="none"/>
+          <w:lang w:val="en-US"/>
+        </w:rPr>
+        <w:t>Testing</w:t>
+      </w:r>
+      <w:r>
+        <w:rPr>
+          <w:rFonts w:ascii="Arial" w:hAnsi="Arial" w:eastAsia="Arial" w:cs="Arial"/>
+          <w:b w:val="1"/>
+          <w:bCs w:val="1"/>
+          <w:i w:val="0"/>
+          <w:iCs w:val="0"/>
+          <w:strike w:val="0"/>
+          <w:dstrike w:val="0"/>
+          <w:noProof w:val="0"/>
+          <w:color w:val="000000" w:themeColor="text1" w:themeTint="FF" w:themeShade="FF"/>
+          <w:sz w:val="21"/>
+          <w:szCs w:val="21"/>
+          <w:u w:val="none"/>
+          <w:lang w:val="en-US"/>
+        </w:rPr>
+        <w:t xml:space="preserve"> Libra</w:t>
+      </w:r>
+      <w:r>
+        <w:rPr>
+          <w:rFonts w:ascii="Arial" w:hAnsi="Arial" w:eastAsia="Arial" w:cs="Arial"/>
+          <w:b w:val="1"/>
+          <w:bCs w:val="1"/>
+          <w:i w:val="0"/>
+          <w:iCs w:val="0"/>
+          <w:strike w:val="0"/>
+          <w:dstrike w:val="0"/>
+          <w:noProof w:val="0"/>
+          <w:color w:val="000000" w:themeColor="text1" w:themeTint="FF" w:themeShade="FF"/>
+          <w:sz w:val="21"/>
+          <w:szCs w:val="21"/>
+          <w:u w:val="none"/>
+          <w:lang w:val="en-US"/>
+        </w:rPr>
+        <w:t>ry</w:t>
+      </w:r>
+      <w:r>
+        <w:rPr>
+          <w:rFonts w:ascii="Arial" w:hAnsi="Arial" w:eastAsia="Arial" w:cs="Arial"/>
+          <w:b w:val="1"/>
+          <w:bCs w:val="1"/>
+          <w:i w:val="0"/>
+          <w:iCs w:val="0"/>
+          <w:strike w:val="0"/>
+          <w:dstrike w:val="0"/>
+          <w:noProof w:val="0"/>
+          <w:color w:val="000000" w:themeColor="text1" w:themeTint="FF" w:themeShade="FF"/>
+          <w:sz w:val="21"/>
+          <w:szCs w:val="21"/>
+          <w:u w:val="none"/>
+          <w:lang w:val="en-US"/>
+        </w:rPr>
         <w:t>,</w:t>
       </w:r>
       <w:r>
@@ -6554,6 +6129,96 @@
           <w:u w:val="none"/>
           <w:lang w:val="en-US"/>
         </w:rPr>
+        <w:t xml:space="preserve"> Detox,</w:t>
+      </w:r>
+      <w:r>
+        <w:rPr>
+          <w:rFonts w:ascii="Arial" w:hAnsi="Arial" w:eastAsia="Arial" w:cs="Arial"/>
+          <w:b w:val="1"/>
+          <w:bCs w:val="1"/>
+          <w:i w:val="0"/>
+          <w:iCs w:val="0"/>
+          <w:strike w:val="0"/>
+          <w:dstrike w:val="0"/>
+          <w:noProof w:val="0"/>
+          <w:color w:val="000000" w:themeColor="text1" w:themeTint="FF" w:themeShade="FF"/>
+          <w:sz w:val="21"/>
+          <w:szCs w:val="21"/>
+          <w:u w:val="none"/>
+          <w:lang w:val="en-US"/>
+        </w:rPr>
+        <w:t xml:space="preserve"> Gi</w:t>
+      </w:r>
+      <w:r>
+        <w:rPr>
+          <w:rFonts w:ascii="Arial" w:hAnsi="Arial" w:eastAsia="Arial" w:cs="Arial"/>
+          <w:b w:val="1"/>
+          <w:bCs w:val="1"/>
+          <w:i w:val="0"/>
+          <w:iCs w:val="0"/>
+          <w:strike w:val="0"/>
+          <w:dstrike w:val="0"/>
+          <w:noProof w:val="0"/>
+          <w:color w:val="000000" w:themeColor="text1" w:themeTint="FF" w:themeShade="FF"/>
+          <w:sz w:val="21"/>
+          <w:szCs w:val="21"/>
+          <w:u w:val="none"/>
+          <w:lang w:val="en-US"/>
+        </w:rPr>
+        <w:t>t, Gi</w:t>
+      </w:r>
+      <w:r>
+        <w:rPr>
+          <w:rFonts w:ascii="Arial" w:hAnsi="Arial" w:eastAsia="Arial" w:cs="Arial"/>
+          <w:b w:val="1"/>
+          <w:bCs w:val="1"/>
+          <w:i w:val="0"/>
+          <w:iCs w:val="0"/>
+          <w:strike w:val="0"/>
+          <w:dstrike w:val="0"/>
+          <w:noProof w:val="0"/>
+          <w:color w:val="000000" w:themeColor="text1" w:themeTint="FF" w:themeShade="FF"/>
+          <w:sz w:val="21"/>
+          <w:szCs w:val="21"/>
+          <w:u w:val="none"/>
+          <w:lang w:val="en-US"/>
+        </w:rPr>
+        <w:t>tHub</w:t>
+      </w:r>
+      <w:r>
+        <w:rPr>
+          <w:rFonts w:ascii="Arial" w:hAnsi="Arial" w:eastAsia="Arial" w:cs="Arial"/>
+          <w:b w:val="1"/>
+          <w:bCs w:val="1"/>
+          <w:i w:val="0"/>
+          <w:iCs w:val="0"/>
+          <w:strike w:val="0"/>
+          <w:dstrike w:val="0"/>
+          <w:noProof w:val="0"/>
+          <w:color w:val="000000" w:themeColor="text1" w:themeTint="FF" w:themeShade="FF"/>
+          <w:sz w:val="21"/>
+          <w:szCs w:val="21"/>
+          <w:u w:val="none"/>
+          <w:lang w:val="en-US"/>
+        </w:rPr>
+        <w:t>,</w:t>
+      </w:r>
+      <w:r>
+        <w:rPr>
+          <w:rFonts w:ascii="Arial" w:hAnsi="Arial" w:eastAsia="Arial" w:cs="Arial"/>
+          <w:b w:val="1"/>
+          <w:bCs w:val="1"/>
+          <w:i w:val="0"/>
+          <w:iCs w:val="0"/>
+          <w:strike w:val="0"/>
+          <w:dstrike w:val="0"/>
+          <w:noProof w:val="0"/>
+          <w:color w:val="000000" w:themeColor="text1" w:themeTint="FF" w:themeShade="FF"/>
+          <w:sz w:val="21"/>
+          <w:szCs w:val="21"/>
+          <w:u w:val="none"/>
+          <w:lang w:val="en-US"/>
+        </w:rPr>
         <w:t xml:space="preserve"> </w:t>
       </w:r>
       <w:r>
@@ -6570,25 +6235,61 @@
           <w:sz w:val="21"/>
           <w:szCs w:val="21"/>
           <w:u w:val="none"/>
-          <w:lang w:val="en-US"/>
-        </w:rPr>
-        <w:t>Redux Toolkit</w:t>
-      </w:r>
-      <w:r>
-        <w:rPr>
-          <w:rFonts w:ascii="Arial" w:hAnsi="Arial" w:eastAsia="Arial" w:cs="Arial"/>
-          <w:b w:val="1"/>
-          <w:bCs w:val="1"/>
-          <w:i w:val="0"/>
-          <w:iCs w:val="0"/>
-          <w:strike w:val="0"/>
-          <w:dstrike w:val="0"/>
-          <w:noProof w:val="0"/>
-          <w:color w:val="000000" w:themeColor="text1" w:themeTint="FF" w:themeShade="FF"/>
-          <w:sz w:val="21"/>
-          <w:szCs w:val="21"/>
-          <w:u w:val="none"/>
-          <w:lang w:val="en-US"/>
+          <w:lang w:val="pt-BR"/>
+        </w:rPr>
+        <w:t>np</w:t>
+      </w:r>
+      <w:r>
+        <w:rPr>
+          <w:rFonts w:ascii="Arial" w:hAnsi="Arial" w:eastAsia="Arial" w:cs="Arial"/>
+          <w:b w:val="1"/>
+          <w:bCs w:val="1"/>
+          <w:i w:val="0"/>
+          <w:iCs w:val="0"/>
+          <w:strike w:val="0"/>
+          <w:dstrike w:val="0"/>
+          <w:noProof w:val="0"/>
+          <w:color w:val="000000" w:themeColor="text1" w:themeTint="FF" w:themeShade="FF"/>
+          <w:sz w:val="21"/>
+          <w:szCs w:val="21"/>
+          <w:u w:val="none"/>
+          <w:lang w:val="pt-BR"/>
+        </w:rPr>
+        <w:t>m</w:t>
+      </w:r>
+      <w:r>
+        <w:rPr>
+          <w:rFonts w:ascii="Arial" w:hAnsi="Arial" w:eastAsia="Arial" w:cs="Arial"/>
+          <w:b w:val="1"/>
+          <w:bCs w:val="1"/>
+          <w:i w:val="0"/>
+          <w:iCs w:val="0"/>
+          <w:strike w:val="0"/>
+          <w:dstrike w:val="0"/>
+          <w:noProof w:val="0"/>
+          <w:color w:val="000000" w:themeColor="text1" w:themeTint="FF" w:themeShade="FF"/>
+          <w:sz w:val="21"/>
+          <w:szCs w:val="21"/>
+          <w:u w:val="none"/>
+          <w:lang w:val="pt-BR"/>
+        </w:rPr>
+        <w:t>, Android Studio</w:t>
+      </w:r>
+      <w:r>
+        <w:rPr>
+          <w:rFonts w:ascii="Arial" w:hAnsi="Arial" w:eastAsia="Arial" w:cs="Arial"/>
+          <w:b w:val="1"/>
+          <w:bCs w:val="1"/>
+          <w:i w:val="0"/>
+          <w:iCs w:val="0"/>
+          <w:strike w:val="0"/>
+          <w:dstrike w:val="0"/>
+          <w:noProof w:val="0"/>
+          <w:color w:val="000000" w:themeColor="text1" w:themeTint="FF" w:themeShade="FF"/>
+          <w:sz w:val="21"/>
+          <w:szCs w:val="21"/>
+          <w:u w:val="none"/>
+          <w:lang w:val="pt-BR"/>
         </w:rPr>
         <w:t xml:space="preserve">, </w:t>
       </w:r>
@@ -6606,133 +6307,7 @@
           <w:sz w:val="21"/>
           <w:szCs w:val="21"/>
           <w:u w:val="none"/>
-          <w:lang w:val="en-US"/>
-        </w:rPr>
-        <w:t>Design e b</w:t>
-      </w:r>
-      <w:r>
-        <w:rPr>
-          <w:rFonts w:ascii="Arial" w:hAnsi="Arial" w:eastAsia="Arial" w:cs="Arial"/>
-          <w:b w:val="1"/>
-          <w:bCs w:val="1"/>
-          <w:i w:val="0"/>
-          <w:iCs w:val="0"/>
-          <w:strike w:val="0"/>
-          <w:dstrike w:val="0"/>
-          <w:noProof w:val="0"/>
-          <w:color w:val="000000" w:themeColor="text1" w:themeTint="FF" w:themeShade="FF"/>
-          <w:sz w:val="21"/>
-          <w:szCs w:val="21"/>
-          <w:u w:val="none"/>
-          <w:lang w:val="pt-BR"/>
-        </w:rPr>
-        <w:t>oas</w:t>
-      </w:r>
-      <w:r>
-        <w:rPr>
-          <w:rFonts w:ascii="Arial" w:hAnsi="Arial" w:eastAsia="Arial" w:cs="Arial"/>
-          <w:b w:val="1"/>
-          <w:bCs w:val="1"/>
-          <w:i w:val="0"/>
-          <w:iCs w:val="0"/>
-          <w:strike w:val="0"/>
-          <w:dstrike w:val="0"/>
-          <w:noProof w:val="0"/>
-          <w:color w:val="000000" w:themeColor="text1" w:themeTint="FF" w:themeShade="FF"/>
-          <w:sz w:val="21"/>
-          <w:szCs w:val="21"/>
-          <w:u w:val="none"/>
-          <w:lang w:val="pt-BR"/>
-        </w:rPr>
-        <w:t xml:space="preserve"> práticas de </w:t>
-      </w:r>
-      <w:r>
-        <w:rPr>
-          <w:rFonts w:ascii="Arial" w:hAnsi="Arial" w:eastAsia="Arial" w:cs="Arial"/>
-          <w:b w:val="1"/>
-          <w:bCs w:val="1"/>
-          <w:i w:val="0"/>
-          <w:iCs w:val="0"/>
-          <w:strike w:val="0"/>
-          <w:dstrike w:val="0"/>
-          <w:noProof w:val="0"/>
-          <w:color w:val="000000" w:themeColor="text1" w:themeTint="FF" w:themeShade="FF"/>
-          <w:sz w:val="21"/>
-          <w:szCs w:val="21"/>
-          <w:u w:val="none"/>
-          <w:lang w:val="en-US"/>
-        </w:rPr>
-        <w:t>UX/UI (Figma)</w:t>
-      </w:r>
-      <w:r>
-        <w:rPr>
-          <w:rFonts w:ascii="Arial" w:hAnsi="Arial" w:eastAsia="Arial" w:cs="Arial"/>
-          <w:b w:val="1"/>
-          <w:bCs w:val="1"/>
-          <w:i w:val="0"/>
-          <w:iCs w:val="0"/>
-          <w:strike w:val="0"/>
-          <w:dstrike w:val="0"/>
-          <w:noProof w:val="0"/>
-          <w:color w:val="000000" w:themeColor="text1" w:themeTint="FF" w:themeShade="FF"/>
-          <w:sz w:val="21"/>
-          <w:szCs w:val="21"/>
-          <w:u w:val="none"/>
-          <w:lang w:val="en-US"/>
-        </w:rPr>
-        <w:t xml:space="preserve">, </w:t>
-      </w:r>
-      <w:r>
-        <w:rPr>
-          <w:rFonts w:ascii="Arial" w:hAnsi="Arial" w:eastAsia="Arial" w:cs="Arial"/>
-          <w:b w:val="1"/>
-          <w:bCs w:val="1"/>
-          <w:i w:val="0"/>
-          <w:iCs w:val="0"/>
-          <w:strike w:val="0"/>
-          <w:dstrike w:val="0"/>
-          <w:noProof w:val="0"/>
-          <w:color w:val="000000" w:themeColor="text1" w:themeTint="FF" w:themeShade="FF"/>
-          <w:sz w:val="21"/>
-          <w:szCs w:val="21"/>
-          <w:u w:val="none"/>
-          <w:lang w:val="en-US"/>
-        </w:rPr>
-        <w:t>Jest</w:t>
-      </w:r>
-      <w:r>
-        <w:rPr>
-          <w:rFonts w:ascii="Arial" w:hAnsi="Arial" w:eastAsia="Arial" w:cs="Arial"/>
-          <w:b w:val="1"/>
-          <w:bCs w:val="1"/>
-          <w:i w:val="0"/>
-          <w:iCs w:val="0"/>
-          <w:strike w:val="0"/>
-          <w:dstrike w:val="0"/>
-          <w:noProof w:val="0"/>
-          <w:color w:val="000000" w:themeColor="text1" w:themeTint="FF" w:themeShade="FF"/>
-          <w:sz w:val="21"/>
-          <w:szCs w:val="21"/>
-          <w:u w:val="none"/>
-          <w:lang w:val="en-US"/>
-        </w:rPr>
-        <w:t xml:space="preserve">, </w:t>
-      </w:r>
-      <w:r>
-        <w:rPr>
-          <w:rFonts w:ascii="Arial" w:hAnsi="Arial" w:eastAsia="Arial" w:cs="Arial"/>
-          <w:b w:val="1"/>
-          <w:bCs w:val="1"/>
-          <w:i w:val="0"/>
-          <w:iCs w:val="0"/>
-          <w:strike w:val="0"/>
-          <w:dstrike w:val="0"/>
-          <w:noProof w:val="0"/>
-          <w:color w:val="000000" w:themeColor="text1" w:themeTint="FF" w:themeShade="FF"/>
-          <w:sz w:val="21"/>
-          <w:szCs w:val="21"/>
-          <w:u w:val="none"/>
-          <w:lang w:val="en-US"/>
+          <w:lang w:val="pt-BR"/>
         </w:rPr>
         <w:t>React</w:t>
       </w:r>
@@ -6750,7 +6325,7 @@
           <w:sz w:val="21"/>
           <w:szCs w:val="21"/>
           <w:u w:val="none"/>
-          <w:lang w:val="en-US"/>
+          <w:lang w:val="pt-BR"/>
         </w:rPr>
         <w:t xml:space="preserve"> </w:t>
       </w:r>
@@ -6768,312 +6343,6 @@
           <w:sz w:val="21"/>
           <w:szCs w:val="21"/>
           <w:u w:val="none"/>
-          <w:lang w:val="en-US"/>
-        </w:rPr>
-        <w:t>Native</w:t>
-      </w:r>
-      <w:r>
-        <w:rPr>
-          <w:rFonts w:ascii="Arial" w:hAnsi="Arial" w:eastAsia="Arial" w:cs="Arial"/>
-          <w:b w:val="1"/>
-          <w:bCs w:val="1"/>
-          <w:i w:val="0"/>
-          <w:iCs w:val="0"/>
-          <w:strike w:val="0"/>
-          <w:dstrike w:val="0"/>
-          <w:noProof w:val="0"/>
-          <w:color w:val="000000" w:themeColor="text1" w:themeTint="FF" w:themeShade="FF"/>
-          <w:sz w:val="21"/>
-          <w:szCs w:val="21"/>
-          <w:u w:val="none"/>
-          <w:lang w:val="en-US"/>
-        </w:rPr>
-        <w:t xml:space="preserve"> </w:t>
-      </w:r>
-      <w:r>
-        <w:rPr>
-          <w:rFonts w:ascii="Arial" w:hAnsi="Arial" w:eastAsia="Arial" w:cs="Arial"/>
-          <w:b w:val="1"/>
-          <w:bCs w:val="1"/>
-          <w:i w:val="0"/>
-          <w:iCs w:val="0"/>
-          <w:strike w:val="0"/>
-          <w:dstrike w:val="0"/>
-          <w:noProof w:val="0"/>
-          <w:color w:val="000000" w:themeColor="text1" w:themeTint="FF" w:themeShade="FF"/>
-          <w:sz w:val="21"/>
-          <w:szCs w:val="21"/>
-          <w:u w:val="none"/>
-          <w:lang w:val="en-US"/>
-        </w:rPr>
-        <w:t>Testing</w:t>
-      </w:r>
-      <w:r>
-        <w:rPr>
-          <w:rFonts w:ascii="Arial" w:hAnsi="Arial" w:eastAsia="Arial" w:cs="Arial"/>
-          <w:b w:val="1"/>
-          <w:bCs w:val="1"/>
-          <w:i w:val="0"/>
-          <w:iCs w:val="0"/>
-          <w:strike w:val="0"/>
-          <w:dstrike w:val="0"/>
-          <w:noProof w:val="0"/>
-          <w:color w:val="000000" w:themeColor="text1" w:themeTint="FF" w:themeShade="FF"/>
-          <w:sz w:val="21"/>
-          <w:szCs w:val="21"/>
-          <w:u w:val="none"/>
-          <w:lang w:val="en-US"/>
-        </w:rPr>
-        <w:t xml:space="preserve"> Libra</w:t>
-      </w:r>
-      <w:r>
-        <w:rPr>
-          <w:rFonts w:ascii="Arial" w:hAnsi="Arial" w:eastAsia="Arial" w:cs="Arial"/>
-          <w:b w:val="1"/>
-          <w:bCs w:val="1"/>
-          <w:i w:val="0"/>
-          <w:iCs w:val="0"/>
-          <w:strike w:val="0"/>
-          <w:dstrike w:val="0"/>
-          <w:noProof w:val="0"/>
-          <w:color w:val="000000" w:themeColor="text1" w:themeTint="FF" w:themeShade="FF"/>
-          <w:sz w:val="21"/>
-          <w:szCs w:val="21"/>
-          <w:u w:val="none"/>
-          <w:lang w:val="en-US"/>
-        </w:rPr>
-        <w:t>ry</w:t>
-      </w:r>
-      <w:r>
-        <w:rPr>
-          <w:rFonts w:ascii="Arial" w:hAnsi="Arial" w:eastAsia="Arial" w:cs="Arial"/>
-          <w:b w:val="1"/>
-          <w:bCs w:val="1"/>
-          <w:i w:val="0"/>
-          <w:iCs w:val="0"/>
-          <w:strike w:val="0"/>
-          <w:dstrike w:val="0"/>
-          <w:noProof w:val="0"/>
-          <w:color w:val="000000" w:themeColor="text1" w:themeTint="FF" w:themeShade="FF"/>
-          <w:sz w:val="21"/>
-          <w:szCs w:val="21"/>
-          <w:u w:val="none"/>
-          <w:lang w:val="en-US"/>
-        </w:rPr>
-        <w:t>,</w:t>
-      </w:r>
-      <w:r>
-        <w:rPr>
-          <w:rFonts w:ascii="Arial" w:hAnsi="Arial" w:eastAsia="Arial" w:cs="Arial"/>
-          <w:b w:val="1"/>
-          <w:bCs w:val="1"/>
-          <w:i w:val="0"/>
-          <w:iCs w:val="0"/>
-          <w:strike w:val="0"/>
-          <w:dstrike w:val="0"/>
-          <w:noProof w:val="0"/>
-          <w:color w:val="000000" w:themeColor="text1" w:themeTint="FF" w:themeShade="FF"/>
-          <w:sz w:val="21"/>
-          <w:szCs w:val="21"/>
-          <w:u w:val="none"/>
-          <w:lang w:val="en-US"/>
-        </w:rPr>
-        <w:t xml:space="preserve"> Gi</w:t>
-      </w:r>
-      <w:r>
-        <w:rPr>
-          <w:rFonts w:ascii="Arial" w:hAnsi="Arial" w:eastAsia="Arial" w:cs="Arial"/>
-          <w:b w:val="1"/>
-          <w:bCs w:val="1"/>
-          <w:i w:val="0"/>
-          <w:iCs w:val="0"/>
-          <w:strike w:val="0"/>
-          <w:dstrike w:val="0"/>
-          <w:noProof w:val="0"/>
-          <w:color w:val="000000" w:themeColor="text1" w:themeTint="FF" w:themeShade="FF"/>
-          <w:sz w:val="21"/>
-          <w:szCs w:val="21"/>
-          <w:u w:val="none"/>
-          <w:lang w:val="en-US"/>
-        </w:rPr>
-        <w:t>t, Gi</w:t>
-      </w:r>
-      <w:r>
-        <w:rPr>
-          <w:rFonts w:ascii="Arial" w:hAnsi="Arial" w:eastAsia="Arial" w:cs="Arial"/>
-          <w:b w:val="1"/>
-          <w:bCs w:val="1"/>
-          <w:i w:val="0"/>
-          <w:iCs w:val="0"/>
-          <w:strike w:val="0"/>
-          <w:dstrike w:val="0"/>
-          <w:noProof w:val="0"/>
-          <w:color w:val="000000" w:themeColor="text1" w:themeTint="FF" w:themeShade="FF"/>
-          <w:sz w:val="21"/>
-          <w:szCs w:val="21"/>
-          <w:u w:val="none"/>
-          <w:lang w:val="en-US"/>
-        </w:rPr>
-        <w:t>tHub</w:t>
-      </w:r>
-      <w:r>
-        <w:rPr>
-          <w:rFonts w:ascii="Arial" w:hAnsi="Arial" w:eastAsia="Arial" w:cs="Arial"/>
-          <w:b w:val="1"/>
-          <w:bCs w:val="1"/>
-          <w:i w:val="0"/>
-          <w:iCs w:val="0"/>
-          <w:strike w:val="0"/>
-          <w:dstrike w:val="0"/>
-          <w:noProof w:val="0"/>
-          <w:color w:val="000000" w:themeColor="text1" w:themeTint="FF" w:themeShade="FF"/>
-          <w:sz w:val="21"/>
-          <w:szCs w:val="21"/>
-          <w:u w:val="none"/>
-          <w:lang w:val="en-US"/>
-        </w:rPr>
-        <w:t>,</w:t>
-      </w:r>
-      <w:r>
-        <w:rPr>
-          <w:rFonts w:ascii="Arial" w:hAnsi="Arial" w:eastAsia="Arial" w:cs="Arial"/>
-          <w:b w:val="1"/>
-          <w:bCs w:val="1"/>
-          <w:i w:val="0"/>
-          <w:iCs w:val="0"/>
-          <w:strike w:val="0"/>
-          <w:dstrike w:val="0"/>
-          <w:noProof w:val="0"/>
-          <w:color w:val="000000" w:themeColor="text1" w:themeTint="FF" w:themeShade="FF"/>
-          <w:sz w:val="21"/>
-          <w:szCs w:val="21"/>
-          <w:u w:val="none"/>
-          <w:lang w:val="en-US"/>
-        </w:rPr>
-        <w:t xml:space="preserve"> </w:t>
-      </w:r>
-      <w:r>
-        <w:rPr>
-          <w:rFonts w:ascii="Arial" w:hAnsi="Arial" w:eastAsia="Arial" w:cs="Arial"/>
-          <w:b w:val="1"/>
-          <w:bCs w:val="1"/>
-          <w:i w:val="0"/>
-          <w:iCs w:val="0"/>
-          <w:strike w:val="0"/>
-          <w:dstrike w:val="0"/>
-          <w:noProof w:val="0"/>
-          <w:color w:val="000000" w:themeColor="text1" w:themeTint="FF" w:themeShade="FF"/>
-          <w:sz w:val="21"/>
-          <w:szCs w:val="21"/>
-          <w:u w:val="none"/>
-          <w:lang w:val="pt-BR"/>
-        </w:rPr>
-        <w:t>np</w:t>
-      </w:r>
-      <w:r>
-        <w:rPr>
-          <w:rFonts w:ascii="Arial" w:hAnsi="Arial" w:eastAsia="Arial" w:cs="Arial"/>
-          <w:b w:val="1"/>
-          <w:bCs w:val="1"/>
-          <w:i w:val="0"/>
-          <w:iCs w:val="0"/>
-          <w:strike w:val="0"/>
-          <w:dstrike w:val="0"/>
-          <w:noProof w:val="0"/>
-          <w:color w:val="000000" w:themeColor="text1" w:themeTint="FF" w:themeShade="FF"/>
-          <w:sz w:val="21"/>
-          <w:szCs w:val="21"/>
-          <w:u w:val="none"/>
-          <w:lang w:val="pt-BR"/>
-        </w:rPr>
-        <w:t>m</w:t>
-      </w:r>
-      <w:r>
-        <w:rPr>
-          <w:rFonts w:ascii="Arial" w:hAnsi="Arial" w:eastAsia="Arial" w:cs="Arial"/>
-          <w:b w:val="1"/>
-          <w:bCs w:val="1"/>
-          <w:i w:val="0"/>
-          <w:iCs w:val="0"/>
-          <w:strike w:val="0"/>
-          <w:dstrike w:val="0"/>
-          <w:noProof w:val="0"/>
-          <w:color w:val="000000" w:themeColor="text1" w:themeTint="FF" w:themeShade="FF"/>
-          <w:sz w:val="21"/>
-          <w:szCs w:val="21"/>
-          <w:u w:val="none"/>
-          <w:lang w:val="pt-BR"/>
-        </w:rPr>
-        <w:t>, Android Studio</w:t>
-      </w:r>
-      <w:r>
-        <w:rPr>
-          <w:rFonts w:ascii="Arial" w:hAnsi="Arial" w:eastAsia="Arial" w:cs="Arial"/>
-          <w:b w:val="1"/>
-          <w:bCs w:val="1"/>
-          <w:i w:val="0"/>
-          <w:iCs w:val="0"/>
-          <w:strike w:val="0"/>
-          <w:dstrike w:val="0"/>
-          <w:noProof w:val="0"/>
-          <w:color w:val="000000" w:themeColor="text1" w:themeTint="FF" w:themeShade="FF"/>
-          <w:sz w:val="21"/>
-          <w:szCs w:val="21"/>
-          <w:u w:val="none"/>
-          <w:lang w:val="pt-BR"/>
-        </w:rPr>
-        <w:t xml:space="preserve">, </w:t>
-      </w:r>
-      <w:r>
-        <w:rPr>
-          <w:rFonts w:ascii="Arial" w:hAnsi="Arial" w:eastAsia="Arial" w:cs="Arial"/>
-          <w:b w:val="1"/>
-          <w:bCs w:val="1"/>
-          <w:i w:val="0"/>
-          <w:iCs w:val="0"/>
-          <w:strike w:val="0"/>
-          <w:dstrike w:val="0"/>
-          <w:noProof w:val="0"/>
-          <w:color w:val="000000" w:themeColor="text1" w:themeTint="FF" w:themeShade="FF"/>
-          <w:sz w:val="21"/>
-          <w:szCs w:val="21"/>
-          <w:u w:val="none"/>
-          <w:lang w:val="pt-BR"/>
-        </w:rPr>
-        <w:t>React</w:t>
-      </w:r>
-      <w:r>
-        <w:rPr>
-          <w:rFonts w:ascii="Arial" w:hAnsi="Arial" w:eastAsia="Arial" w:cs="Arial"/>
-          <w:b w:val="1"/>
-          <w:bCs w:val="1"/>
-          <w:i w:val="0"/>
-          <w:iCs w:val="0"/>
-          <w:strike w:val="0"/>
-          <w:dstrike w:val="0"/>
-          <w:noProof w:val="0"/>
-          <w:color w:val="000000" w:themeColor="text1" w:themeTint="FF" w:themeShade="FF"/>
-          <w:sz w:val="21"/>
-          <w:szCs w:val="21"/>
-          <w:u w:val="none"/>
-          <w:lang w:val="pt-BR"/>
-        </w:rPr>
-        <w:t xml:space="preserve"> </w:t>
-      </w:r>
-      <w:r>
-        <w:rPr>
-          <w:rFonts w:ascii="Arial" w:hAnsi="Arial" w:eastAsia="Arial" w:cs="Arial"/>
-          <w:b w:val="1"/>
-          <w:bCs w:val="1"/>
-          <w:i w:val="0"/>
-          <w:iCs w:val="0"/>
-          <w:strike w:val="0"/>
-          <w:dstrike w:val="0"/>
-          <w:noProof w:val="0"/>
-          <w:color w:val="000000" w:themeColor="text1" w:themeTint="FF" w:themeShade="FF"/>
-          <w:sz w:val="21"/>
-          <w:szCs w:val="21"/>
-          <w:u w:val="none"/>
           <w:lang w:val="pt-BR"/>
         </w:rPr>
         <w:t>Navigation</w:t>
@@ -7094,7 +6363,7 @@
           <w:u w:val="none"/>
           <w:lang w:val="pt-BR"/>
         </w:rPr>
-        <w:t xml:space="preserve"> para rotas, Formulários com </w:t>
+        <w:t xml:space="preserve">, Formulários com </w:t>
       </w:r>
       <w:r>
         <w:rPr>

--- a/public/resumes/word/HenriqueMascarin_DesenvolvedorMobile.docx
+++ b/public/resumes/word/HenriqueMascarin_DesenvolvedorMobile.docx
@@ -814,7 +814,7 @@
           <w:szCs w:val="22"/>
           <w:lang w:val="pt-BR"/>
         </w:rPr>
-        <w:t>Desenvolvedor Front-</w:t>
+        <w:t>Desenvolvedor Mobile Pleno e Front-</w:t>
       </w:r>
       <w:r>
         <w:rPr>
@@ -834,6 +834,26 @@
           <w:szCs w:val="22"/>
           <w:lang w:val="pt-BR"/>
         </w:rPr>
+        <w:t xml:space="preserve">, especializado em </w:t>
+      </w:r>
+      <w:r>
+        <w:rPr>
+          <w:rFonts w:ascii="Arial" w:hAnsi="Arial" w:eastAsia="Arial" w:cs="Arial"/>
+          <w:noProof w:val="0"/>
+          <w:sz w:val="22"/>
+          <w:szCs w:val="22"/>
+          <w:lang w:val="pt-BR"/>
+        </w:rPr>
+        <w:t>React</w:t>
+      </w:r>
+      <w:r>
+        <w:rPr>
+          <w:rFonts w:ascii="Arial" w:hAnsi="Arial" w:eastAsia="Arial" w:cs="Arial"/>
+          <w:noProof w:val="0"/>
+          <w:sz w:val="22"/>
+          <w:szCs w:val="22"/>
+          <w:lang w:val="pt-BR"/>
+        </w:rPr>
         <w:t xml:space="preserve"> </w:t>
       </w:r>
       <w:r>
@@ -844,116 +864,6 @@
           <w:szCs w:val="22"/>
           <w:lang w:val="pt-BR"/>
         </w:rPr>
-        <w:t>Pleno</w:t>
-      </w:r>
-      <w:r>
-        <w:rPr>
-          <w:rFonts w:ascii="Arial" w:hAnsi="Arial" w:eastAsia="Arial" w:cs="Arial"/>
-          <w:noProof w:val="0"/>
-          <w:sz w:val="22"/>
-          <w:szCs w:val="22"/>
-          <w:lang w:val="pt-BR"/>
-        </w:rPr>
-        <w:t xml:space="preserve"> (</w:t>
-      </w:r>
-      <w:r>
-        <w:rPr>
-          <w:rFonts w:ascii="Arial" w:hAnsi="Arial" w:eastAsia="Arial" w:cs="Arial"/>
-          <w:noProof w:val="0"/>
-          <w:sz w:val="22"/>
-          <w:szCs w:val="22"/>
-          <w:lang w:val="pt-BR"/>
-        </w:rPr>
-        <w:t>f</w:t>
-      </w:r>
-      <w:r>
-        <w:rPr>
-          <w:rFonts w:ascii="Arial" w:hAnsi="Arial" w:eastAsia="Arial" w:cs="Arial"/>
-          <w:noProof w:val="0"/>
-          <w:sz w:val="22"/>
-          <w:szCs w:val="22"/>
-          <w:lang w:val="pt-BR"/>
-        </w:rPr>
-        <w:t>oco em</w:t>
-      </w:r>
-      <w:r>
-        <w:rPr>
-          <w:rFonts w:ascii="Arial" w:hAnsi="Arial" w:eastAsia="Arial" w:cs="Arial"/>
-          <w:noProof w:val="0"/>
-          <w:sz w:val="22"/>
-          <w:szCs w:val="22"/>
-          <w:lang w:val="pt-BR"/>
-        </w:rPr>
-        <w:t xml:space="preserve"> mobile)</w:t>
-      </w:r>
-      <w:r>
-        <w:rPr>
-          <w:rFonts w:ascii="Arial" w:hAnsi="Arial" w:eastAsia="Arial" w:cs="Arial"/>
-          <w:noProof w:val="0"/>
-          <w:sz w:val="22"/>
-          <w:szCs w:val="22"/>
-          <w:lang w:val="pt-BR"/>
-        </w:rPr>
-        <w:t>,</w:t>
-      </w:r>
-      <w:r>
-        <w:rPr>
-          <w:rFonts w:ascii="Arial" w:hAnsi="Arial" w:eastAsia="Arial" w:cs="Arial"/>
-          <w:noProof w:val="0"/>
-          <w:sz w:val="22"/>
-          <w:szCs w:val="22"/>
-          <w:lang w:val="pt-BR"/>
-        </w:rPr>
-        <w:t xml:space="preserve"> </w:t>
-      </w:r>
-      <w:r>
-        <w:rPr>
-          <w:rFonts w:ascii="Arial" w:hAnsi="Arial" w:eastAsia="Arial" w:cs="Arial"/>
-          <w:noProof w:val="0"/>
-          <w:sz w:val="22"/>
-          <w:szCs w:val="22"/>
-          <w:lang w:val="pt-BR"/>
-        </w:rPr>
-        <w:t>especializado em</w:t>
-      </w:r>
-      <w:r>
-        <w:rPr>
-          <w:rFonts w:ascii="Arial" w:hAnsi="Arial" w:eastAsia="Arial" w:cs="Arial"/>
-          <w:noProof w:val="0"/>
-          <w:sz w:val="22"/>
-          <w:szCs w:val="22"/>
-          <w:lang w:val="pt-BR"/>
-        </w:rPr>
-        <w:t xml:space="preserve"> </w:t>
-      </w:r>
-      <w:r>
-        <w:rPr>
-          <w:rFonts w:ascii="Arial" w:hAnsi="Arial" w:eastAsia="Arial" w:cs="Arial"/>
-          <w:noProof w:val="0"/>
-          <w:sz w:val="22"/>
-          <w:szCs w:val="22"/>
-          <w:lang w:val="pt-BR"/>
-        </w:rPr>
-        <w:t>React</w:t>
-      </w:r>
-      <w:r>
-        <w:rPr>
-          <w:rFonts w:ascii="Arial" w:hAnsi="Arial" w:eastAsia="Arial" w:cs="Arial"/>
-          <w:noProof w:val="0"/>
-          <w:sz w:val="22"/>
-          <w:szCs w:val="22"/>
-          <w:lang w:val="pt-BR"/>
-        </w:rPr>
-        <w:t xml:space="preserve"> </w:t>
-      </w:r>
-      <w:r>
-        <w:rPr>
-          <w:rFonts w:ascii="Arial" w:hAnsi="Arial" w:eastAsia="Arial" w:cs="Arial"/>
-          <w:noProof w:val="0"/>
-          <w:sz w:val="22"/>
-          <w:szCs w:val="22"/>
-          <w:lang w:val="pt-BR"/>
-        </w:rPr>
         <w:t>Native</w:t>
       </w:r>
       <w:r>
@@ -964,67 +874,17 @@
           <w:szCs w:val="22"/>
           <w:lang w:val="pt-BR"/>
         </w:rPr>
-        <w:t>,</w:t>
-      </w:r>
-      <w:r>
-        <w:rPr>
-          <w:rFonts w:ascii="Arial" w:hAnsi="Arial" w:eastAsia="Arial" w:cs="Arial"/>
-          <w:noProof w:val="0"/>
-          <w:sz w:val="22"/>
-          <w:szCs w:val="22"/>
-          <w:lang w:val="pt-BR"/>
-        </w:rPr>
-        <w:t xml:space="preserve"> Expo,</w:t>
-      </w:r>
-      <w:r>
-        <w:rPr>
-          <w:rFonts w:ascii="Arial" w:hAnsi="Arial" w:eastAsia="Arial" w:cs="Arial"/>
-          <w:noProof w:val="0"/>
-          <w:sz w:val="22"/>
-          <w:szCs w:val="22"/>
-          <w:lang w:val="pt-BR"/>
-        </w:rPr>
-        <w:t xml:space="preserve"> </w:t>
-      </w:r>
-      <w:r>
-        <w:rPr>
-          <w:rFonts w:ascii="Arial" w:hAnsi="Arial" w:eastAsia="Arial" w:cs="Arial"/>
-          <w:noProof w:val="0"/>
-          <w:sz w:val="22"/>
-          <w:szCs w:val="22"/>
-          <w:lang w:val="pt-BR"/>
-        </w:rPr>
-        <w:t>React</w:t>
-      </w:r>
-      <w:r>
-        <w:rPr>
-          <w:rFonts w:ascii="Arial" w:hAnsi="Arial" w:eastAsia="Arial" w:cs="Arial"/>
-          <w:noProof w:val="0"/>
-          <w:sz w:val="22"/>
-          <w:szCs w:val="22"/>
-          <w:lang w:val="pt-BR"/>
-        </w:rPr>
-        <w:t>.js</w:t>
-      </w:r>
-      <w:r>
-        <w:rPr>
-          <w:rFonts w:ascii="Arial" w:hAnsi="Arial" w:eastAsia="Arial" w:cs="Arial"/>
-          <w:noProof w:val="0"/>
-          <w:sz w:val="22"/>
-          <w:szCs w:val="22"/>
-          <w:lang w:val="pt-BR"/>
-        </w:rPr>
-        <w:t>,</w:t>
-      </w:r>
-      <w:r>
-        <w:rPr>
-          <w:rFonts w:ascii="Arial" w:hAnsi="Arial" w:eastAsia="Arial" w:cs="Arial"/>
-          <w:noProof w:val="0"/>
-          <w:sz w:val="22"/>
-          <w:szCs w:val="22"/>
-          <w:lang w:val="pt-BR"/>
-        </w:rPr>
-        <w:t xml:space="preserve"> Vue.js</w:t>
+        <w:t xml:space="preserve">, Expo, React.js, </w:t>
+      </w:r>
+      <w:r>
+        <w:rPr>
+          <w:rFonts w:ascii="Arial" w:hAnsi="Arial" w:eastAsia="Arial" w:cs="Arial"/>
+          <w:noProof w:val="0"/>
+          <w:sz w:val="22"/>
+          <w:szCs w:val="22"/>
+          <w:lang w:val="pt-BR"/>
+        </w:rPr>
+        <w:t>TypeScript</w:t>
       </w:r>
       <w:r>
         <w:rPr>
@@ -3291,7 +3151,27 @@
           <w:szCs w:val="22"/>
           <w:lang w:val="pt-BR"/>
         </w:rPr>
-        <w:t>Atuo no desenvolvimento do sistema SG Master Web, plataforma de gestão empresarial com milhares de clientes ativos.</w:t>
+        <w:t>At</w:t>
+      </w:r>
+      <w:r>
+        <w:rPr>
+          <w:rFonts w:ascii="Arial" w:hAnsi="Arial" w:eastAsia="Arial" w:cs="Arial"/>
+          <w:noProof w:val="0"/>
+          <w:sz w:val="22"/>
+          <w:szCs w:val="22"/>
+          <w:lang w:val="pt-BR"/>
+        </w:rPr>
+        <w:t>uei</w:t>
+      </w:r>
+      <w:r>
+        <w:rPr>
+          <w:rFonts w:ascii="Arial" w:hAnsi="Arial" w:eastAsia="Arial" w:cs="Arial"/>
+          <w:noProof w:val="0"/>
+          <w:sz w:val="22"/>
+          <w:szCs w:val="22"/>
+          <w:lang w:val="pt-BR"/>
+        </w:rPr>
+        <w:t xml:space="preserve"> no desenvolvimento do sistema SG Master Web, plataforma de gestão empresarial com milhares de clientes ativos.</w:t>
       </w:r>
     </w:p>
     <w:p>

--- a/public/resumes/word/HenriqueMascarin_DesenvolvedorMobile.docx
+++ b/public/resumes/word/HenriqueMascarin_DesenvolvedorMobile.docx
@@ -1215,7 +1215,7 @@
           <w:szCs w:val="24"/>
           <w:lang w:val="pt-BR"/>
         </w:rPr>
-        <w:t>Fundador e Desenvolvedor Mobile</w:t>
+        <w:t>Desenvolvedor Mobile</w:t>
       </w:r>
       <w:r>
         <w:rPr>
@@ -1240,15 +1240,18 @@
           <w:i w:val="1"/>
           <w:iCs w:val="1"/>
           <w:noProof w:val="0"/>
-          <w:lang w:val="pt-BR"/>
-        </w:rPr>
-        <w:t xml:space="preserve"> </w:t>
-      </w:r>
-      <w:r>
-        <w:rPr>
-          <w:rFonts w:ascii="Arial" w:hAnsi="Arial" w:eastAsia="Arial" w:cs="Arial"/>
-          <w:b w:val="0"/>
-          <w:bCs w:val="0"/>
+          <w:color w:val="000000" w:themeColor="text1" w:themeTint="FF" w:themeShade="FF"/>
+          <w:sz w:val="24"/>
+          <w:szCs w:val="24"/>
+          <w:lang w:val="pt-BR"/>
+        </w:rPr>
+        <w:t xml:space="preserve"> e </w:t>
+      </w:r>
+      <w:r>
+        <w:rPr>
+          <w:rFonts w:ascii="Arial" w:hAnsi="Arial" w:eastAsia="Arial" w:cs="Arial"/>
+          <w:b w:val="1"/>
+          <w:bCs w:val="1"/>
           <w:i w:val="1"/>
           <w:iCs w:val="1"/>
           <w:noProof w:val="0"/>
@@ -1257,22 +1260,34 @@
           <w:szCs w:val="24"/>
           <w:lang w:val="pt-BR"/>
         </w:rPr>
-        <w:t>(</w:t>
-      </w:r>
-      <w:r>
-        <w:rPr>
-          <w:rFonts w:ascii="Arial" w:hAnsi="Arial" w:eastAsia="Arial" w:cs="Arial"/>
-          <w:b w:val="0"/>
-          <w:bCs w:val="0"/>
+        <w:t>Fundador</w:t>
+      </w:r>
+      <w:r>
+        <w:rPr>
+          <w:rFonts w:ascii="Arial" w:hAnsi="Arial" w:eastAsia="Arial" w:cs="Arial"/>
+          <w:b w:val="1"/>
+          <w:bCs w:val="1"/>
           <w:i w:val="1"/>
           <w:iCs w:val="1"/>
           <w:noProof w:val="0"/>
+          <w:lang w:val="pt-BR"/>
+        </w:rPr>
+        <w:t xml:space="preserve"> </w:t>
+      </w:r>
+      <w:r>
+        <w:rPr>
+          <w:rFonts w:ascii="Arial" w:hAnsi="Arial" w:eastAsia="Arial" w:cs="Arial"/>
+          <w:b w:val="0"/>
+          <w:bCs w:val="0"/>
+          <w:i w:val="1"/>
+          <w:iCs w:val="1"/>
+          <w:noProof w:val="0"/>
           <w:color w:val="000000" w:themeColor="text1" w:themeTint="FF" w:themeShade="FF"/>
           <w:sz w:val="24"/>
           <w:szCs w:val="24"/>
           <w:lang w:val="pt-BR"/>
         </w:rPr>
-        <w:t>abril/2023</w:t>
+        <w:t>(</w:t>
       </w:r>
       <w:r>
         <w:rPr>
@@ -1287,7 +1302,7 @@
           <w:szCs w:val="24"/>
           <w:lang w:val="pt-BR"/>
         </w:rPr>
-        <w:t xml:space="preserve"> - </w:t>
+        <w:t>abril/2023</w:t>
       </w:r>
       <w:r>
         <w:rPr>
@@ -1302,7 +1317,7 @@
           <w:szCs w:val="24"/>
           <w:lang w:val="pt-BR"/>
         </w:rPr>
-        <w:t>presente</w:t>
+        <w:t xml:space="preserve"> - </w:t>
       </w:r>
       <w:r>
         <w:rPr>
@@ -1317,11 +1332,27 @@
           <w:szCs w:val="24"/>
           <w:lang w:val="pt-BR"/>
         </w:rPr>
+        <w:t>presente</w:t>
+      </w:r>
+      <w:r>
+        <w:rPr>
+          <w:rFonts w:ascii="Arial" w:hAnsi="Arial" w:eastAsia="Arial" w:cs="Arial"/>
+          <w:b w:val="0"/>
+          <w:bCs w:val="0"/>
+          <w:i w:val="1"/>
+          <w:iCs w:val="1"/>
+          <w:noProof w:val="0"/>
+          <w:color w:val="000000" w:themeColor="text1" w:themeTint="FF" w:themeShade="FF"/>
+          <w:sz w:val="24"/>
+          <w:szCs w:val="24"/>
+          <w:lang w:val="pt-BR"/>
+        </w:rPr>
         <w:t>)</w:t>
       </w:r>
     </w:p>
     <w:p>
       <w:pPr>
+        <w:pStyle w:val="Normal"/>
         <w:keepNext w:val="0"/>
         <w:keepLines w:val="0"/>
         <w:spacing w:before="80" w:beforeAutospacing="off" w:after="0" w:afterAutospacing="off" w:line="276" w:lineRule="auto"/>
@@ -1343,9 +1374,39 @@
           <w:szCs w:val="22"/>
           <w:lang w:val="pt-BR"/>
         </w:rPr>
-        <w:t xml:space="preserve">Atuo como fundador e desenvolvedor do aplicativo </w:t>
-      </w:r>
-      <w:hyperlink r:id="R8926814ecf1a46db">
+        <w:t>Atuo como desenvolvedor</w:t>
+      </w:r>
+      <w:r>
+        <w:rPr>
+          <w:rFonts w:ascii="Arial" w:hAnsi="Arial" w:eastAsia="Arial" w:cs="Arial"/>
+          <w:noProof w:val="0"/>
+          <w:sz w:val="22"/>
+          <w:szCs w:val="22"/>
+          <w:lang w:val="pt-BR"/>
+        </w:rPr>
+        <w:t xml:space="preserve"> Mobile Pleno e </w:t>
+      </w:r>
+      <w:r>
+        <w:rPr>
+          <w:rFonts w:ascii="Arial" w:hAnsi="Arial" w:eastAsia="Arial" w:cs="Arial"/>
+          <w:noProof w:val="0"/>
+          <w:sz w:val="22"/>
+          <w:szCs w:val="22"/>
+          <w:lang w:val="pt-BR"/>
+        </w:rPr>
+        <w:t xml:space="preserve">fundador </w:t>
+      </w:r>
+      <w:r>
+        <w:rPr>
+          <w:rFonts w:ascii="Arial" w:hAnsi="Arial" w:eastAsia="Arial" w:cs="Arial"/>
+          <w:noProof w:val="0"/>
+          <w:sz w:val="22"/>
+          <w:szCs w:val="22"/>
+          <w:lang w:val="pt-BR"/>
+        </w:rPr>
+        <w:t xml:space="preserve">do aplicativo </w:t>
+      </w:r>
+      <w:hyperlink r:id="R6ab00a430c7f4ea6">
         <w:r>
           <w:rPr>
             <w:rStyle w:val="Hyperlink"/>
@@ -1368,7 +1429,7 @@
         </w:rPr>
         <w:t xml:space="preserve">, temporizador com sons do seu dispositivo, publicado na </w:t>
       </w:r>
-      <w:hyperlink r:id="Rd81162f789014069">
+      <w:hyperlink r:id="R81a8ea8371cc4fd8">
         <w:r>
           <w:rPr>
             <w:rStyle w:val="Hyperlink"/>

--- a/public/resumes/word/HenriqueMascarin_DesenvolvedorMobile.docx
+++ b/public/resumes/word/HenriqueMascarin_DesenvolvedorMobile.docx
@@ -3043,6 +3043,11 @@
       </w:r>
       <w:r>
         <w:rPr>
+          <w:rFonts w:ascii="Arial" w:hAnsi="Arial" w:eastAsia="Arial" w:cs="Arial"/>
+          <w:b w:val="1"/>
+          <w:bCs w:val="1"/>
+          <w:i w:val="0"/>
+          <w:iCs w:val="0"/>
           <w:noProof w:val="0"/>
           <w:lang w:val="pt-BR"/>
         </w:rPr>
@@ -3053,8 +3058,8 @@
           <w:rFonts w:ascii="Arial" w:hAnsi="Arial" w:eastAsia="Arial" w:cs="Arial"/>
           <w:b w:val="1"/>
           <w:bCs w:val="1"/>
-          <w:i w:val="0"/>
-          <w:iCs w:val="0"/>
+          <w:i w:val="1"/>
+          <w:iCs w:val="1"/>
           <w:noProof w:val="0"/>
           <w:color w:val="000000" w:themeColor="text1" w:themeTint="FF" w:themeShade="FF"/>
           <w:sz w:val="24"/>
@@ -3068,24 +3073,21 @@
           <w:rFonts w:ascii="Arial" w:hAnsi="Arial" w:eastAsia="Arial" w:cs="Arial"/>
           <w:b w:val="1"/>
           <w:bCs w:val="1"/>
-          <w:i w:val="0"/>
-          <w:iCs w:val="0"/>
-          <w:noProof w:val="0"/>
-          <w:color w:val="000000" w:themeColor="text1" w:themeTint="FF" w:themeShade="FF"/>
-          <w:sz w:val="26"/>
-          <w:szCs w:val="26"/>
-          <w:lang w:val="pt-BR"/>
-        </w:rPr>
-        <w:t xml:space="preserve"> </w:t>
-      </w:r>
-      <w:r>
-        <w:rPr>
-          <w:rFonts w:ascii="Arial" w:hAnsi="Arial" w:eastAsia="Arial" w:cs="Arial"/>
-          <w:b w:val="1"/>
-          <w:bCs w:val="1"/>
           <w:i w:val="1"/>
           <w:iCs w:val="1"/>
           <w:noProof w:val="0"/>
+          <w:lang w:val="pt-BR"/>
+        </w:rPr>
+        <w:t xml:space="preserve"> </w:t>
+      </w:r>
+      <w:r>
+        <w:rPr>
+          <w:rFonts w:ascii="Arial" w:hAnsi="Arial" w:eastAsia="Arial" w:cs="Arial"/>
+          <w:b w:val="1"/>
+          <w:bCs w:val="1"/>
+          <w:i w:val="1"/>
+          <w:iCs w:val="1"/>
+          <w:noProof w:val="0"/>
           <w:color w:val="000000" w:themeColor="text1" w:themeTint="FF" w:themeShade="FF"/>
           <w:sz w:val="24"/>
           <w:szCs w:val="24"/>
@@ -3106,7 +3108,22 @@
           <w:szCs w:val="24"/>
           <w:lang w:val="pt-BR"/>
         </w:rPr>
-        <w:t>end Pleno</w:t>
+        <w:t>end</w:t>
+      </w:r>
+      <w:r>
+        <w:rPr>
+          <w:rFonts w:ascii="Arial" w:hAnsi="Arial" w:eastAsia="Arial" w:cs="Arial"/>
+          <w:b w:val="1"/>
+          <w:bCs w:val="1"/>
+          <w:i w:val="1"/>
+          <w:iCs w:val="1"/>
+          <w:noProof w:val="0"/>
+          <w:color w:val="000000" w:themeColor="text1" w:themeTint="FF" w:themeShade="FF"/>
+          <w:sz w:val="24"/>
+          <w:szCs w:val="24"/>
+          <w:lang w:val="pt-BR"/>
+        </w:rPr>
+        <w:t xml:space="preserve"> Pleno</w:t>
       </w:r>
       <w:r>
         <w:rPr>
